--- a/Operating environments and system programming/Lab5/ОсиспЛаб5.docx
+++ b/Operating environments and system programming/Lab5/ОсиспЛаб5.docx
@@ -245,31 +245,7 @@
           <w:bCs/>
           <w:szCs w:val="28"/>
         </w:rPr>
-        <w:t>ВЗАИМОДЕЙСТВИЕ ПРОЦЕССОВ</w:t>
-      </w:r>
-      <w:r>
-        <w:rPr>
-          <w:b/>
-          <w:bCs/>
-          <w:szCs w:val="28"/>
-        </w:rPr>
-        <w:t xml:space="preserve"> (ПОТОКОВ)</w:t>
-      </w:r>
-      <w:r>
-        <w:rPr>
-          <w:b/>
-          <w:bCs/>
-          <w:szCs w:val="28"/>
-        </w:rPr>
-        <w:t xml:space="preserve">: </w:t>
-      </w:r>
-      <w:r>
-        <w:rPr>
-          <w:b/>
-          <w:bCs/>
-          <w:szCs w:val="28"/>
-        </w:rPr>
-        <w:t>ВЗАИМНОЕ ИСКЛЮЧЕНИЕ И СИНХРОНИЗАЦИЯ</w:t>
+        <w:t>ЭЛЕМЕНТЫ СЕТЕВОГО ПРОГРАММИРОВАНИЯ</w:t>
       </w:r>
     </w:p>
     <w:p>
@@ -277,6 +253,14 @@
         <w:ind w:firstLine="0"/>
         <w:contextualSpacing/>
         <w:jc w:val="center"/>
+        <w:rPr>
+          <w:szCs w:val="28"/>
+        </w:rPr>
+      </w:pPr>
+    </w:p>
+    <w:p>
+      <w:pPr>
+        <w:contextualSpacing/>
         <w:rPr>
           <w:szCs w:val="28"/>
         </w:rPr>
@@ -1519,7 +1503,21 @@
         <w:rPr>
           <w:szCs w:val="28"/>
         </w:rPr>
-        <w:t>ля достижения этой цели требуется разработать приложение или комплекс приложений, демонстрирующих взаимодействие между процессами посредством сетевых протоколов и программного интерфейса сокетов. В рамках работы необходимо исследовать иерархическую модель взаимодействия открытых систем (OSI) и практически реализовать взаимодействие на основе стека протоколов TCP/IP. Критически важным аспектом является понимание и применение транспортных протоколов (TCP и UDP) и их программной реализации через сокеты. Приложение должно быть построено таким образом, чтобы чётко показать разницу между надежным потоковым (TCP) и дейтаграммным (UDP) взаимодействием</w:t>
+        <w:t xml:space="preserve">ля достижения этой цели требуется разработать приложение или комплекс приложений, демонстрирующих взаимодействие между процессами посредством сетевых протоколов и программного интерфейса сокетов. В рамках работы необходимо исследовать иерархическую модель взаимодействия открытых систем (OSI) и практически реализовать взаимодействие на основе стека протоколов TCP/IP. Критически важным аспектом является понимание и применение транспортных протоколов (TCP и UDP) и их программной реализации через сокеты. Приложение должно быть построено таким образом, чтобы чётко показать разницу между надежным потоковым (TCP) и </w:t>
+      </w:r>
+      <w:proofErr w:type="spellStart"/>
+      <w:r>
+        <w:rPr>
+          <w:szCs w:val="28"/>
+        </w:rPr>
+        <w:t>дейтаграммным</w:t>
+      </w:r>
+      <w:proofErr w:type="spellEnd"/>
+      <w:r>
+        <w:rPr>
+          <w:szCs w:val="28"/>
+        </w:rPr>
+        <w:t xml:space="preserve"> (UDP) взаимодействием</w:t>
       </w:r>
       <w:r>
         <w:rPr>
@@ -1561,11 +1559,27 @@
         </w:rPr>
         <w:t xml:space="preserve"> </w:t>
       </w:r>
-      <w:r>
-        <w:rPr>
-          <w:szCs w:val="28"/>
-        </w:rPr>
-        <w:t>socket(),</w:t>
+      <w:proofErr w:type="spellStart"/>
+      <w:proofErr w:type="gramStart"/>
+      <w:r>
+        <w:rPr>
+          <w:szCs w:val="28"/>
+        </w:rPr>
+        <w:t>socket</w:t>
+      </w:r>
+      <w:proofErr w:type="spellEnd"/>
+      <w:r>
+        <w:rPr>
+          <w:szCs w:val="28"/>
+        </w:rPr>
+        <w:t>(</w:t>
+      </w:r>
+      <w:proofErr w:type="gramEnd"/>
+      <w:r>
+        <w:rPr>
+          <w:szCs w:val="28"/>
+        </w:rPr>
+        <w:t>),</w:t>
       </w:r>
       <w:r>
         <w:rPr>
@@ -1573,11 +1587,19 @@
         </w:rPr>
         <w:t xml:space="preserve"> </w:t>
       </w:r>
-      <w:r>
-        <w:rPr>
-          <w:szCs w:val="28"/>
-        </w:rPr>
-        <w:t>bind(),</w:t>
+      <w:proofErr w:type="spellStart"/>
+      <w:r>
+        <w:rPr>
+          <w:szCs w:val="28"/>
+        </w:rPr>
+        <w:t>bind</w:t>
+      </w:r>
+      <w:proofErr w:type="spellEnd"/>
+      <w:r>
+        <w:rPr>
+          <w:szCs w:val="28"/>
+        </w:rPr>
+        <w:t>(),</w:t>
       </w:r>
       <w:r>
         <w:rPr>
@@ -1585,11 +1607,19 @@
         </w:rPr>
         <w:t xml:space="preserve"> </w:t>
       </w:r>
-      <w:r>
-        <w:rPr>
-          <w:szCs w:val="28"/>
-        </w:rPr>
-        <w:t>listen(),</w:t>
+      <w:proofErr w:type="spellStart"/>
+      <w:r>
+        <w:rPr>
+          <w:szCs w:val="28"/>
+        </w:rPr>
+        <w:t>listen</w:t>
+      </w:r>
+      <w:proofErr w:type="spellEnd"/>
+      <w:r>
+        <w:rPr>
+          <w:szCs w:val="28"/>
+        </w:rPr>
+        <w:t>(),</w:t>
       </w:r>
       <w:r>
         <w:rPr>
@@ -1597,11 +1627,19 @@
         </w:rPr>
         <w:t xml:space="preserve"> </w:t>
       </w:r>
-      <w:r>
-        <w:rPr>
-          <w:szCs w:val="28"/>
-        </w:rPr>
-        <w:t>accept(),</w:t>
+      <w:proofErr w:type="spellStart"/>
+      <w:r>
+        <w:rPr>
+          <w:szCs w:val="28"/>
+        </w:rPr>
+        <w:t>accept</w:t>
+      </w:r>
+      <w:proofErr w:type="spellEnd"/>
+      <w:r>
+        <w:rPr>
+          <w:szCs w:val="28"/>
+        </w:rPr>
+        <w:t>(),</w:t>
       </w:r>
       <w:r>
         <w:rPr>
@@ -1609,11 +1647,19 @@
         </w:rPr>
         <w:t xml:space="preserve"> </w:t>
       </w:r>
-      <w:r>
-        <w:rPr>
-          <w:szCs w:val="28"/>
-        </w:rPr>
-        <w:t>connect(),</w:t>
+      <w:proofErr w:type="spellStart"/>
+      <w:r>
+        <w:rPr>
+          <w:szCs w:val="28"/>
+        </w:rPr>
+        <w:t>connect</w:t>
+      </w:r>
+      <w:proofErr w:type="spellEnd"/>
+      <w:r>
+        <w:rPr>
+          <w:szCs w:val="28"/>
+        </w:rPr>
+        <w:t>(),</w:t>
       </w:r>
       <w:r>
         <w:rPr>
@@ -1621,11 +1667,19 @@
         </w:rPr>
         <w:t xml:space="preserve"> </w:t>
       </w:r>
-      <w:r>
-        <w:rPr>
-          <w:szCs w:val="28"/>
-        </w:rPr>
-        <w:t>send(),</w:t>
+      <w:proofErr w:type="spellStart"/>
+      <w:r>
+        <w:rPr>
+          <w:szCs w:val="28"/>
+        </w:rPr>
+        <w:t>send</w:t>
+      </w:r>
+      <w:proofErr w:type="spellEnd"/>
+      <w:r>
+        <w:rPr>
+          <w:szCs w:val="28"/>
+        </w:rPr>
+        <w:t>(),</w:t>
       </w:r>
       <w:r>
         <w:rPr>
@@ -1633,11 +1687,19 @@
         </w:rPr>
         <w:t xml:space="preserve"> </w:t>
       </w:r>
-      <w:r>
-        <w:rPr>
-          <w:szCs w:val="28"/>
-        </w:rPr>
-        <w:t>recv(),</w:t>
+      <w:proofErr w:type="spellStart"/>
+      <w:r>
+        <w:rPr>
+          <w:szCs w:val="28"/>
+        </w:rPr>
+        <w:t>recv</w:t>
+      </w:r>
+      <w:proofErr w:type="spellEnd"/>
+      <w:r>
+        <w:rPr>
+          <w:szCs w:val="28"/>
+        </w:rPr>
+        <w:t>(),</w:t>
       </w:r>
       <w:r>
         <w:rPr>
@@ -1645,11 +1707,19 @@
         </w:rPr>
         <w:t xml:space="preserve"> </w:t>
       </w:r>
-      <w:r>
-        <w:rPr>
-          <w:szCs w:val="28"/>
-        </w:rPr>
-        <w:t>sendto()</w:t>
+      <w:proofErr w:type="spellStart"/>
+      <w:r>
+        <w:rPr>
+          <w:szCs w:val="28"/>
+        </w:rPr>
+        <w:t>sendto</w:t>
+      </w:r>
+      <w:proofErr w:type="spellEnd"/>
+      <w:r>
+        <w:rPr>
+          <w:szCs w:val="28"/>
+        </w:rPr>
+        <w:t>()</w:t>
       </w:r>
       <w:r>
         <w:rPr>
@@ -1669,11 +1739,19 @@
         </w:rPr>
         <w:t xml:space="preserve"> </w:t>
       </w:r>
-      <w:r>
-        <w:rPr>
-          <w:szCs w:val="28"/>
-        </w:rPr>
-        <w:t>recvfrom(),</w:t>
+      <w:proofErr w:type="spellStart"/>
+      <w:r>
+        <w:rPr>
+          <w:szCs w:val="28"/>
+        </w:rPr>
+        <w:t>recvfrom</w:t>
+      </w:r>
+      <w:proofErr w:type="spellEnd"/>
+      <w:r>
+        <w:rPr>
+          <w:szCs w:val="28"/>
+        </w:rPr>
+        <w:t>(),</w:t>
       </w:r>
       <w:r>
         <w:rPr>
@@ -1776,7 +1854,21 @@
         <w:rPr>
           <w:lang w:val="ru-BY"/>
         </w:rPr>
-        <w:t xml:space="preserve"> соединённо-ориентированный протокол, гарантирующий надёжную доставку данных с установлением соединения, контролем перегрузок и повторной передачей. UDP </w:t>
+        <w:t xml:space="preserve"> </w:t>
+      </w:r>
+      <w:proofErr w:type="spellStart"/>
+      <w:r>
+        <w:rPr>
+          <w:lang w:val="ru-BY"/>
+        </w:rPr>
+        <w:t>соединённо</w:t>
+      </w:r>
+      <w:proofErr w:type="spellEnd"/>
+      <w:r>
+        <w:rPr>
+          <w:lang w:val="ru-BY"/>
+        </w:rPr>
+        <w:t xml:space="preserve">-ориентированный протокол, гарантирующий надёжную доставку данных с установлением соединения, контролем перегрузок и повторной передачей. UDP </w:t>
       </w:r>
       <w:r>
         <w:t>–</w:t>
@@ -1798,7 +1890,43 @@
         <w:rPr>
           <w:lang w:val="ru-BY"/>
         </w:rPr>
-        <w:t xml:space="preserve">Основным программным интерфейсом являются сокеты. Различают потоковые сокеты (SOCK_STREAM), использующие TCP, и датаграммные (SOCK_DGRAM), работающие через UDP. Для потоковых сокетов сервер выполняет последовательность: socket() </w:t>
+        <w:t xml:space="preserve">Основным программным интерфейсом являются сокеты. Различают потоковые сокеты (SOCK_STREAM), использующие TCP, и </w:t>
+      </w:r>
+      <w:proofErr w:type="spellStart"/>
+      <w:r>
+        <w:rPr>
+          <w:lang w:val="ru-BY"/>
+        </w:rPr>
+        <w:t>датаграммные</w:t>
+      </w:r>
+      <w:proofErr w:type="spellEnd"/>
+      <w:r>
+        <w:rPr>
+          <w:lang w:val="ru-BY"/>
+        </w:rPr>
+        <w:t xml:space="preserve"> (SOCK_DGRAM), работающие через UDP. Для потоковых сокетов сервер выполняет последовательность: </w:t>
+      </w:r>
+      <w:proofErr w:type="spellStart"/>
+      <w:proofErr w:type="gramStart"/>
+      <w:r>
+        <w:rPr>
+          <w:lang w:val="ru-BY"/>
+        </w:rPr>
+        <w:t>socket</w:t>
+      </w:r>
+      <w:proofErr w:type="spellEnd"/>
+      <w:r>
+        <w:rPr>
+          <w:lang w:val="ru-BY"/>
+        </w:rPr>
+        <w:t>(</w:t>
+      </w:r>
+      <w:proofErr w:type="gramEnd"/>
+      <w:r>
+        <w:rPr>
+          <w:lang w:val="ru-BY"/>
+        </w:rPr>
+        <w:t xml:space="preserve">) </w:t>
       </w:r>
       <w:r>
         <w:t>–</w:t>
@@ -1807,7 +1935,21 @@
         <w:rPr>
           <w:lang w:val="ru-BY"/>
         </w:rPr>
-        <w:t xml:space="preserve"> создание, bind() </w:t>
+        <w:t xml:space="preserve"> создание, </w:t>
+      </w:r>
+      <w:proofErr w:type="spellStart"/>
+      <w:r>
+        <w:rPr>
+          <w:lang w:val="ru-BY"/>
+        </w:rPr>
+        <w:t>bind</w:t>
+      </w:r>
+      <w:proofErr w:type="spellEnd"/>
+      <w:r>
+        <w:rPr>
+          <w:lang w:val="ru-BY"/>
+        </w:rPr>
+        <w:t xml:space="preserve">() </w:t>
       </w:r>
       <w:r>
         <w:t>–</w:t>
@@ -1816,7 +1958,21 @@
         <w:rPr>
           <w:lang w:val="ru-BY"/>
         </w:rPr>
-        <w:t xml:space="preserve"> привязка к порту, listen() </w:t>
+        <w:t xml:space="preserve"> привязка к порту, </w:t>
+      </w:r>
+      <w:proofErr w:type="spellStart"/>
+      <w:r>
+        <w:rPr>
+          <w:lang w:val="ru-BY"/>
+        </w:rPr>
+        <w:t>listen</w:t>
+      </w:r>
+      <w:proofErr w:type="spellEnd"/>
+      <w:r>
+        <w:rPr>
+          <w:lang w:val="ru-BY"/>
+        </w:rPr>
+        <w:t xml:space="preserve">() </w:t>
       </w:r>
       <w:r>
         <w:t>–</w:t>
@@ -1825,7 +1981,21 @@
         <w:rPr>
           <w:lang w:val="ru-BY"/>
         </w:rPr>
-        <w:t xml:space="preserve"> начало прослушивания, accept() </w:t>
+        <w:t xml:space="preserve"> начало прослушивания, </w:t>
+      </w:r>
+      <w:proofErr w:type="spellStart"/>
+      <w:r>
+        <w:rPr>
+          <w:lang w:val="ru-BY"/>
+        </w:rPr>
+        <w:t>accept</w:t>
+      </w:r>
+      <w:proofErr w:type="spellEnd"/>
+      <w:r>
+        <w:rPr>
+          <w:lang w:val="ru-BY"/>
+        </w:rPr>
+        <w:t xml:space="preserve">() </w:t>
       </w:r>
       <w:r>
         <w:t>–</w:t>
@@ -1834,27 +2004,191 @@
         <w:rPr>
           <w:lang w:val="ru-BY"/>
         </w:rPr>
-        <w:t xml:space="preserve"> принятие соединения. Клиент использует socket() и connect(). Обмен данными осуществляется через send() и recv(). Для датаграммных сокетов применяются sendto() и recvfrom() с указанием адреса в каждом вызове [3].</w:t>
-      </w:r>
-    </w:p>
-    <w:p>
-      <w:pPr>
+        <w:t xml:space="preserve"> принятие соединения. Клиент использует </w:t>
+      </w:r>
+      <w:proofErr w:type="spellStart"/>
+      <w:proofErr w:type="gramStart"/>
+      <w:r>
         <w:rPr>
           <w:lang w:val="ru-BY"/>
         </w:rPr>
-      </w:pPr>
+        <w:t>socket</w:t>
+      </w:r>
+      <w:proofErr w:type="spellEnd"/>
       <w:r>
         <w:rPr>
           <w:lang w:val="ru-BY"/>
         </w:rPr>
-        <w:t>Серверы могут быть итеративными (последовательная обработка) или конкурентными (одновременное обслуживание). Конкурентные серверы реализуются через многопоточность, мультипроцессинг или мультиплексирование (select/poll). Мультиплексирование позволяет одному процессу обслуживать множество клиентов, отслеживая готовность сокетов через централизованный механизм [3].</w:t>
-      </w:r>
-    </w:p>
-    <w:p>
-      <w:pPr>
+        <w:t>(</w:t>
+      </w:r>
+      <w:proofErr w:type="gramEnd"/>
+      <w:r>
         <w:rPr>
           <w:lang w:val="ru-BY"/>
         </w:rPr>
+        <w:t xml:space="preserve">) и </w:t>
+      </w:r>
+      <w:proofErr w:type="spellStart"/>
+      <w:r>
+        <w:rPr>
+          <w:lang w:val="ru-BY"/>
+        </w:rPr>
+        <w:t>connect</w:t>
+      </w:r>
+      <w:proofErr w:type="spellEnd"/>
+      <w:r>
+        <w:rPr>
+          <w:lang w:val="ru-BY"/>
+        </w:rPr>
+        <w:t xml:space="preserve">(). Обмен данными осуществляется через </w:t>
+      </w:r>
+      <w:proofErr w:type="spellStart"/>
+      <w:proofErr w:type="gramStart"/>
+      <w:r>
+        <w:rPr>
+          <w:lang w:val="ru-BY"/>
+        </w:rPr>
+        <w:t>send</w:t>
+      </w:r>
+      <w:proofErr w:type="spellEnd"/>
+      <w:r>
+        <w:rPr>
+          <w:lang w:val="ru-BY"/>
+        </w:rPr>
+        <w:t>(</w:t>
+      </w:r>
+      <w:proofErr w:type="gramEnd"/>
+      <w:r>
+        <w:rPr>
+          <w:lang w:val="ru-BY"/>
+        </w:rPr>
+        <w:t xml:space="preserve">) и </w:t>
+      </w:r>
+      <w:proofErr w:type="spellStart"/>
+      <w:r>
+        <w:rPr>
+          <w:lang w:val="ru-BY"/>
+        </w:rPr>
+        <w:t>recv</w:t>
+      </w:r>
+      <w:proofErr w:type="spellEnd"/>
+      <w:r>
+        <w:rPr>
+          <w:lang w:val="ru-BY"/>
+        </w:rPr>
+        <w:t xml:space="preserve">(). Для </w:t>
+      </w:r>
+      <w:proofErr w:type="spellStart"/>
+      <w:r>
+        <w:rPr>
+          <w:lang w:val="ru-BY"/>
+        </w:rPr>
+        <w:t>датаграммных</w:t>
+      </w:r>
+      <w:proofErr w:type="spellEnd"/>
+      <w:r>
+        <w:rPr>
+          <w:lang w:val="ru-BY"/>
+        </w:rPr>
+        <w:t xml:space="preserve"> сокетов применяются </w:t>
+      </w:r>
+      <w:proofErr w:type="spellStart"/>
+      <w:proofErr w:type="gramStart"/>
+      <w:r>
+        <w:rPr>
+          <w:lang w:val="ru-BY"/>
+        </w:rPr>
+        <w:t>sendto</w:t>
+      </w:r>
+      <w:proofErr w:type="spellEnd"/>
+      <w:r>
+        <w:rPr>
+          <w:lang w:val="ru-BY"/>
+        </w:rPr>
+        <w:t>(</w:t>
+      </w:r>
+      <w:proofErr w:type="gramEnd"/>
+      <w:r>
+        <w:rPr>
+          <w:lang w:val="ru-BY"/>
+        </w:rPr>
+        <w:t xml:space="preserve">) и </w:t>
+      </w:r>
+      <w:proofErr w:type="spellStart"/>
+      <w:r>
+        <w:rPr>
+          <w:lang w:val="ru-BY"/>
+        </w:rPr>
+        <w:t>recvfrom</w:t>
+      </w:r>
+      <w:proofErr w:type="spellEnd"/>
+      <w:r>
+        <w:rPr>
+          <w:lang w:val="ru-BY"/>
+        </w:rPr>
+        <w:t>() с указанием адреса в каждом вызове [3].</w:t>
+      </w:r>
+    </w:p>
+    <w:p>
+      <w:pPr>
+        <w:rPr>
+          <w:lang w:val="ru-BY"/>
+        </w:rPr>
+      </w:pPr>
+      <w:r>
+        <w:rPr>
+          <w:lang w:val="ru-BY"/>
+        </w:rPr>
+        <w:t xml:space="preserve">Серверы могут быть итеративными (последовательная обработка) или конкурентными (одновременное обслуживание). Конкурентные серверы реализуются через многопоточность, </w:t>
+      </w:r>
+      <w:proofErr w:type="spellStart"/>
+      <w:r>
+        <w:rPr>
+          <w:lang w:val="ru-BY"/>
+        </w:rPr>
+        <w:t>мультипроцессинг</w:t>
+      </w:r>
+      <w:proofErr w:type="spellEnd"/>
+      <w:r>
+        <w:rPr>
+          <w:lang w:val="ru-BY"/>
+        </w:rPr>
+        <w:t xml:space="preserve"> или мультиплексирование (</w:t>
+      </w:r>
+      <w:proofErr w:type="spellStart"/>
+      <w:r>
+        <w:rPr>
+          <w:lang w:val="ru-BY"/>
+        </w:rPr>
+        <w:t>select</w:t>
+      </w:r>
+      <w:proofErr w:type="spellEnd"/>
+      <w:r>
+        <w:rPr>
+          <w:lang w:val="ru-BY"/>
+        </w:rPr>
+        <w:t>/</w:t>
+      </w:r>
+      <w:proofErr w:type="spellStart"/>
+      <w:r>
+        <w:rPr>
+          <w:lang w:val="ru-BY"/>
+        </w:rPr>
+        <w:t>poll</w:t>
+      </w:r>
+      <w:proofErr w:type="spellEnd"/>
+      <w:r>
+        <w:rPr>
+          <w:lang w:val="ru-BY"/>
+        </w:rPr>
+        <w:t>). Мультиплексирование позволяет одному процессу обслуживать множество клиентов, отслеживая готовность сокетов через централизованный механизм [3].</w:t>
+      </w:r>
+    </w:p>
+    <w:p>
+      <w:pPr>
+        <w:rPr>
+          <w:lang w:val="ru-BY"/>
+        </w:rPr>
       </w:pPr>
       <w:r>
         <w:t>Мультиплексирование ввода-вывода </w:t>
@@ -1869,13 +2203,44 @@
         <w:t xml:space="preserve"> </w:t>
       </w:r>
       <w:r>
-        <w:t>важный механизм для создания высокопроизводительных сетевых приложений. В отличие от традиционных подходов с созданием отдельного потока или процесса для каждого клиента, мультиплексирование позволяет одному процессу одновременно отслеживать состояние множественных сокетов. Системные вызовы select(), poll</w:t>
-      </w:r>
+        <w:t xml:space="preserve">важный механизм для создания высокопроизводительных сетевых приложений. В отличие от традиционных подходов с созданием отдельного потока или процесса для каждого клиента, мультиплексирование позволяет одному процессу одновременно отслеживать состояние множественных сокетов. Системные вызовы </w:t>
+      </w:r>
+      <w:proofErr w:type="spellStart"/>
+      <w:proofErr w:type="gramStart"/>
+      <w:r>
+        <w:t>select</w:t>
+      </w:r>
+      <w:proofErr w:type="spellEnd"/>
+      <w:r>
+        <w:t>(</w:t>
+      </w:r>
+      <w:proofErr w:type="gramEnd"/>
+      <w:r>
+        <w:t xml:space="preserve">), </w:t>
+      </w:r>
+      <w:proofErr w:type="spellStart"/>
+      <w:r>
+        <w:t>poll</w:t>
+      </w:r>
+      <w:proofErr w:type="spellEnd"/>
       <w:r>
         <w:t xml:space="preserve"> </w:t>
       </w:r>
       <w:r>
-        <w:t>предоставляют эффективные средства для мониторинга активности на нескольких файловых дескрипторах. При использовании select() сервер создаёт наборы дескрипторов для чтения, записи и исключений, которые передаются в вызов функции. Система блокирует выполнение до тех пор, пока хотя бы один из дескрипторов не будет готов к операциям ввода-вывода, после чего сервер может обработать все активные соединения в цикле</w:t>
+        <w:t xml:space="preserve">предоставляют эффективные средства для мониторинга активности на нескольких файловых дескрипторах. При использовании </w:t>
+      </w:r>
+      <w:proofErr w:type="spellStart"/>
+      <w:proofErr w:type="gramStart"/>
+      <w:r>
+        <w:t>select</w:t>
+      </w:r>
+      <w:proofErr w:type="spellEnd"/>
+      <w:r>
+        <w:t>(</w:t>
+      </w:r>
+      <w:proofErr w:type="gramEnd"/>
+      <w:r>
+        <w:t>) сервер создаёт наборы дескрипторов для чтения, записи и исключений, которые передаются в вызов функции. Система блокирует выполнение до тех пор, пока хотя бы один из дескрипторов не будет готов к операциям ввода-вывода, после чего сервер может обработать все активные соединения в цикле</w:t>
       </w:r>
       <w:r>
         <w:t>.</w:t>
@@ -1954,12 +2319,14 @@
         </w:rPr>
         <w:t xml:space="preserve"> </w:t>
       </w:r>
+      <w:proofErr w:type="spellStart"/>
       <w:r>
         <w:rPr>
           <w:lang w:val="en-US"/>
         </w:rPr>
         <w:t>RemoveClient</w:t>
       </w:r>
+      <w:proofErr w:type="spellEnd"/>
       <w:r>
         <w:rPr>
           <w:lang w:val="be-BY"/>
@@ -1985,12 +2352,14 @@
         </w:rPr>
         <w:t xml:space="preserve"> </w:t>
       </w:r>
+      <w:proofErr w:type="spellStart"/>
       <w:r>
         <w:rPr>
           <w:lang w:val="en-US"/>
         </w:rPr>
         <w:t>BroadcastMessage</w:t>
       </w:r>
+      <w:proofErr w:type="spellEnd"/>
       <w:r>
         <w:rPr>
           <w:lang w:val="be-BY"/>
@@ -2016,12 +2385,14 @@
         </w:rPr>
         <w:t xml:space="preserve"> </w:t>
       </w:r>
+      <w:proofErr w:type="spellStart"/>
       <w:r>
         <w:rPr>
           <w:lang w:val="en-US"/>
         </w:rPr>
         <w:t>ClientThread</w:t>
       </w:r>
+      <w:proofErr w:type="spellEnd"/>
       <w:r>
         <w:rPr>
           <w:lang w:val="be-BY"/>
@@ -2047,12 +2418,14 @@
         </w:rPr>
         <w:t xml:space="preserve"> </w:t>
       </w:r>
+      <w:proofErr w:type="spellStart"/>
       <w:r>
         <w:rPr>
           <w:lang w:val="en-US"/>
         </w:rPr>
         <w:t>RecvThread</w:t>
       </w:r>
+      <w:proofErr w:type="spellEnd"/>
       <w:r>
         <w:rPr>
           <w:lang w:val="be-BY"/>
@@ -2078,12 +2451,14 @@
         </w:rPr>
         <w:t xml:space="preserve"> </w:t>
       </w:r>
+      <w:proofErr w:type="spellStart"/>
       <w:r>
         <w:rPr>
           <w:lang w:val="en-US"/>
         </w:rPr>
         <w:t>ConnectToServer</w:t>
       </w:r>
+      <w:proofErr w:type="spellEnd"/>
       <w:r>
         <w:rPr>
           <w:lang w:val="be-BY"/>
@@ -2181,36 +2556,112 @@
         <w:rPr>
           <w:lang w:val="ru-BY"/>
         </w:rPr>
-        <w:t>Сервер использует архитектуру на основе потоков Windows и сокетов Winsock.</w:t>
-      </w:r>
-    </w:p>
-    <w:p>
-      <w:pPr>
+        <w:t xml:space="preserve">Сервер использует архитектуру на основе потоков Windows и сокетов </w:t>
+      </w:r>
+      <w:proofErr w:type="spellStart"/>
+      <w:r>
         <w:rPr>
           <w:lang w:val="ru-BY"/>
         </w:rPr>
-      </w:pPr>
+        <w:t>Winsock</w:t>
+      </w:r>
+      <w:proofErr w:type="spellEnd"/>
       <w:r>
         <w:rPr>
           <w:lang w:val="ru-BY"/>
         </w:rPr>
-        <w:t>Для каждого нового клиента создается поток ClientThread, который обрабатывает все сообщения от этого клиента. Поток читает первое сообщение, содержащее имя клиента в формате NAME:&lt;имя&gt;, и регистрирует клиента в глобальном списке. Далее поток входит в цикл приема сообщений, где разбирает каждое сообщение на получателя и текст</w:t>
-      </w:r>
-      <w:r>
+        <w:t>.</w:t>
+      </w:r>
+    </w:p>
+    <w:p>
+      <w:pPr>
         <w:rPr>
           <w:lang w:val="ru-BY"/>
         </w:rPr>
+      </w:pPr>
+      <w:r>
+        <w:rPr>
+          <w:lang w:val="ru-BY"/>
+        </w:rPr>
+        <w:t xml:space="preserve">Для каждого нового клиента создается поток </w:t>
+      </w:r>
+      <w:proofErr w:type="spellStart"/>
+      <w:r>
+        <w:rPr>
+          <w:lang w:val="ru-BY"/>
+        </w:rPr>
+        <w:t>ClientThread</w:t>
+      </w:r>
+      <w:proofErr w:type="spellEnd"/>
+      <w:r>
+        <w:rPr>
+          <w:lang w:val="ru-BY"/>
+        </w:rPr>
+        <w:t>, который обрабатывает все сообщения от этого клиента. Поток читает первое сообщение, содержащее имя клиента в формате NAME:&lt;имя&gt;, и регистрирует клиента в глобальном списке. Далее поток входит в цикл приема сообщений, где разбирает каждое сообщение на получателя и текст</w:t>
+      </w:r>
+      <w:r>
+        <w:rPr>
+          <w:lang w:val="ru-BY"/>
+        </w:rPr>
         <w:t>.</w:t>
       </w:r>
     </w:p>
     <w:p>
       <w:r>
-        <w:t>Функция BroadcastMessage обеспечивает маршрутизацию сообщений. Она использует мьютекс g_clientsMutex для потокобезопасного доступа к списку клиентов. Если получатель указан как *, сообщение рассылается всем подключенным клиентам (кроме отправителя). Если указано конкретное имя, сообщение отправляется только этому клиенту через функцию send.</w:t>
-      </w:r>
-    </w:p>
-    <w:p>
-      <w:r>
-        <w:t>Функция RemoveClient удаляет клиента из системы при отключении. Она закрывает сокет соединения через closesocket и удаляет запись из глобального списка клиентов, используя мьютекс для синхронизации доступа.</w:t>
+        <w:t>Функция </w:t>
+      </w:r>
+      <w:proofErr w:type="spellStart"/>
+      <w:r>
+        <w:t>BroadcastMessage</w:t>
+      </w:r>
+      <w:proofErr w:type="spellEnd"/>
+      <w:r>
+        <w:t> обеспечивает маршрутизацию сообщений. Она использует мьютекс </w:t>
+      </w:r>
+      <w:proofErr w:type="spellStart"/>
+      <w:r>
+        <w:t>g_clientsMutex</w:t>
+      </w:r>
+      <w:proofErr w:type="spellEnd"/>
+      <w:r>
+        <w:t xml:space="preserve"> для </w:t>
+      </w:r>
+      <w:proofErr w:type="spellStart"/>
+      <w:r>
+        <w:t>потокобезопасного</w:t>
+      </w:r>
+      <w:proofErr w:type="spellEnd"/>
+      <w:r>
+        <w:t xml:space="preserve"> доступа к списку клиентов. Если получатель указан как *, сообщение рассылается всем подключенным клиентам (кроме отправителя). Если указано конкретное имя, сообщение отправляется только этому клиенту через функцию </w:t>
+      </w:r>
+      <w:proofErr w:type="spellStart"/>
+      <w:r>
+        <w:t>send</w:t>
+      </w:r>
+      <w:proofErr w:type="spellEnd"/>
+      <w:r>
+        <w:t>.</w:t>
+      </w:r>
+    </w:p>
+    <w:p>
+      <w:r>
+        <w:t>Функция </w:t>
+      </w:r>
+      <w:proofErr w:type="spellStart"/>
+      <w:r>
+        <w:t>RemoveClient</w:t>
+      </w:r>
+      <w:proofErr w:type="spellEnd"/>
+      <w:r>
+        <w:t> удаляет клиента из системы при отключении. Она закрывает сокет соединения через </w:t>
+      </w:r>
+      <w:proofErr w:type="spellStart"/>
+      <w:r>
+        <w:t>closesocket</w:t>
+      </w:r>
+      <w:proofErr w:type="spellEnd"/>
+      <w:r>
+        <w:t> и удаляет запись из глобального списка клиентов, используя мьютекс для синхронизации доступа.</w:t>
       </w:r>
     </w:p>
     <w:p>
@@ -2267,7 +2718,15 @@
         <w:t>ация</w:t>
       </w:r>
       <w:r>
-        <w:t xml:space="preserve"> Winsock, создает</w:t>
+        <w:t xml:space="preserve"> </w:t>
+      </w:r>
+      <w:proofErr w:type="spellStart"/>
+      <w:r>
+        <w:t>Winsock</w:t>
+      </w:r>
+      <w:proofErr w:type="spellEnd"/>
+      <w:r>
+        <w:t>, создает</w:t>
       </w:r>
       <w:r>
         <w:t>ся</w:t>
@@ -2279,7 +2738,15 @@
         <w:t>ся</w:t>
       </w:r>
       <w:r>
-        <w:t xml:space="preserve"> соединение с сервером через connect. После успешного подключения клиент отправляет серверу свое имя</w:t>
+        <w:t xml:space="preserve"> соединение с сервером через </w:t>
+      </w:r>
+      <w:proofErr w:type="spellStart"/>
+      <w:r>
+        <w:t>connect</w:t>
+      </w:r>
+      <w:proofErr w:type="spellEnd"/>
+      <w:r>
+        <w:t>. После успешного подключения клиент отправляет серверу свое имя</w:t>
       </w:r>
       <w:r>
         <w:t>.</w:t>
@@ -2292,7 +2759,31 @@
         </w:rPr>
       </w:pPr>
       <w:r>
-        <w:t>Для асинхронного приема сообщений создается поток RecvThread, который в бесконечном цикле читает входящие сообщения через recv. Полученные сообщения выводятся на консоль. При разрыве соединения (возврат recv ≤ 0) поток завершает работу.</w:t>
+        <w:t>Для асинхронного приема сообщений создается поток </w:t>
+      </w:r>
+      <w:proofErr w:type="spellStart"/>
+      <w:r>
+        <w:t>RecvThread</w:t>
+      </w:r>
+      <w:proofErr w:type="spellEnd"/>
+      <w:r>
+        <w:t>, который в бесконечном цикле читает входящие сообщения через </w:t>
+      </w:r>
+      <w:proofErr w:type="spellStart"/>
+      <w:r>
+        <w:t>recv</w:t>
+      </w:r>
+      <w:proofErr w:type="spellEnd"/>
+      <w:r>
+        <w:t>. Полученные сообщения выводятся на консоль. При разрыве соединения (возврат </w:t>
+      </w:r>
+      <w:proofErr w:type="spellStart"/>
+      <w:r>
+        <w:t>recv</w:t>
+      </w:r>
+      <w:proofErr w:type="spellEnd"/>
+      <w:r>
+        <w:t> ≤ 0) поток завершает работу.</w:t>
       </w:r>
     </w:p>
     <w:p>
@@ -2302,7 +2793,23 @@
         </w:rPr>
       </w:pPr>
       <w:r>
-        <w:t>Основной поток клиента обрабатывает пользовательский ввод. Все введенные сообщения передаются на сервер через send. Сообщение должно быть в формате &lt;получатель&gt;:&lt;текст&gt;, где получатель может быть * (всем) или именем конкретного клиента. Команда /quit завершает работу клиента.</w:t>
+        <w:t>Основной поток клиента обрабатывает пользовательский ввод. Все введенные сообщения передаются на сервер через </w:t>
+      </w:r>
+      <w:proofErr w:type="spellStart"/>
+      <w:r>
+        <w:t>send</w:t>
+      </w:r>
+      <w:proofErr w:type="spellEnd"/>
+      <w:r>
+        <w:t>. Сообщение должно быть в формате &lt;получатель&gt;:&lt;текст&gt;, где получатель может быть * (всем) или именем конкретного клиента. Команда /</w:t>
+      </w:r>
+      <w:proofErr w:type="spellStart"/>
+      <w:r>
+        <w:t>quit</w:t>
+      </w:r>
+      <w:proofErr w:type="spellEnd"/>
+      <w:r>
+        <w:t> завершает работу клиента.</w:t>
       </w:r>
       <w:r>
         <w:rPr>
@@ -2396,7 +2903,45 @@
           <w:color w:val="000000"/>
           <w:szCs w:val="28"/>
         </w:rPr>
-        <w:t>Пользователи могут обмениваться сообщениями в формате "получатель:текст", где получателем может быть конкретное имя пользователя или "*" для широковещательной рассылки. Завершение работы клиента выполняется с помощью команды /quit, после чего клиент отправляет служебное сообщение о выходе, закрывает сокет и завершает работу, а сервер регистрирует отключение и удаляет соответствующий сокет из списка активных клиентов.</w:t>
+        <w:t>Пользователи могут обмениваться сообщениями в формате "</w:t>
+      </w:r>
+      <w:proofErr w:type="spellStart"/>
+      <w:proofErr w:type="gramStart"/>
+      <w:r>
+        <w:rPr>
+          <w:bCs/>
+          <w:color w:val="000000"/>
+          <w:szCs w:val="28"/>
+        </w:rPr>
+        <w:t>получатель:текст</w:t>
+      </w:r>
+      <w:proofErr w:type="spellEnd"/>
+      <w:proofErr w:type="gramEnd"/>
+      <w:r>
+        <w:rPr>
+          <w:bCs/>
+          <w:color w:val="000000"/>
+          <w:szCs w:val="28"/>
+        </w:rPr>
+        <w:t>", где получателем может быть конкретное имя пользователя или "*" для широковещательной рассылки. Завершение работы клиента выполняется с помощью команды /</w:t>
+      </w:r>
+      <w:proofErr w:type="spellStart"/>
+      <w:r>
+        <w:rPr>
+          <w:bCs/>
+          <w:color w:val="000000"/>
+          <w:szCs w:val="28"/>
+        </w:rPr>
+        <w:t>quit</w:t>
+      </w:r>
+      <w:proofErr w:type="spellEnd"/>
+      <w:r>
+        <w:rPr>
+          <w:bCs/>
+          <w:color w:val="000000"/>
+          <w:szCs w:val="28"/>
+        </w:rPr>
+        <w:t>, после чего клиент отправляет служебное сообщение о выходе, закрывает сокет и завершает работу, а сервер регистрирует отключение и удаляет соответствующий сокет из списка активных клиентов.</w:t>
       </w:r>
     </w:p>
     <w:p>
@@ -2559,7 +3104,15 @@
         </w:rPr>
       </w:pPr>
       <w:r>
-        <w:t>В ходе выполнения эксперимента было зафиксировано, что при отправке сообщений с каждого из трёх клиентов сервер корректно принимал все сообщения, маршрутизируя их в соответствии с указанными получателями. Широковещательные сообщения доставлялись всем подключённым клиентам, а приватные - только указанным адресатам. Ни одно сообщение не потерялось и не продублировалось.</w:t>
+        <w:t xml:space="preserve">В ходе выполнения эксперимента было зафиксировано, что при отправке сообщений с каждого из трёх клиентов сервер корректно принимал все сообщения, маршрутизируя их в соответствии с указанными получателями. Широковещательные сообщения доставлялись всем подключённым клиентам, а приватные - только указанным адресатам. Ни одно сообщение не потерялось и не </w:t>
+      </w:r>
+      <w:proofErr w:type="spellStart"/>
+      <w:r>
+        <w:t>продублировалось</w:t>
+      </w:r>
+      <w:proofErr w:type="spellEnd"/>
+      <w:r>
+        <w:t>.</w:t>
       </w:r>
     </w:p>
     <w:p>
@@ -2569,7 +3122,15 @@
         </w:rPr>
       </w:pPr>
       <w:r>
-        <w:t>При одновременной отправке сообщений с разных клиентов не наблюдалось коллизий: структура сообщения всегда читалась целиком, строки в консоли не разрывались и не смешивались между собой, а последовательность сообщений одного и того же пользователя сохранялась. Это свидетельствует о корректной работе механизма сетевого взаимодействия на основе сокетов Winsock и о правильной синхронизации потоков на стороне сервера при доступе к общему списку клиентов с использованием мьютекса.</w:t>
+        <w:t xml:space="preserve">При одновременной отправке сообщений с разных клиентов не наблюдалось коллизий: структура сообщения всегда читалась целиком, строки в консоли не разрывались и не смешивались между собой, а последовательность сообщений одного и того же пользователя сохранялась. Это свидетельствует о корректной работе механизма сетевого взаимодействия на основе сокетов </w:t>
+      </w:r>
+      <w:proofErr w:type="spellStart"/>
+      <w:r>
+        <w:t>Winsock</w:t>
+      </w:r>
+      <w:proofErr w:type="spellEnd"/>
+      <w:r>
+        <w:t xml:space="preserve"> и о правильной синхронизации потоков на стороне сервера при доступе к общему списку клиентов с использованием мьютекса.</w:t>
       </w:r>
     </w:p>
     <w:p>
@@ -2745,7 +3306,15 @@
         <w:tab/>
       </w:r>
       <w:r>
-        <w:t>В ходе лабораторной работы было разработано сетевое приложение на языке C++ с использованием Winsock API, реализующее интерактивный чат с централизованной архитектурой. Программа состоит из серверного и клиентского модулей, взаимодействующих по протоколу TCP через сокеты. Были успешно реализованы все основные функции, предусмотренные заданием: сервер, способный принимать несколько одновременных подключений и маршрутизировать сообщения; клиенты, обеспечивающие подключение к серверу, ввод и отображение сообщений; адресная доставка сообщений; поддержание актуального списка клиентов на сервере; разработка собственного прикладного протокола обмена сообщениями.</w:t>
+        <w:t xml:space="preserve">В ходе лабораторной работы было разработано сетевое приложение на языке C++ с использованием </w:t>
+      </w:r>
+      <w:proofErr w:type="spellStart"/>
+      <w:r>
+        <w:t>Winsock</w:t>
+      </w:r>
+      <w:proofErr w:type="spellEnd"/>
+      <w:r>
+        <w:t xml:space="preserve"> API, реализующее интерактивный чат с централизованной архитектурой. Программа состоит из серверного и клиентского модулей, взаимодействующих по протоколу TCP через сокеты. Были успешно реализованы все основные функции, предусмотренные заданием: сервер, способный принимать несколько одновременных подключений и маршрутизировать сообщения; клиенты, обеспечивающие подключение к серверу, ввод и отображение сообщений; адресная доставка сообщений; поддержание актуального списка клиентов на сервере; разработка собственного прикладного протокола обмена сообщениями.</w:t>
       </w:r>
     </w:p>
     <w:p>
@@ -2758,7 +3327,21 @@
         <w:rPr>
           <w:lang w:val="ru-BY"/>
         </w:rPr>
-        <w:t>Проведённый эксперимент показал, что при корректной настройке примитивов синхронизации удаётся обеспечить отсутствие коллизий при доступе к общим данным на сервере. Все сообщения доставляются адресатам в полном объёме без потерь и дублирования. Параллельная обработка подключений в отдельных потоках позволяет эффективно обслуживать нескольких клиентов одновременно. Выполнение работы позволило на практике изучить основы сетевого программирования с использованием сокетов Winsock, организацию клиент-серверного взаимодействия по протоколу TCP, принципы многопоточного программирования в среде Windows, механизмы синхронизации потоков с помощью мьютексов и разработку простых прикладных протоколов для обмена данными. Программа демонстрирует корректную и стабильную работу в соответствии с поставленными требованиями и может служить основой для более сложных сетевых приложений с поддержкой интерактивного взаимодействия пользователей.</w:t>
+        <w:t xml:space="preserve">Проведённый эксперимент показал, что при корректной настройке примитивов синхронизации удаётся обеспечить отсутствие коллизий при доступе к общим данным на сервере. Все сообщения доставляются адресатам в полном объёме без потерь и дублирования. Параллельная обработка подключений в отдельных потоках позволяет эффективно обслуживать нескольких клиентов одновременно. Выполнение работы позволило на практике изучить основы сетевого программирования с использованием сокетов </w:t>
+      </w:r>
+      <w:proofErr w:type="spellStart"/>
+      <w:r>
+        <w:rPr>
+          <w:lang w:val="ru-BY"/>
+        </w:rPr>
+        <w:t>Winsock</w:t>
+      </w:r>
+      <w:proofErr w:type="spellEnd"/>
+      <w:r>
+        <w:rPr>
+          <w:lang w:val="ru-BY"/>
+        </w:rPr>
+        <w:t>, организацию клиент-серверного взаимодействия по протоколу TCP, принципы многопоточного программирования в среде Windows, механизмы синхронизации потоков с помощью мьютексов и разработку простых прикладных протоколов для обмена данными. Программа демонстрирует корректную и стабильную работу в соответствии с поставленными требованиями и может служить основой для более сложных сетевых приложений с поддержкой интерактивного взаимодействия пользователей.</w:t>
       </w:r>
     </w:p>
     <w:p>
@@ -2805,33 +3388,103 @@
         <w:rPr>
           <w:lang w:val="ru-BY"/>
         </w:rPr>
-        <w:t>[1] Олифер, В. Г. Компьютерные сети. Принципы, технологии, протоколы / В. Г. Олифер, Н. А. Олифер. – СПб.: Питер, 2021. – 1008 с.</w:t>
-      </w:r>
-    </w:p>
-    <w:p>
-      <w:pPr>
+        <w:t xml:space="preserve">[1] </w:t>
+      </w:r>
+      <w:proofErr w:type="spellStart"/>
+      <w:r>
         <w:rPr>
           <w:lang w:val="ru-BY"/>
         </w:rPr>
-      </w:pPr>
+        <w:t>Олифер</w:t>
+      </w:r>
+      <w:proofErr w:type="spellEnd"/>
       <w:r>
         <w:rPr>
           <w:lang w:val="ru-BY"/>
         </w:rPr>
-        <w:t>[2] Таненбаум, Э. Компьютерные сети / Э. Таненбаум, Д. Уэзеролл. – СПб.: Питер, 2022. – 960 с.</w:t>
-      </w:r>
-    </w:p>
-    <w:p>
-      <w:pPr>
+        <w:t xml:space="preserve">, В. Г. Компьютерные сети. Принципы, технологии, протоколы / В. Г. </w:t>
+      </w:r>
+      <w:proofErr w:type="spellStart"/>
+      <w:r>
         <w:rPr>
           <w:lang w:val="ru-BY"/>
         </w:rPr>
-      </w:pPr>
+        <w:t>Олифер</w:t>
+      </w:r>
+      <w:proofErr w:type="spellEnd"/>
       <w:r>
         <w:rPr>
           <w:lang w:val="ru-BY"/>
         </w:rPr>
-        <w:t>[3] Стивенс, У. Р. UNIX: Разработка сетевых приложений / У. Р. Стивенс, Б. Феннер, Э. М. Рэго. – М.: Вильямс, 2020. – 1120 с.</w:t>
+        <w:t xml:space="preserve">, Н. А. </w:t>
+      </w:r>
+      <w:proofErr w:type="spellStart"/>
+      <w:r>
+        <w:rPr>
+          <w:lang w:val="ru-BY"/>
+        </w:rPr>
+        <w:t>Олифер</w:t>
+      </w:r>
+      <w:proofErr w:type="spellEnd"/>
+      <w:r>
+        <w:rPr>
+          <w:lang w:val="ru-BY"/>
+        </w:rPr>
+        <w:t>. – СПб.: Питер, 2021. – 1008 с.</w:t>
+      </w:r>
+    </w:p>
+    <w:p>
+      <w:pPr>
+        <w:rPr>
+          <w:lang w:val="ru-BY"/>
+        </w:rPr>
+      </w:pPr>
+      <w:r>
+        <w:rPr>
+          <w:lang w:val="ru-BY"/>
+        </w:rPr>
+        <w:t xml:space="preserve">[2] Таненбаум, Э. Компьютерные сети / Э. Таненбаум, Д. </w:t>
+      </w:r>
+      <w:proofErr w:type="spellStart"/>
+      <w:r>
+        <w:rPr>
+          <w:lang w:val="ru-BY"/>
+        </w:rPr>
+        <w:t>Уэзеролл</w:t>
+      </w:r>
+      <w:proofErr w:type="spellEnd"/>
+      <w:r>
+        <w:rPr>
+          <w:lang w:val="ru-BY"/>
+        </w:rPr>
+        <w:t>. – СПб.: Питер, 2022. – 960 с.</w:t>
+      </w:r>
+    </w:p>
+    <w:p>
+      <w:pPr>
+        <w:rPr>
+          <w:lang w:val="ru-BY"/>
+        </w:rPr>
+      </w:pPr>
+      <w:r>
+        <w:rPr>
+          <w:lang w:val="ru-BY"/>
+        </w:rPr>
+        <w:t xml:space="preserve">[3] Стивенс, У. Р. UNIX: Разработка сетевых приложений / У. Р. Стивенс, Б. Феннер, Э. М. </w:t>
+      </w:r>
+      <w:proofErr w:type="spellStart"/>
+      <w:r>
+        <w:rPr>
+          <w:lang w:val="ru-BY"/>
+        </w:rPr>
+        <w:t>Рэго</w:t>
+      </w:r>
+      <w:proofErr w:type="spellEnd"/>
+      <w:r>
+        <w:rPr>
+          <w:lang w:val="ru-BY"/>
+        </w:rPr>
+        <w:t>. – М.: Вильямс, 2020. – 1120 с.</w:t>
       </w:r>
     </w:p>
     <w:p>
@@ -2978,7 +3631,25 @@
           <w:sz w:val="24"/>
           <w:lang w:val="en-US"/>
         </w:rPr>
-        <w:t>#include &lt;windows.h&gt;</w:t>
+        <w:t>#include &lt;</w:t>
+      </w:r>
+      <w:proofErr w:type="spellStart"/>
+      <w:r>
+        <w:rPr>
+          <w:rFonts w:ascii="Courier New" w:hAnsi="Courier New" w:cs="Courier New"/>
+          <w:sz w:val="24"/>
+          <w:lang w:val="en-US"/>
+        </w:rPr>
+        <w:t>windows.h</w:t>
+      </w:r>
+      <w:proofErr w:type="spellEnd"/>
+      <w:r>
+        <w:rPr>
+          <w:rFonts w:ascii="Courier New" w:hAnsi="Courier New" w:cs="Courier New"/>
+          <w:sz w:val="24"/>
+          <w:lang w:val="en-US"/>
+        </w:rPr>
+        <w:t>&gt;</w:t>
       </w:r>
     </w:p>
     <w:p>
@@ -3035,26 +3706,62 @@
           <w:sz w:val="24"/>
           <w:lang w:val="en-US"/>
         </w:rPr>
-        <w:t>#include &lt;cstring&gt;</w:t>
-      </w:r>
-    </w:p>
-    <w:p>
-      <w:pPr>
-        <w:ind w:firstLine="0"/>
-        <w:jc w:val="left"/>
-        <w:rPr>
-          <w:rFonts w:ascii="Courier New" w:hAnsi="Courier New" w:cs="Courier New"/>
-          <w:sz w:val="24"/>
-          <w:lang w:val="en-US"/>
-        </w:rPr>
-      </w:pPr>
-      <w:r>
-        <w:rPr>
-          <w:rFonts w:ascii="Courier New" w:hAnsi="Courier New" w:cs="Courier New"/>
-          <w:sz w:val="24"/>
-          <w:lang w:val="en-US"/>
-        </w:rPr>
-        <w:t>#include &lt;cstdio&gt;</w:t>
+        <w:t>#include &lt;</w:t>
+      </w:r>
+      <w:proofErr w:type="spellStart"/>
+      <w:r>
+        <w:rPr>
+          <w:rFonts w:ascii="Courier New" w:hAnsi="Courier New" w:cs="Courier New"/>
+          <w:sz w:val="24"/>
+          <w:lang w:val="en-US"/>
+        </w:rPr>
+        <w:t>cstring</w:t>
+      </w:r>
+      <w:proofErr w:type="spellEnd"/>
+      <w:r>
+        <w:rPr>
+          <w:rFonts w:ascii="Courier New" w:hAnsi="Courier New" w:cs="Courier New"/>
+          <w:sz w:val="24"/>
+          <w:lang w:val="en-US"/>
+        </w:rPr>
+        <w:t>&gt;</w:t>
+      </w:r>
+    </w:p>
+    <w:p>
+      <w:pPr>
+        <w:ind w:firstLine="0"/>
+        <w:jc w:val="left"/>
+        <w:rPr>
+          <w:rFonts w:ascii="Courier New" w:hAnsi="Courier New" w:cs="Courier New"/>
+          <w:sz w:val="24"/>
+          <w:lang w:val="en-US"/>
+        </w:rPr>
+      </w:pPr>
+      <w:r>
+        <w:rPr>
+          <w:rFonts w:ascii="Courier New" w:hAnsi="Courier New" w:cs="Courier New"/>
+          <w:sz w:val="24"/>
+          <w:lang w:val="en-US"/>
+        </w:rPr>
+        <w:t>#include &lt;</w:t>
+      </w:r>
+      <w:proofErr w:type="spellStart"/>
+      <w:r>
+        <w:rPr>
+          <w:rFonts w:ascii="Courier New" w:hAnsi="Courier New" w:cs="Courier New"/>
+          <w:sz w:val="24"/>
+          <w:lang w:val="en-US"/>
+        </w:rPr>
+        <w:t>cstdio</w:t>
+      </w:r>
+      <w:proofErr w:type="spellEnd"/>
+      <w:r>
+        <w:rPr>
+          <w:rFonts w:ascii="Courier New" w:hAnsi="Courier New" w:cs="Courier New"/>
+          <w:sz w:val="24"/>
+          <w:lang w:val="en-US"/>
+        </w:rPr>
+        <w:t>&gt;</w:t>
       </w:r>
     </w:p>
     <w:p>
@@ -3266,7 +3973,25 @@
           <w:sz w:val="24"/>
           <w:lang w:val="en-US"/>
         </w:rPr>
-        <w:t xml:space="preserve">    char data[BLOCK_SIZE];</w:t>
+        <w:t xml:space="preserve">    char </w:t>
+      </w:r>
+      <w:proofErr w:type="gramStart"/>
+      <w:r>
+        <w:rPr>
+          <w:rFonts w:ascii="Courier New" w:hAnsi="Courier New" w:cs="Courier New"/>
+          <w:sz w:val="24"/>
+          <w:lang w:val="en-US"/>
+        </w:rPr>
+        <w:t>data[</w:t>
+      </w:r>
+      <w:proofErr w:type="gramEnd"/>
+      <w:r>
+        <w:rPr>
+          <w:rFonts w:ascii="Courier New" w:hAnsi="Courier New" w:cs="Courier New"/>
+          <w:sz w:val="24"/>
+          <w:lang w:val="en-US"/>
+        </w:rPr>
+        <w:t>BLOCK_SIZE];</w:t>
       </w:r>
     </w:p>
     <w:p>
@@ -3334,7 +4059,43 @@
           <w:sz w:val="24"/>
           <w:lang w:val="en-US"/>
         </w:rPr>
-        <w:t>Block g_blocks[BLOCK_COUNT];</w:t>
+        <w:t xml:space="preserve">Block </w:t>
+      </w:r>
+      <w:proofErr w:type="spellStart"/>
+      <w:r>
+        <w:rPr>
+          <w:rFonts w:ascii="Courier New" w:hAnsi="Courier New" w:cs="Courier New"/>
+          <w:sz w:val="24"/>
+          <w:lang w:val="en-US"/>
+        </w:rPr>
+        <w:t>g_</w:t>
+      </w:r>
+      <w:proofErr w:type="gramStart"/>
+      <w:r>
+        <w:rPr>
+          <w:rFonts w:ascii="Courier New" w:hAnsi="Courier New" w:cs="Courier New"/>
+          <w:sz w:val="24"/>
+          <w:lang w:val="en-US"/>
+        </w:rPr>
+        <w:t>blocks</w:t>
+      </w:r>
+      <w:proofErr w:type="spellEnd"/>
+      <w:r>
+        <w:rPr>
+          <w:rFonts w:ascii="Courier New" w:hAnsi="Courier New" w:cs="Courier New"/>
+          <w:sz w:val="24"/>
+          <w:lang w:val="en-US"/>
+        </w:rPr>
+        <w:t>[</w:t>
+      </w:r>
+      <w:proofErr w:type="gramEnd"/>
+      <w:r>
+        <w:rPr>
+          <w:rFonts w:ascii="Courier New" w:hAnsi="Courier New" w:cs="Courier New"/>
+          <w:sz w:val="24"/>
+          <w:lang w:val="en-US"/>
+        </w:rPr>
+        <w:t>BLOCK_COUNT];</w:t>
       </w:r>
     </w:p>
     <w:p>
@@ -3383,26 +4144,62 @@
           <w:sz w:val="24"/>
           <w:lang w:val="en-US"/>
         </w:rPr>
-        <w:t>HANDLE g_freeBlocks = NULL;</w:t>
-      </w:r>
-    </w:p>
-    <w:p>
-      <w:pPr>
-        <w:ind w:firstLine="0"/>
-        <w:jc w:val="left"/>
-        <w:rPr>
-          <w:rFonts w:ascii="Courier New" w:hAnsi="Courier New" w:cs="Courier New"/>
-          <w:sz w:val="24"/>
-          <w:lang w:val="en-US"/>
-        </w:rPr>
-      </w:pPr>
-      <w:r>
-        <w:rPr>
-          <w:rFonts w:ascii="Courier New" w:hAnsi="Courier New" w:cs="Courier New"/>
-          <w:sz w:val="24"/>
-          <w:lang w:val="en-US"/>
-        </w:rPr>
-        <w:t>HANDLE g_fullBlocks = NULL;</w:t>
+        <w:t xml:space="preserve">HANDLE </w:t>
+      </w:r>
+      <w:proofErr w:type="spellStart"/>
+      <w:r>
+        <w:rPr>
+          <w:rFonts w:ascii="Courier New" w:hAnsi="Courier New" w:cs="Courier New"/>
+          <w:sz w:val="24"/>
+          <w:lang w:val="en-US"/>
+        </w:rPr>
+        <w:t>g_freeBlocks</w:t>
+      </w:r>
+      <w:proofErr w:type="spellEnd"/>
+      <w:r>
+        <w:rPr>
+          <w:rFonts w:ascii="Courier New" w:hAnsi="Courier New" w:cs="Courier New"/>
+          <w:sz w:val="24"/>
+          <w:lang w:val="en-US"/>
+        </w:rPr>
+        <w:t xml:space="preserve"> = NULL;</w:t>
+      </w:r>
+    </w:p>
+    <w:p>
+      <w:pPr>
+        <w:ind w:firstLine="0"/>
+        <w:jc w:val="left"/>
+        <w:rPr>
+          <w:rFonts w:ascii="Courier New" w:hAnsi="Courier New" w:cs="Courier New"/>
+          <w:sz w:val="24"/>
+          <w:lang w:val="en-US"/>
+        </w:rPr>
+      </w:pPr>
+      <w:r>
+        <w:rPr>
+          <w:rFonts w:ascii="Courier New" w:hAnsi="Courier New" w:cs="Courier New"/>
+          <w:sz w:val="24"/>
+          <w:lang w:val="en-US"/>
+        </w:rPr>
+        <w:t xml:space="preserve">HANDLE </w:t>
+      </w:r>
+      <w:proofErr w:type="spellStart"/>
+      <w:r>
+        <w:rPr>
+          <w:rFonts w:ascii="Courier New" w:hAnsi="Courier New" w:cs="Courier New"/>
+          <w:sz w:val="24"/>
+          <w:lang w:val="en-US"/>
+        </w:rPr>
+        <w:t>g_fullBlocks</w:t>
+      </w:r>
+      <w:proofErr w:type="spellEnd"/>
+      <w:r>
+        <w:rPr>
+          <w:rFonts w:ascii="Courier New" w:hAnsi="Courier New" w:cs="Courier New"/>
+          <w:sz w:val="24"/>
+          <w:lang w:val="en-US"/>
+        </w:rPr>
+        <w:t xml:space="preserve"> = NULL;</w:t>
       </w:r>
     </w:p>
     <w:p>
@@ -3451,26 +4248,62 @@
           <w:sz w:val="24"/>
           <w:lang w:val="en-US"/>
         </w:rPr>
-        <w:t>CRITICAL_SECTION g_queueCS;</w:t>
-      </w:r>
-    </w:p>
-    <w:p>
-      <w:pPr>
-        <w:ind w:firstLine="0"/>
-        <w:jc w:val="left"/>
-        <w:rPr>
-          <w:rFonts w:ascii="Courier New" w:hAnsi="Courier New" w:cs="Courier New"/>
-          <w:sz w:val="24"/>
-          <w:lang w:val="en-US"/>
-        </w:rPr>
-      </w:pPr>
-      <w:r>
-        <w:rPr>
-          <w:rFonts w:ascii="Courier New" w:hAnsi="Courier New" w:cs="Courier New"/>
-          <w:sz w:val="24"/>
-          <w:lang w:val="en-US"/>
-        </w:rPr>
-        <w:t>CRITICAL_SECTION g_ioCS;</w:t>
+        <w:t xml:space="preserve">CRITICAL_SECTION </w:t>
+      </w:r>
+      <w:proofErr w:type="spellStart"/>
+      <w:r>
+        <w:rPr>
+          <w:rFonts w:ascii="Courier New" w:hAnsi="Courier New" w:cs="Courier New"/>
+          <w:sz w:val="24"/>
+          <w:lang w:val="en-US"/>
+        </w:rPr>
+        <w:t>g_queueCS</w:t>
+      </w:r>
+      <w:proofErr w:type="spellEnd"/>
+      <w:r>
+        <w:rPr>
+          <w:rFonts w:ascii="Courier New" w:hAnsi="Courier New" w:cs="Courier New"/>
+          <w:sz w:val="24"/>
+          <w:lang w:val="en-US"/>
+        </w:rPr>
+        <w:t>;</w:t>
+      </w:r>
+    </w:p>
+    <w:p>
+      <w:pPr>
+        <w:ind w:firstLine="0"/>
+        <w:jc w:val="left"/>
+        <w:rPr>
+          <w:rFonts w:ascii="Courier New" w:hAnsi="Courier New" w:cs="Courier New"/>
+          <w:sz w:val="24"/>
+          <w:lang w:val="en-US"/>
+        </w:rPr>
+      </w:pPr>
+      <w:r>
+        <w:rPr>
+          <w:rFonts w:ascii="Courier New" w:hAnsi="Courier New" w:cs="Courier New"/>
+          <w:sz w:val="24"/>
+          <w:lang w:val="en-US"/>
+        </w:rPr>
+        <w:t xml:space="preserve">CRITICAL_SECTION </w:t>
+      </w:r>
+      <w:proofErr w:type="spellStart"/>
+      <w:r>
+        <w:rPr>
+          <w:rFonts w:ascii="Courier New" w:hAnsi="Courier New" w:cs="Courier New"/>
+          <w:sz w:val="24"/>
+          <w:lang w:val="en-US"/>
+        </w:rPr>
+        <w:t>g_ioCS</w:t>
+      </w:r>
+      <w:proofErr w:type="spellEnd"/>
+      <w:r>
+        <w:rPr>
+          <w:rFonts w:ascii="Courier New" w:hAnsi="Courier New" w:cs="Courier New"/>
+          <w:sz w:val="24"/>
+          <w:lang w:val="en-US"/>
+        </w:rPr>
+        <w:t>;</w:t>
       </w:r>
     </w:p>
     <w:p>
@@ -3513,32 +4346,88 @@
           <w:lang w:val="en-US"/>
         </w:rPr>
       </w:pPr>
-      <w:r>
-        <w:rPr>
-          <w:rFonts w:ascii="Courier New" w:hAnsi="Courier New" w:cs="Courier New"/>
-          <w:sz w:val="24"/>
-          <w:lang w:val="en-US"/>
-        </w:rPr>
-        <w:t>std::queue&lt;int&gt; g_freeQueue;</w:t>
-      </w:r>
-    </w:p>
-    <w:p>
-      <w:pPr>
-        <w:ind w:firstLine="0"/>
-        <w:jc w:val="left"/>
-        <w:rPr>
-          <w:rFonts w:ascii="Courier New" w:hAnsi="Courier New" w:cs="Courier New"/>
-          <w:sz w:val="24"/>
-          <w:lang w:val="en-US"/>
-        </w:rPr>
-      </w:pPr>
-      <w:r>
-        <w:rPr>
-          <w:rFonts w:ascii="Courier New" w:hAnsi="Courier New" w:cs="Courier New"/>
-          <w:sz w:val="24"/>
-          <w:lang w:val="en-US"/>
-        </w:rPr>
-        <w:t>std::queue&lt;int&gt; g_fullQueue;</w:t>
+      <w:proofErr w:type="gramStart"/>
+      <w:r>
+        <w:rPr>
+          <w:rFonts w:ascii="Courier New" w:hAnsi="Courier New" w:cs="Courier New"/>
+          <w:sz w:val="24"/>
+          <w:lang w:val="en-US"/>
+        </w:rPr>
+        <w:t>std::</w:t>
+      </w:r>
+      <w:proofErr w:type="gramEnd"/>
+      <w:r>
+        <w:rPr>
+          <w:rFonts w:ascii="Courier New" w:hAnsi="Courier New" w:cs="Courier New"/>
+          <w:sz w:val="24"/>
+          <w:lang w:val="en-US"/>
+        </w:rPr>
+        <w:t xml:space="preserve">queue&lt;int&gt; </w:t>
+      </w:r>
+      <w:proofErr w:type="spellStart"/>
+      <w:r>
+        <w:rPr>
+          <w:rFonts w:ascii="Courier New" w:hAnsi="Courier New" w:cs="Courier New"/>
+          <w:sz w:val="24"/>
+          <w:lang w:val="en-US"/>
+        </w:rPr>
+        <w:t>g_freeQueue</w:t>
+      </w:r>
+      <w:proofErr w:type="spellEnd"/>
+      <w:r>
+        <w:rPr>
+          <w:rFonts w:ascii="Courier New" w:hAnsi="Courier New" w:cs="Courier New"/>
+          <w:sz w:val="24"/>
+          <w:lang w:val="en-US"/>
+        </w:rPr>
+        <w:t>;</w:t>
+      </w:r>
+    </w:p>
+    <w:p>
+      <w:pPr>
+        <w:ind w:firstLine="0"/>
+        <w:jc w:val="left"/>
+        <w:rPr>
+          <w:rFonts w:ascii="Courier New" w:hAnsi="Courier New" w:cs="Courier New"/>
+          <w:sz w:val="24"/>
+          <w:lang w:val="en-US"/>
+        </w:rPr>
+      </w:pPr>
+      <w:proofErr w:type="gramStart"/>
+      <w:r>
+        <w:rPr>
+          <w:rFonts w:ascii="Courier New" w:hAnsi="Courier New" w:cs="Courier New"/>
+          <w:sz w:val="24"/>
+          <w:lang w:val="en-US"/>
+        </w:rPr>
+        <w:t>std::</w:t>
+      </w:r>
+      <w:proofErr w:type="gramEnd"/>
+      <w:r>
+        <w:rPr>
+          <w:rFonts w:ascii="Courier New" w:hAnsi="Courier New" w:cs="Courier New"/>
+          <w:sz w:val="24"/>
+          <w:lang w:val="en-US"/>
+        </w:rPr>
+        <w:t xml:space="preserve">queue&lt;int&gt; </w:t>
+      </w:r>
+      <w:proofErr w:type="spellStart"/>
+      <w:r>
+        <w:rPr>
+          <w:rFonts w:ascii="Courier New" w:hAnsi="Courier New" w:cs="Courier New"/>
+          <w:sz w:val="24"/>
+          <w:lang w:val="en-US"/>
+        </w:rPr>
+        <w:t>g_fullQueue</w:t>
+      </w:r>
+      <w:proofErr w:type="spellEnd"/>
+      <w:r>
+        <w:rPr>
+          <w:rFonts w:ascii="Courier New" w:hAnsi="Courier New" w:cs="Courier New"/>
+          <w:sz w:val="24"/>
+          <w:lang w:val="en-US"/>
+        </w:rPr>
+        <w:t>;</w:t>
       </w:r>
     </w:p>
     <w:p>
@@ -3587,45 +4476,99 @@
           <w:sz w:val="24"/>
           <w:lang w:val="en-US"/>
         </w:rPr>
-        <w:t>volatile LONG g_itemsProduced = 0;</w:t>
-      </w:r>
-    </w:p>
-    <w:p>
-      <w:pPr>
-        <w:ind w:firstLine="0"/>
-        <w:jc w:val="left"/>
-        <w:rPr>
-          <w:rFonts w:ascii="Courier New" w:hAnsi="Courier New" w:cs="Courier New"/>
-          <w:sz w:val="24"/>
-          <w:lang w:val="en-US"/>
-        </w:rPr>
-      </w:pPr>
-      <w:r>
-        <w:rPr>
-          <w:rFonts w:ascii="Courier New" w:hAnsi="Courier New" w:cs="Courier New"/>
-          <w:sz w:val="24"/>
-          <w:lang w:val="en-US"/>
-        </w:rPr>
-        <w:t>volatile LONG g_itemsConsumed = 0;</w:t>
-      </w:r>
-    </w:p>
-    <w:p>
-      <w:pPr>
-        <w:ind w:firstLine="0"/>
-        <w:jc w:val="left"/>
-        <w:rPr>
-          <w:rFonts w:ascii="Courier New" w:hAnsi="Courier New" w:cs="Courier New"/>
-          <w:sz w:val="24"/>
-          <w:lang w:val="en-US"/>
-        </w:rPr>
-      </w:pPr>
-      <w:r>
-        <w:rPr>
-          <w:rFonts w:ascii="Courier New" w:hAnsi="Courier New" w:cs="Courier New"/>
-          <w:sz w:val="24"/>
-          <w:lang w:val="en-US"/>
-        </w:rPr>
-        <w:t>volatile LONG g_producersFinished = 0;</w:t>
+        <w:t xml:space="preserve">volatile LONG </w:t>
+      </w:r>
+      <w:proofErr w:type="spellStart"/>
+      <w:r>
+        <w:rPr>
+          <w:rFonts w:ascii="Courier New" w:hAnsi="Courier New" w:cs="Courier New"/>
+          <w:sz w:val="24"/>
+          <w:lang w:val="en-US"/>
+        </w:rPr>
+        <w:t>g_itemsProduced</w:t>
+      </w:r>
+      <w:proofErr w:type="spellEnd"/>
+      <w:r>
+        <w:rPr>
+          <w:rFonts w:ascii="Courier New" w:hAnsi="Courier New" w:cs="Courier New"/>
+          <w:sz w:val="24"/>
+          <w:lang w:val="en-US"/>
+        </w:rPr>
+        <w:t xml:space="preserve"> = 0;</w:t>
+      </w:r>
+    </w:p>
+    <w:p>
+      <w:pPr>
+        <w:ind w:firstLine="0"/>
+        <w:jc w:val="left"/>
+        <w:rPr>
+          <w:rFonts w:ascii="Courier New" w:hAnsi="Courier New" w:cs="Courier New"/>
+          <w:sz w:val="24"/>
+          <w:lang w:val="en-US"/>
+        </w:rPr>
+      </w:pPr>
+      <w:r>
+        <w:rPr>
+          <w:rFonts w:ascii="Courier New" w:hAnsi="Courier New" w:cs="Courier New"/>
+          <w:sz w:val="24"/>
+          <w:lang w:val="en-US"/>
+        </w:rPr>
+        <w:t xml:space="preserve">volatile LONG </w:t>
+      </w:r>
+      <w:proofErr w:type="spellStart"/>
+      <w:r>
+        <w:rPr>
+          <w:rFonts w:ascii="Courier New" w:hAnsi="Courier New" w:cs="Courier New"/>
+          <w:sz w:val="24"/>
+          <w:lang w:val="en-US"/>
+        </w:rPr>
+        <w:t>g_itemsConsumed</w:t>
+      </w:r>
+      <w:proofErr w:type="spellEnd"/>
+      <w:r>
+        <w:rPr>
+          <w:rFonts w:ascii="Courier New" w:hAnsi="Courier New" w:cs="Courier New"/>
+          <w:sz w:val="24"/>
+          <w:lang w:val="en-US"/>
+        </w:rPr>
+        <w:t xml:space="preserve"> = 0;</w:t>
+      </w:r>
+    </w:p>
+    <w:p>
+      <w:pPr>
+        <w:ind w:firstLine="0"/>
+        <w:jc w:val="left"/>
+        <w:rPr>
+          <w:rFonts w:ascii="Courier New" w:hAnsi="Courier New" w:cs="Courier New"/>
+          <w:sz w:val="24"/>
+          <w:lang w:val="en-US"/>
+        </w:rPr>
+      </w:pPr>
+      <w:r>
+        <w:rPr>
+          <w:rFonts w:ascii="Courier New" w:hAnsi="Courier New" w:cs="Courier New"/>
+          <w:sz w:val="24"/>
+          <w:lang w:val="en-US"/>
+        </w:rPr>
+        <w:t xml:space="preserve">volatile LONG </w:t>
+      </w:r>
+      <w:proofErr w:type="spellStart"/>
+      <w:r>
+        <w:rPr>
+          <w:rFonts w:ascii="Courier New" w:hAnsi="Courier New" w:cs="Courier New"/>
+          <w:sz w:val="24"/>
+          <w:lang w:val="en-US"/>
+        </w:rPr>
+        <w:t>g_producersFinished</w:t>
+      </w:r>
+      <w:proofErr w:type="spellEnd"/>
+      <w:r>
+        <w:rPr>
+          <w:rFonts w:ascii="Courier New" w:hAnsi="Courier New" w:cs="Courier New"/>
+          <w:sz w:val="24"/>
+          <w:lang w:val="en-US"/>
+        </w:rPr>
+        <w:t xml:space="preserve"> = 0;</w:t>
       </w:r>
     </w:p>
     <w:p>
@@ -3674,8 +4617,18 @@
           <w:sz w:val="24"/>
           <w:lang w:val="en-US"/>
         </w:rPr>
-        <w:t>struct ThreadParam</w:t>
-      </w:r>
+        <w:t xml:space="preserve">struct </w:t>
+      </w:r>
+      <w:proofErr w:type="spellStart"/>
+      <w:r>
+        <w:rPr>
+          <w:rFonts w:ascii="Courier New" w:hAnsi="Courier New" w:cs="Courier New"/>
+          <w:sz w:val="24"/>
+          <w:lang w:val="en-US"/>
+        </w:rPr>
+        <w:t>ThreadParam</w:t>
+      </w:r>
+      <w:proofErr w:type="spellEnd"/>
     </w:p>
     <w:p>
       <w:pPr>
@@ -3780,7 +4733,53 @@
           <w:sz w:val="24"/>
           <w:lang w:val="en-US"/>
         </w:rPr>
-        <w:t>DWORD WINAPI ProducerThread(LPVOID lpParam)</w:t>
+        <w:t xml:space="preserve">DWORD WINAPI </w:t>
+      </w:r>
+      <w:proofErr w:type="spellStart"/>
+      <w:proofErr w:type="gramStart"/>
+      <w:r>
+        <w:rPr>
+          <w:rFonts w:ascii="Courier New" w:hAnsi="Courier New" w:cs="Courier New"/>
+          <w:sz w:val="24"/>
+          <w:lang w:val="en-US"/>
+        </w:rPr>
+        <w:t>ProducerThread</w:t>
+      </w:r>
+      <w:proofErr w:type="spellEnd"/>
+      <w:r>
+        <w:rPr>
+          <w:rFonts w:ascii="Courier New" w:hAnsi="Courier New" w:cs="Courier New"/>
+          <w:sz w:val="24"/>
+          <w:lang w:val="en-US"/>
+        </w:rPr>
+        <w:t>(</w:t>
+      </w:r>
+      <w:proofErr w:type="gramEnd"/>
+      <w:r>
+        <w:rPr>
+          <w:rFonts w:ascii="Courier New" w:hAnsi="Courier New" w:cs="Courier New"/>
+          <w:sz w:val="24"/>
+          <w:lang w:val="en-US"/>
+        </w:rPr>
+        <w:t xml:space="preserve">LPVOID </w:t>
+      </w:r>
+      <w:proofErr w:type="spellStart"/>
+      <w:r>
+        <w:rPr>
+          <w:rFonts w:ascii="Courier New" w:hAnsi="Courier New" w:cs="Courier New"/>
+          <w:sz w:val="24"/>
+          <w:lang w:val="en-US"/>
+        </w:rPr>
+        <w:t>lpParam</w:t>
+      </w:r>
+      <w:proofErr w:type="spellEnd"/>
+      <w:r>
+        <w:rPr>
+          <w:rFonts w:ascii="Courier New" w:hAnsi="Courier New" w:cs="Courier New"/>
+          <w:sz w:val="24"/>
+          <w:lang w:val="en-US"/>
+        </w:rPr>
+        <w:t>)</w:t>
       </w:r>
     </w:p>
     <w:p>
@@ -3819,7 +4818,79 @@
           <w:lang w:val="en-US"/>
         </w:rPr>
         <w:lastRenderedPageBreak/>
-        <w:t xml:space="preserve">    ThreadParam* p = static_cast&lt;ThreadParam*&gt;(lpParam);</w:t>
+        <w:t xml:space="preserve">    </w:t>
+      </w:r>
+      <w:proofErr w:type="spellStart"/>
+      <w:r>
+        <w:rPr>
+          <w:rFonts w:ascii="Courier New" w:hAnsi="Courier New" w:cs="Courier New"/>
+          <w:sz w:val="24"/>
+          <w:lang w:val="en-US"/>
+        </w:rPr>
+        <w:t>ThreadParam</w:t>
+      </w:r>
+      <w:proofErr w:type="spellEnd"/>
+      <w:r>
+        <w:rPr>
+          <w:rFonts w:ascii="Courier New" w:hAnsi="Courier New" w:cs="Courier New"/>
+          <w:sz w:val="24"/>
+          <w:lang w:val="en-US"/>
+        </w:rPr>
+        <w:t xml:space="preserve">* p = </w:t>
+      </w:r>
+      <w:proofErr w:type="spellStart"/>
+      <w:r>
+        <w:rPr>
+          <w:rFonts w:ascii="Courier New" w:hAnsi="Courier New" w:cs="Courier New"/>
+          <w:sz w:val="24"/>
+          <w:lang w:val="en-US"/>
+        </w:rPr>
+        <w:t>static_cast</w:t>
+      </w:r>
+      <w:proofErr w:type="spellEnd"/>
+      <w:r>
+        <w:rPr>
+          <w:rFonts w:ascii="Courier New" w:hAnsi="Courier New" w:cs="Courier New"/>
+          <w:sz w:val="24"/>
+          <w:lang w:val="en-US"/>
+        </w:rPr>
+        <w:t>&lt;</w:t>
+      </w:r>
+      <w:proofErr w:type="spellStart"/>
+      <w:r>
+        <w:rPr>
+          <w:rFonts w:ascii="Courier New" w:hAnsi="Courier New" w:cs="Courier New"/>
+          <w:sz w:val="24"/>
+          <w:lang w:val="en-US"/>
+        </w:rPr>
+        <w:t>ThreadParam</w:t>
+      </w:r>
+      <w:proofErr w:type="spellEnd"/>
+      <w:r>
+        <w:rPr>
+          <w:rFonts w:ascii="Courier New" w:hAnsi="Courier New" w:cs="Courier New"/>
+          <w:sz w:val="24"/>
+          <w:lang w:val="en-US"/>
+        </w:rPr>
+        <w:t>*&gt;(</w:t>
+      </w:r>
+      <w:proofErr w:type="spellStart"/>
+      <w:r>
+        <w:rPr>
+          <w:rFonts w:ascii="Courier New" w:hAnsi="Courier New" w:cs="Courier New"/>
+          <w:sz w:val="24"/>
+          <w:lang w:val="en-US"/>
+        </w:rPr>
+        <w:t>lpParam</w:t>
+      </w:r>
+      <w:proofErr w:type="spellEnd"/>
+      <w:r>
+        <w:rPr>
+          <w:rFonts w:ascii="Courier New" w:hAnsi="Courier New" w:cs="Courier New"/>
+          <w:sz w:val="24"/>
+          <w:lang w:val="en-US"/>
+        </w:rPr>
+        <w:t>);</w:t>
       </w:r>
     </w:p>
     <w:p>
@@ -3906,350 +4977,914 @@
           <w:sz w:val="24"/>
           <w:lang w:val="en-US"/>
         </w:rPr>
-        <w:t xml:space="preserve">        WaitForSingleObject(g_freeBlocks, INFINITE);</w:t>
-      </w:r>
-    </w:p>
-    <w:p>
-      <w:pPr>
-        <w:ind w:firstLine="0"/>
-        <w:jc w:val="left"/>
-        <w:rPr>
-          <w:rFonts w:ascii="Courier New" w:hAnsi="Courier New" w:cs="Courier New"/>
-          <w:sz w:val="24"/>
-          <w:lang w:val="en-US"/>
-        </w:rPr>
-      </w:pPr>
-    </w:p>
-    <w:p>
-      <w:pPr>
-        <w:ind w:firstLine="0"/>
-        <w:jc w:val="left"/>
-        <w:rPr>
-          <w:rFonts w:ascii="Courier New" w:hAnsi="Courier New" w:cs="Courier New"/>
-          <w:sz w:val="24"/>
-          <w:lang w:val="en-US"/>
-        </w:rPr>
-      </w:pPr>
-      <w:r>
-        <w:rPr>
-          <w:rFonts w:ascii="Courier New" w:hAnsi="Courier New" w:cs="Courier New"/>
-          <w:sz w:val="24"/>
-          <w:lang w:val="en-US"/>
-        </w:rPr>
-        <w:t xml:space="preserve">        EnterCriticalSection(&amp;g_queueCS);</w:t>
-      </w:r>
-    </w:p>
-    <w:p>
-      <w:pPr>
-        <w:ind w:firstLine="0"/>
-        <w:jc w:val="left"/>
-        <w:rPr>
-          <w:rFonts w:ascii="Courier New" w:hAnsi="Courier New" w:cs="Courier New"/>
-          <w:sz w:val="24"/>
-          <w:lang w:val="en-US"/>
-        </w:rPr>
-      </w:pPr>
-      <w:r>
-        <w:rPr>
-          <w:rFonts w:ascii="Courier New" w:hAnsi="Courier New" w:cs="Courier New"/>
-          <w:sz w:val="24"/>
-          <w:lang w:val="en-US"/>
-        </w:rPr>
-        <w:t xml:space="preserve">        int idx = g_freeQueue.front();</w:t>
-      </w:r>
-    </w:p>
-    <w:p>
-      <w:pPr>
-        <w:ind w:firstLine="0"/>
-        <w:jc w:val="left"/>
-        <w:rPr>
-          <w:rFonts w:ascii="Courier New" w:hAnsi="Courier New" w:cs="Courier New"/>
-          <w:sz w:val="24"/>
-          <w:lang w:val="en-US"/>
-        </w:rPr>
-      </w:pPr>
-      <w:r>
-        <w:rPr>
-          <w:rFonts w:ascii="Courier New" w:hAnsi="Courier New" w:cs="Courier New"/>
-          <w:sz w:val="24"/>
-          <w:lang w:val="en-US"/>
-        </w:rPr>
-        <w:t xml:space="preserve">        g_freeQueue.pop();</w:t>
-      </w:r>
-    </w:p>
-    <w:p>
-      <w:pPr>
-        <w:ind w:firstLine="0"/>
-        <w:jc w:val="left"/>
-        <w:rPr>
-          <w:rFonts w:ascii="Courier New" w:hAnsi="Courier New" w:cs="Courier New"/>
-          <w:sz w:val="24"/>
-          <w:lang w:val="en-US"/>
-        </w:rPr>
-      </w:pPr>
-      <w:r>
-        <w:rPr>
-          <w:rFonts w:ascii="Courier New" w:hAnsi="Courier New" w:cs="Courier New"/>
-          <w:sz w:val="24"/>
-          <w:lang w:val="en-US"/>
-        </w:rPr>
-        <w:t xml:space="preserve">        LeaveCriticalSection(&amp;g_queueCS);</w:t>
-      </w:r>
-    </w:p>
-    <w:p>
-      <w:pPr>
-        <w:ind w:firstLine="0"/>
-        <w:jc w:val="left"/>
-        <w:rPr>
-          <w:rFonts w:ascii="Courier New" w:hAnsi="Courier New" w:cs="Courier New"/>
-          <w:sz w:val="24"/>
-          <w:lang w:val="en-US"/>
-        </w:rPr>
-      </w:pPr>
-    </w:p>
-    <w:p>
-      <w:pPr>
-        <w:ind w:firstLine="0"/>
-        <w:jc w:val="left"/>
-        <w:rPr>
-          <w:rFonts w:ascii="Courier New" w:hAnsi="Courier New" w:cs="Courier New"/>
-          <w:sz w:val="24"/>
-          <w:lang w:val="en-US"/>
-        </w:rPr>
-      </w:pPr>
-      <w:r>
-        <w:rPr>
-          <w:rFonts w:ascii="Courier New" w:hAnsi="Courier New" w:cs="Courier New"/>
-          <w:sz w:val="24"/>
-          <w:lang w:val="en-US"/>
-        </w:rPr>
-        <w:t xml:space="preserve">        _snprintf_s(g_blocks[idx].data, BLOCK_SIZE, _TRUNCATE, "P%d: item %d", id, item);</w:t>
-      </w:r>
-    </w:p>
-    <w:p>
-      <w:pPr>
-        <w:ind w:firstLine="0"/>
-        <w:jc w:val="left"/>
-        <w:rPr>
-          <w:rFonts w:ascii="Courier New" w:hAnsi="Courier New" w:cs="Courier New"/>
-          <w:sz w:val="24"/>
-          <w:lang w:val="en-US"/>
-        </w:rPr>
-      </w:pPr>
-    </w:p>
-    <w:p>
-      <w:pPr>
-        <w:ind w:firstLine="0"/>
-        <w:jc w:val="left"/>
-        <w:rPr>
-          <w:rFonts w:ascii="Courier New" w:hAnsi="Courier New" w:cs="Courier New"/>
-          <w:sz w:val="24"/>
-          <w:lang w:val="en-US"/>
-        </w:rPr>
-      </w:pPr>
-      <w:r>
-        <w:rPr>
-          <w:rFonts w:ascii="Courier New" w:hAnsi="Courier New" w:cs="Courier New"/>
-          <w:sz w:val="24"/>
-          <w:lang w:val="en-US"/>
-        </w:rPr>
-        <w:t xml:space="preserve">        InterlockedIncrement(&amp;g_itemsProduced);</w:t>
-      </w:r>
-    </w:p>
-    <w:p>
-      <w:pPr>
-        <w:ind w:firstLine="0"/>
-        <w:jc w:val="left"/>
-        <w:rPr>
-          <w:rFonts w:ascii="Courier New" w:hAnsi="Courier New" w:cs="Courier New"/>
-          <w:sz w:val="24"/>
-          <w:lang w:val="en-US"/>
-        </w:rPr>
-      </w:pPr>
-    </w:p>
-    <w:p>
-      <w:pPr>
-        <w:ind w:firstLine="0"/>
-        <w:jc w:val="left"/>
-        <w:rPr>
-          <w:rFonts w:ascii="Courier New" w:hAnsi="Courier New" w:cs="Courier New"/>
-          <w:sz w:val="24"/>
-          <w:lang w:val="en-US"/>
-        </w:rPr>
-      </w:pPr>
-      <w:r>
-        <w:rPr>
-          <w:rFonts w:ascii="Courier New" w:hAnsi="Courier New" w:cs="Courier New"/>
-          <w:sz w:val="24"/>
-          <w:lang w:val="en-US"/>
-        </w:rPr>
-        <w:t xml:space="preserve">        EnterCriticalSection(&amp;g_queueCS);</w:t>
-      </w:r>
-    </w:p>
-    <w:p>
-      <w:pPr>
-        <w:ind w:firstLine="0"/>
-        <w:jc w:val="left"/>
-        <w:rPr>
-          <w:rFonts w:ascii="Courier New" w:hAnsi="Courier New" w:cs="Courier New"/>
-          <w:sz w:val="24"/>
-          <w:lang w:val="en-US"/>
-        </w:rPr>
-      </w:pPr>
-      <w:r>
-        <w:rPr>
-          <w:rFonts w:ascii="Courier New" w:hAnsi="Courier New" w:cs="Courier New"/>
-          <w:sz w:val="24"/>
-          <w:lang w:val="en-US"/>
-        </w:rPr>
-        <w:t xml:space="preserve">        g_fullQueue.push(idx);</w:t>
-      </w:r>
-    </w:p>
-    <w:p>
-      <w:pPr>
-        <w:ind w:firstLine="0"/>
-        <w:jc w:val="left"/>
-        <w:rPr>
-          <w:rFonts w:ascii="Courier New" w:hAnsi="Courier New" w:cs="Courier New"/>
-          <w:sz w:val="24"/>
-          <w:lang w:val="en-US"/>
-        </w:rPr>
-      </w:pPr>
-      <w:r>
-        <w:rPr>
-          <w:rFonts w:ascii="Courier New" w:hAnsi="Courier New" w:cs="Courier New"/>
-          <w:sz w:val="24"/>
-          <w:lang w:val="en-US"/>
-        </w:rPr>
-        <w:t xml:space="preserve">        LeaveCriticalSection(&amp;g_queueCS);</w:t>
-      </w:r>
-    </w:p>
-    <w:p>
-      <w:pPr>
-        <w:ind w:firstLine="0"/>
-        <w:jc w:val="left"/>
-        <w:rPr>
-          <w:rFonts w:ascii="Courier New" w:hAnsi="Courier New" w:cs="Courier New"/>
-          <w:sz w:val="24"/>
-          <w:lang w:val="en-US"/>
-        </w:rPr>
-      </w:pPr>
-    </w:p>
-    <w:p>
-      <w:pPr>
-        <w:ind w:firstLine="0"/>
-        <w:jc w:val="left"/>
-        <w:rPr>
-          <w:rFonts w:ascii="Courier New" w:hAnsi="Courier New" w:cs="Courier New"/>
-          <w:sz w:val="24"/>
-          <w:lang w:val="en-US"/>
-        </w:rPr>
-      </w:pPr>
-      <w:r>
-        <w:rPr>
-          <w:rFonts w:ascii="Courier New" w:hAnsi="Courier New" w:cs="Courier New"/>
-          <w:sz w:val="24"/>
-          <w:lang w:val="en-US"/>
-        </w:rPr>
-        <w:t xml:space="preserve">        ReleaseSemaphore(g_fullBlocks, 1, NULL);</w:t>
-      </w:r>
-    </w:p>
-    <w:p>
-      <w:pPr>
-        <w:ind w:firstLine="0"/>
-        <w:jc w:val="left"/>
-        <w:rPr>
-          <w:rFonts w:ascii="Courier New" w:hAnsi="Courier New" w:cs="Courier New"/>
-          <w:sz w:val="24"/>
-          <w:lang w:val="en-US"/>
-        </w:rPr>
-      </w:pPr>
-    </w:p>
-    <w:p>
-      <w:pPr>
-        <w:ind w:firstLine="0"/>
-        <w:jc w:val="left"/>
-        <w:rPr>
-          <w:rFonts w:ascii="Courier New" w:hAnsi="Courier New" w:cs="Courier New"/>
-          <w:sz w:val="24"/>
-          <w:lang w:val="en-US"/>
-        </w:rPr>
-      </w:pPr>
-      <w:r>
-        <w:rPr>
-          <w:rFonts w:ascii="Courier New" w:hAnsi="Courier New" w:cs="Courier New"/>
-          <w:sz w:val="24"/>
-          <w:lang w:val="en-US"/>
-        </w:rPr>
-        <w:t xml:space="preserve">        EnterCriticalSection(&amp;g_ioCS);</w:t>
-      </w:r>
-    </w:p>
-    <w:p>
-      <w:pPr>
-        <w:ind w:firstLine="0"/>
-        <w:jc w:val="left"/>
-        <w:rPr>
-          <w:rFonts w:ascii="Courier New" w:hAnsi="Courier New" w:cs="Courier New"/>
-          <w:sz w:val="24"/>
-          <w:lang w:val="en-US"/>
-        </w:rPr>
-      </w:pPr>
-      <w:r>
-        <w:rPr>
-          <w:rFonts w:ascii="Courier New" w:hAnsi="Courier New" w:cs="Courier New"/>
-          <w:sz w:val="24"/>
-          <w:lang w:val="en-US"/>
-        </w:rPr>
-        <w:t xml:space="preserve">        std::cout &lt;&lt; "[P" &lt;&lt; id &lt;&lt; "] -&gt; block " &lt;&lt; idx &lt;&lt; " (item " &lt;&lt; item &lt;&lt; ")\n";</w:t>
-      </w:r>
-    </w:p>
-    <w:p>
-      <w:pPr>
-        <w:ind w:firstLine="0"/>
-        <w:jc w:val="left"/>
-        <w:rPr>
-          <w:rFonts w:ascii="Courier New" w:hAnsi="Courier New" w:cs="Courier New"/>
-          <w:sz w:val="24"/>
-          <w:lang w:val="en-US"/>
-        </w:rPr>
-      </w:pPr>
-      <w:r>
-        <w:rPr>
-          <w:rFonts w:ascii="Courier New" w:hAnsi="Courier New" w:cs="Courier New"/>
-          <w:sz w:val="24"/>
-          <w:lang w:val="en-US"/>
-        </w:rPr>
-        <w:t xml:space="preserve">        LeaveCriticalSection(&amp;g_ioCS);</w:t>
-      </w:r>
-    </w:p>
-    <w:p>
-      <w:pPr>
-        <w:ind w:firstLine="0"/>
-        <w:jc w:val="left"/>
-        <w:rPr>
-          <w:rFonts w:ascii="Courier New" w:hAnsi="Courier New" w:cs="Courier New"/>
-          <w:sz w:val="24"/>
-          <w:lang w:val="en-US"/>
-        </w:rPr>
-      </w:pPr>
-    </w:p>
-    <w:p>
-      <w:pPr>
-        <w:ind w:firstLine="0"/>
-        <w:jc w:val="left"/>
-        <w:rPr>
-          <w:rFonts w:ascii="Courier New" w:hAnsi="Courier New" w:cs="Courier New"/>
-          <w:sz w:val="24"/>
-          <w:lang w:val="en-US"/>
-        </w:rPr>
-      </w:pPr>
-      <w:r>
-        <w:rPr>
-          <w:rFonts w:ascii="Courier New" w:hAnsi="Courier New" w:cs="Courier New"/>
-          <w:sz w:val="24"/>
-          <w:lang w:val="en-US"/>
-        </w:rPr>
-        <w:t xml:space="preserve">        Sleep(10 + id * 3);</w:t>
+        <w:t xml:space="preserve">        </w:t>
+      </w:r>
+      <w:proofErr w:type="spellStart"/>
+      <w:proofErr w:type="gramStart"/>
+      <w:r>
+        <w:rPr>
+          <w:rFonts w:ascii="Courier New" w:hAnsi="Courier New" w:cs="Courier New"/>
+          <w:sz w:val="24"/>
+          <w:lang w:val="en-US"/>
+        </w:rPr>
+        <w:t>WaitForSingleObject</w:t>
+      </w:r>
+      <w:proofErr w:type="spellEnd"/>
+      <w:r>
+        <w:rPr>
+          <w:rFonts w:ascii="Courier New" w:hAnsi="Courier New" w:cs="Courier New"/>
+          <w:sz w:val="24"/>
+          <w:lang w:val="en-US"/>
+        </w:rPr>
+        <w:t>(</w:t>
+      </w:r>
+      <w:proofErr w:type="spellStart"/>
+      <w:proofErr w:type="gramEnd"/>
+      <w:r>
+        <w:rPr>
+          <w:rFonts w:ascii="Courier New" w:hAnsi="Courier New" w:cs="Courier New"/>
+          <w:sz w:val="24"/>
+          <w:lang w:val="en-US"/>
+        </w:rPr>
+        <w:t>g_freeBlocks</w:t>
+      </w:r>
+      <w:proofErr w:type="spellEnd"/>
+      <w:r>
+        <w:rPr>
+          <w:rFonts w:ascii="Courier New" w:hAnsi="Courier New" w:cs="Courier New"/>
+          <w:sz w:val="24"/>
+          <w:lang w:val="en-US"/>
+        </w:rPr>
+        <w:t>, INFINITE);</w:t>
+      </w:r>
+    </w:p>
+    <w:p>
+      <w:pPr>
+        <w:ind w:firstLine="0"/>
+        <w:jc w:val="left"/>
+        <w:rPr>
+          <w:rFonts w:ascii="Courier New" w:hAnsi="Courier New" w:cs="Courier New"/>
+          <w:sz w:val="24"/>
+          <w:lang w:val="en-US"/>
+        </w:rPr>
+      </w:pPr>
+    </w:p>
+    <w:p>
+      <w:pPr>
+        <w:ind w:firstLine="0"/>
+        <w:jc w:val="left"/>
+        <w:rPr>
+          <w:rFonts w:ascii="Courier New" w:hAnsi="Courier New" w:cs="Courier New"/>
+          <w:sz w:val="24"/>
+          <w:lang w:val="en-US"/>
+        </w:rPr>
+      </w:pPr>
+      <w:r>
+        <w:rPr>
+          <w:rFonts w:ascii="Courier New" w:hAnsi="Courier New" w:cs="Courier New"/>
+          <w:sz w:val="24"/>
+          <w:lang w:val="en-US"/>
+        </w:rPr>
+        <w:t xml:space="preserve">        </w:t>
+      </w:r>
+      <w:proofErr w:type="spellStart"/>
+      <w:r>
+        <w:rPr>
+          <w:rFonts w:ascii="Courier New" w:hAnsi="Courier New" w:cs="Courier New"/>
+          <w:sz w:val="24"/>
+          <w:lang w:val="en-US"/>
+        </w:rPr>
+        <w:t>EnterCriticalSection</w:t>
+      </w:r>
+      <w:proofErr w:type="spellEnd"/>
+      <w:r>
+        <w:rPr>
+          <w:rFonts w:ascii="Courier New" w:hAnsi="Courier New" w:cs="Courier New"/>
+          <w:sz w:val="24"/>
+          <w:lang w:val="en-US"/>
+        </w:rPr>
+        <w:t>(&amp;</w:t>
+      </w:r>
+      <w:proofErr w:type="spellStart"/>
+      <w:r>
+        <w:rPr>
+          <w:rFonts w:ascii="Courier New" w:hAnsi="Courier New" w:cs="Courier New"/>
+          <w:sz w:val="24"/>
+          <w:lang w:val="en-US"/>
+        </w:rPr>
+        <w:t>g_queueCS</w:t>
+      </w:r>
+      <w:proofErr w:type="spellEnd"/>
+      <w:r>
+        <w:rPr>
+          <w:rFonts w:ascii="Courier New" w:hAnsi="Courier New" w:cs="Courier New"/>
+          <w:sz w:val="24"/>
+          <w:lang w:val="en-US"/>
+        </w:rPr>
+        <w:t>);</w:t>
+      </w:r>
+    </w:p>
+    <w:p>
+      <w:pPr>
+        <w:ind w:firstLine="0"/>
+        <w:jc w:val="left"/>
+        <w:rPr>
+          <w:rFonts w:ascii="Courier New" w:hAnsi="Courier New" w:cs="Courier New"/>
+          <w:sz w:val="24"/>
+          <w:lang w:val="en-US"/>
+        </w:rPr>
+      </w:pPr>
+      <w:r>
+        <w:rPr>
+          <w:rFonts w:ascii="Courier New" w:hAnsi="Courier New" w:cs="Courier New"/>
+          <w:sz w:val="24"/>
+          <w:lang w:val="en-US"/>
+        </w:rPr>
+        <w:t xml:space="preserve">        int </w:t>
+      </w:r>
+      <w:proofErr w:type="spellStart"/>
+      <w:r>
+        <w:rPr>
+          <w:rFonts w:ascii="Courier New" w:hAnsi="Courier New" w:cs="Courier New"/>
+          <w:sz w:val="24"/>
+          <w:lang w:val="en-US"/>
+        </w:rPr>
+        <w:t>idx</w:t>
+      </w:r>
+      <w:proofErr w:type="spellEnd"/>
+      <w:r>
+        <w:rPr>
+          <w:rFonts w:ascii="Courier New" w:hAnsi="Courier New" w:cs="Courier New"/>
+          <w:sz w:val="24"/>
+          <w:lang w:val="en-US"/>
+        </w:rPr>
+        <w:t xml:space="preserve"> = </w:t>
+      </w:r>
+      <w:proofErr w:type="spellStart"/>
+      <w:r>
+        <w:rPr>
+          <w:rFonts w:ascii="Courier New" w:hAnsi="Courier New" w:cs="Courier New"/>
+          <w:sz w:val="24"/>
+          <w:lang w:val="en-US"/>
+        </w:rPr>
+        <w:t>g_freeQueue.front</w:t>
+      </w:r>
+      <w:proofErr w:type="spellEnd"/>
+      <w:r>
+        <w:rPr>
+          <w:rFonts w:ascii="Courier New" w:hAnsi="Courier New" w:cs="Courier New"/>
+          <w:sz w:val="24"/>
+          <w:lang w:val="en-US"/>
+        </w:rPr>
+        <w:t>();</w:t>
+      </w:r>
+    </w:p>
+    <w:p>
+      <w:pPr>
+        <w:ind w:firstLine="0"/>
+        <w:jc w:val="left"/>
+        <w:rPr>
+          <w:rFonts w:ascii="Courier New" w:hAnsi="Courier New" w:cs="Courier New"/>
+          <w:sz w:val="24"/>
+          <w:lang w:val="en-US"/>
+        </w:rPr>
+      </w:pPr>
+      <w:r>
+        <w:rPr>
+          <w:rFonts w:ascii="Courier New" w:hAnsi="Courier New" w:cs="Courier New"/>
+          <w:sz w:val="24"/>
+          <w:lang w:val="en-US"/>
+        </w:rPr>
+        <w:t xml:space="preserve">        </w:t>
+      </w:r>
+      <w:proofErr w:type="spellStart"/>
+      <w:proofErr w:type="gramStart"/>
+      <w:r>
+        <w:rPr>
+          <w:rFonts w:ascii="Courier New" w:hAnsi="Courier New" w:cs="Courier New"/>
+          <w:sz w:val="24"/>
+          <w:lang w:val="en-US"/>
+        </w:rPr>
+        <w:t>g_freeQueue.pop</w:t>
+      </w:r>
+      <w:proofErr w:type="spellEnd"/>
+      <w:r>
+        <w:rPr>
+          <w:rFonts w:ascii="Courier New" w:hAnsi="Courier New" w:cs="Courier New"/>
+          <w:sz w:val="24"/>
+          <w:lang w:val="en-US"/>
+        </w:rPr>
+        <w:t>(</w:t>
+      </w:r>
+      <w:proofErr w:type="gramEnd"/>
+      <w:r>
+        <w:rPr>
+          <w:rFonts w:ascii="Courier New" w:hAnsi="Courier New" w:cs="Courier New"/>
+          <w:sz w:val="24"/>
+          <w:lang w:val="en-US"/>
+        </w:rPr>
+        <w:t>);</w:t>
+      </w:r>
+    </w:p>
+    <w:p>
+      <w:pPr>
+        <w:ind w:firstLine="0"/>
+        <w:jc w:val="left"/>
+        <w:rPr>
+          <w:rFonts w:ascii="Courier New" w:hAnsi="Courier New" w:cs="Courier New"/>
+          <w:sz w:val="24"/>
+          <w:lang w:val="en-US"/>
+        </w:rPr>
+      </w:pPr>
+      <w:r>
+        <w:rPr>
+          <w:rFonts w:ascii="Courier New" w:hAnsi="Courier New" w:cs="Courier New"/>
+          <w:sz w:val="24"/>
+          <w:lang w:val="en-US"/>
+        </w:rPr>
+        <w:t xml:space="preserve">        </w:t>
+      </w:r>
+      <w:proofErr w:type="spellStart"/>
+      <w:r>
+        <w:rPr>
+          <w:rFonts w:ascii="Courier New" w:hAnsi="Courier New" w:cs="Courier New"/>
+          <w:sz w:val="24"/>
+          <w:lang w:val="en-US"/>
+        </w:rPr>
+        <w:t>LeaveCriticalSection</w:t>
+      </w:r>
+      <w:proofErr w:type="spellEnd"/>
+      <w:r>
+        <w:rPr>
+          <w:rFonts w:ascii="Courier New" w:hAnsi="Courier New" w:cs="Courier New"/>
+          <w:sz w:val="24"/>
+          <w:lang w:val="en-US"/>
+        </w:rPr>
+        <w:t>(&amp;</w:t>
+      </w:r>
+      <w:proofErr w:type="spellStart"/>
+      <w:r>
+        <w:rPr>
+          <w:rFonts w:ascii="Courier New" w:hAnsi="Courier New" w:cs="Courier New"/>
+          <w:sz w:val="24"/>
+          <w:lang w:val="en-US"/>
+        </w:rPr>
+        <w:t>g_queueCS</w:t>
+      </w:r>
+      <w:proofErr w:type="spellEnd"/>
+      <w:r>
+        <w:rPr>
+          <w:rFonts w:ascii="Courier New" w:hAnsi="Courier New" w:cs="Courier New"/>
+          <w:sz w:val="24"/>
+          <w:lang w:val="en-US"/>
+        </w:rPr>
+        <w:t>);</w:t>
+      </w:r>
+    </w:p>
+    <w:p>
+      <w:pPr>
+        <w:ind w:firstLine="0"/>
+        <w:jc w:val="left"/>
+        <w:rPr>
+          <w:rFonts w:ascii="Courier New" w:hAnsi="Courier New" w:cs="Courier New"/>
+          <w:sz w:val="24"/>
+          <w:lang w:val="en-US"/>
+        </w:rPr>
+      </w:pPr>
+    </w:p>
+    <w:p>
+      <w:pPr>
+        <w:ind w:firstLine="0"/>
+        <w:jc w:val="left"/>
+        <w:rPr>
+          <w:rFonts w:ascii="Courier New" w:hAnsi="Courier New" w:cs="Courier New"/>
+          <w:sz w:val="24"/>
+          <w:lang w:val="en-US"/>
+        </w:rPr>
+      </w:pPr>
+      <w:r>
+        <w:rPr>
+          <w:rFonts w:ascii="Courier New" w:hAnsi="Courier New" w:cs="Courier New"/>
+          <w:sz w:val="24"/>
+          <w:lang w:val="en-US"/>
+        </w:rPr>
+        <w:t xml:space="preserve">        _</w:t>
+      </w:r>
+      <w:proofErr w:type="spellStart"/>
+      <w:r>
+        <w:rPr>
+          <w:rFonts w:ascii="Courier New" w:hAnsi="Courier New" w:cs="Courier New"/>
+          <w:sz w:val="24"/>
+          <w:lang w:val="en-US"/>
+        </w:rPr>
+        <w:t>snprintf_s</w:t>
+      </w:r>
+      <w:proofErr w:type="spellEnd"/>
+      <w:r>
+        <w:rPr>
+          <w:rFonts w:ascii="Courier New" w:hAnsi="Courier New" w:cs="Courier New"/>
+          <w:sz w:val="24"/>
+          <w:lang w:val="en-US"/>
+        </w:rPr>
+        <w:t>(</w:t>
+      </w:r>
+      <w:proofErr w:type="spellStart"/>
+      <w:r>
+        <w:rPr>
+          <w:rFonts w:ascii="Courier New" w:hAnsi="Courier New" w:cs="Courier New"/>
+          <w:sz w:val="24"/>
+          <w:lang w:val="en-US"/>
+        </w:rPr>
+        <w:t>g_blocks</w:t>
+      </w:r>
+      <w:proofErr w:type="spellEnd"/>
+      <w:r>
+        <w:rPr>
+          <w:rFonts w:ascii="Courier New" w:hAnsi="Courier New" w:cs="Courier New"/>
+          <w:sz w:val="24"/>
+          <w:lang w:val="en-US"/>
+        </w:rPr>
+        <w:t>[</w:t>
+      </w:r>
+      <w:proofErr w:type="spellStart"/>
+      <w:r>
+        <w:rPr>
+          <w:rFonts w:ascii="Courier New" w:hAnsi="Courier New" w:cs="Courier New"/>
+          <w:sz w:val="24"/>
+          <w:lang w:val="en-US"/>
+        </w:rPr>
+        <w:t>idx</w:t>
+      </w:r>
+      <w:proofErr w:type="spellEnd"/>
+      <w:r>
+        <w:rPr>
+          <w:rFonts w:ascii="Courier New" w:hAnsi="Courier New" w:cs="Courier New"/>
+          <w:sz w:val="24"/>
+          <w:lang w:val="en-US"/>
+        </w:rPr>
+        <w:t>].data, BLOCK_SIZE, _TRUNCATE, "</w:t>
+      </w:r>
+      <w:proofErr w:type="spellStart"/>
+      <w:r>
+        <w:rPr>
+          <w:rFonts w:ascii="Courier New" w:hAnsi="Courier New" w:cs="Courier New"/>
+          <w:sz w:val="24"/>
+          <w:lang w:val="en-US"/>
+        </w:rPr>
+        <w:t>P%d</w:t>
+      </w:r>
+      <w:proofErr w:type="spellEnd"/>
+      <w:r>
+        <w:rPr>
+          <w:rFonts w:ascii="Courier New" w:hAnsi="Courier New" w:cs="Courier New"/>
+          <w:sz w:val="24"/>
+          <w:lang w:val="en-US"/>
+        </w:rPr>
+        <w:t>: item %d", id, item);</w:t>
+      </w:r>
+    </w:p>
+    <w:p>
+      <w:pPr>
+        <w:ind w:firstLine="0"/>
+        <w:jc w:val="left"/>
+        <w:rPr>
+          <w:rFonts w:ascii="Courier New" w:hAnsi="Courier New" w:cs="Courier New"/>
+          <w:sz w:val="24"/>
+          <w:lang w:val="en-US"/>
+        </w:rPr>
+      </w:pPr>
+    </w:p>
+    <w:p>
+      <w:pPr>
+        <w:ind w:firstLine="0"/>
+        <w:jc w:val="left"/>
+        <w:rPr>
+          <w:rFonts w:ascii="Courier New" w:hAnsi="Courier New" w:cs="Courier New"/>
+          <w:sz w:val="24"/>
+          <w:lang w:val="en-US"/>
+        </w:rPr>
+      </w:pPr>
+      <w:r>
+        <w:rPr>
+          <w:rFonts w:ascii="Courier New" w:hAnsi="Courier New" w:cs="Courier New"/>
+          <w:sz w:val="24"/>
+          <w:lang w:val="en-US"/>
+        </w:rPr>
+        <w:t xml:space="preserve">        </w:t>
+      </w:r>
+      <w:proofErr w:type="spellStart"/>
+      <w:r>
+        <w:rPr>
+          <w:rFonts w:ascii="Courier New" w:hAnsi="Courier New" w:cs="Courier New"/>
+          <w:sz w:val="24"/>
+          <w:lang w:val="en-US"/>
+        </w:rPr>
+        <w:t>InterlockedIncrement</w:t>
+      </w:r>
+      <w:proofErr w:type="spellEnd"/>
+      <w:r>
+        <w:rPr>
+          <w:rFonts w:ascii="Courier New" w:hAnsi="Courier New" w:cs="Courier New"/>
+          <w:sz w:val="24"/>
+          <w:lang w:val="en-US"/>
+        </w:rPr>
+        <w:t>(&amp;</w:t>
+      </w:r>
+      <w:proofErr w:type="spellStart"/>
+      <w:r>
+        <w:rPr>
+          <w:rFonts w:ascii="Courier New" w:hAnsi="Courier New" w:cs="Courier New"/>
+          <w:sz w:val="24"/>
+          <w:lang w:val="en-US"/>
+        </w:rPr>
+        <w:t>g_itemsProduced</w:t>
+      </w:r>
+      <w:proofErr w:type="spellEnd"/>
+      <w:r>
+        <w:rPr>
+          <w:rFonts w:ascii="Courier New" w:hAnsi="Courier New" w:cs="Courier New"/>
+          <w:sz w:val="24"/>
+          <w:lang w:val="en-US"/>
+        </w:rPr>
+        <w:t>);</w:t>
+      </w:r>
+    </w:p>
+    <w:p>
+      <w:pPr>
+        <w:ind w:firstLine="0"/>
+        <w:jc w:val="left"/>
+        <w:rPr>
+          <w:rFonts w:ascii="Courier New" w:hAnsi="Courier New" w:cs="Courier New"/>
+          <w:sz w:val="24"/>
+          <w:lang w:val="en-US"/>
+        </w:rPr>
+      </w:pPr>
+    </w:p>
+    <w:p>
+      <w:pPr>
+        <w:ind w:firstLine="0"/>
+        <w:jc w:val="left"/>
+        <w:rPr>
+          <w:rFonts w:ascii="Courier New" w:hAnsi="Courier New" w:cs="Courier New"/>
+          <w:sz w:val="24"/>
+          <w:lang w:val="en-US"/>
+        </w:rPr>
+      </w:pPr>
+      <w:r>
+        <w:rPr>
+          <w:rFonts w:ascii="Courier New" w:hAnsi="Courier New" w:cs="Courier New"/>
+          <w:sz w:val="24"/>
+          <w:lang w:val="en-US"/>
+        </w:rPr>
+        <w:t xml:space="preserve">        </w:t>
+      </w:r>
+      <w:proofErr w:type="spellStart"/>
+      <w:r>
+        <w:rPr>
+          <w:rFonts w:ascii="Courier New" w:hAnsi="Courier New" w:cs="Courier New"/>
+          <w:sz w:val="24"/>
+          <w:lang w:val="en-US"/>
+        </w:rPr>
+        <w:t>EnterCriticalSection</w:t>
+      </w:r>
+      <w:proofErr w:type="spellEnd"/>
+      <w:r>
+        <w:rPr>
+          <w:rFonts w:ascii="Courier New" w:hAnsi="Courier New" w:cs="Courier New"/>
+          <w:sz w:val="24"/>
+          <w:lang w:val="en-US"/>
+        </w:rPr>
+        <w:t>(&amp;</w:t>
+      </w:r>
+      <w:proofErr w:type="spellStart"/>
+      <w:r>
+        <w:rPr>
+          <w:rFonts w:ascii="Courier New" w:hAnsi="Courier New" w:cs="Courier New"/>
+          <w:sz w:val="24"/>
+          <w:lang w:val="en-US"/>
+        </w:rPr>
+        <w:t>g_queueCS</w:t>
+      </w:r>
+      <w:proofErr w:type="spellEnd"/>
+      <w:r>
+        <w:rPr>
+          <w:rFonts w:ascii="Courier New" w:hAnsi="Courier New" w:cs="Courier New"/>
+          <w:sz w:val="24"/>
+          <w:lang w:val="en-US"/>
+        </w:rPr>
+        <w:t>);</w:t>
+      </w:r>
+    </w:p>
+    <w:p>
+      <w:pPr>
+        <w:ind w:firstLine="0"/>
+        <w:jc w:val="left"/>
+        <w:rPr>
+          <w:rFonts w:ascii="Courier New" w:hAnsi="Courier New" w:cs="Courier New"/>
+          <w:sz w:val="24"/>
+          <w:lang w:val="en-US"/>
+        </w:rPr>
+      </w:pPr>
+      <w:r>
+        <w:rPr>
+          <w:rFonts w:ascii="Courier New" w:hAnsi="Courier New" w:cs="Courier New"/>
+          <w:sz w:val="24"/>
+          <w:lang w:val="en-US"/>
+        </w:rPr>
+        <w:t xml:space="preserve">        </w:t>
+      </w:r>
+      <w:proofErr w:type="spellStart"/>
+      <w:r>
+        <w:rPr>
+          <w:rFonts w:ascii="Courier New" w:hAnsi="Courier New" w:cs="Courier New"/>
+          <w:sz w:val="24"/>
+          <w:lang w:val="en-US"/>
+        </w:rPr>
+        <w:t>g_fullQueue.push</w:t>
+      </w:r>
+      <w:proofErr w:type="spellEnd"/>
+      <w:r>
+        <w:rPr>
+          <w:rFonts w:ascii="Courier New" w:hAnsi="Courier New" w:cs="Courier New"/>
+          <w:sz w:val="24"/>
+          <w:lang w:val="en-US"/>
+        </w:rPr>
+        <w:t>(</w:t>
+      </w:r>
+      <w:proofErr w:type="spellStart"/>
+      <w:r>
+        <w:rPr>
+          <w:rFonts w:ascii="Courier New" w:hAnsi="Courier New" w:cs="Courier New"/>
+          <w:sz w:val="24"/>
+          <w:lang w:val="en-US"/>
+        </w:rPr>
+        <w:t>idx</w:t>
+      </w:r>
+      <w:proofErr w:type="spellEnd"/>
+      <w:r>
+        <w:rPr>
+          <w:rFonts w:ascii="Courier New" w:hAnsi="Courier New" w:cs="Courier New"/>
+          <w:sz w:val="24"/>
+          <w:lang w:val="en-US"/>
+        </w:rPr>
+        <w:t>);</w:t>
+      </w:r>
+    </w:p>
+    <w:p>
+      <w:pPr>
+        <w:ind w:firstLine="0"/>
+        <w:jc w:val="left"/>
+        <w:rPr>
+          <w:rFonts w:ascii="Courier New" w:hAnsi="Courier New" w:cs="Courier New"/>
+          <w:sz w:val="24"/>
+          <w:lang w:val="en-US"/>
+        </w:rPr>
+      </w:pPr>
+      <w:r>
+        <w:rPr>
+          <w:rFonts w:ascii="Courier New" w:hAnsi="Courier New" w:cs="Courier New"/>
+          <w:sz w:val="24"/>
+          <w:lang w:val="en-US"/>
+        </w:rPr>
+        <w:t xml:space="preserve">        </w:t>
+      </w:r>
+      <w:proofErr w:type="spellStart"/>
+      <w:r>
+        <w:rPr>
+          <w:rFonts w:ascii="Courier New" w:hAnsi="Courier New" w:cs="Courier New"/>
+          <w:sz w:val="24"/>
+          <w:lang w:val="en-US"/>
+        </w:rPr>
+        <w:t>LeaveCriticalSection</w:t>
+      </w:r>
+      <w:proofErr w:type="spellEnd"/>
+      <w:r>
+        <w:rPr>
+          <w:rFonts w:ascii="Courier New" w:hAnsi="Courier New" w:cs="Courier New"/>
+          <w:sz w:val="24"/>
+          <w:lang w:val="en-US"/>
+        </w:rPr>
+        <w:t>(&amp;</w:t>
+      </w:r>
+      <w:proofErr w:type="spellStart"/>
+      <w:r>
+        <w:rPr>
+          <w:rFonts w:ascii="Courier New" w:hAnsi="Courier New" w:cs="Courier New"/>
+          <w:sz w:val="24"/>
+          <w:lang w:val="en-US"/>
+        </w:rPr>
+        <w:t>g_queueCS</w:t>
+      </w:r>
+      <w:proofErr w:type="spellEnd"/>
+      <w:r>
+        <w:rPr>
+          <w:rFonts w:ascii="Courier New" w:hAnsi="Courier New" w:cs="Courier New"/>
+          <w:sz w:val="24"/>
+          <w:lang w:val="en-US"/>
+        </w:rPr>
+        <w:t>);</w:t>
+      </w:r>
+    </w:p>
+    <w:p>
+      <w:pPr>
+        <w:ind w:firstLine="0"/>
+        <w:jc w:val="left"/>
+        <w:rPr>
+          <w:rFonts w:ascii="Courier New" w:hAnsi="Courier New" w:cs="Courier New"/>
+          <w:sz w:val="24"/>
+          <w:lang w:val="en-US"/>
+        </w:rPr>
+      </w:pPr>
+    </w:p>
+    <w:p>
+      <w:pPr>
+        <w:ind w:firstLine="0"/>
+        <w:jc w:val="left"/>
+        <w:rPr>
+          <w:rFonts w:ascii="Courier New" w:hAnsi="Courier New" w:cs="Courier New"/>
+          <w:sz w:val="24"/>
+          <w:lang w:val="en-US"/>
+        </w:rPr>
+      </w:pPr>
+      <w:r>
+        <w:rPr>
+          <w:rFonts w:ascii="Courier New" w:hAnsi="Courier New" w:cs="Courier New"/>
+          <w:sz w:val="24"/>
+          <w:lang w:val="en-US"/>
+        </w:rPr>
+        <w:t xml:space="preserve">        </w:t>
+      </w:r>
+      <w:proofErr w:type="spellStart"/>
+      <w:proofErr w:type="gramStart"/>
+      <w:r>
+        <w:rPr>
+          <w:rFonts w:ascii="Courier New" w:hAnsi="Courier New" w:cs="Courier New"/>
+          <w:sz w:val="24"/>
+          <w:lang w:val="en-US"/>
+        </w:rPr>
+        <w:t>ReleaseSemaphore</w:t>
+      </w:r>
+      <w:proofErr w:type="spellEnd"/>
+      <w:r>
+        <w:rPr>
+          <w:rFonts w:ascii="Courier New" w:hAnsi="Courier New" w:cs="Courier New"/>
+          <w:sz w:val="24"/>
+          <w:lang w:val="en-US"/>
+        </w:rPr>
+        <w:t>(</w:t>
+      </w:r>
+      <w:proofErr w:type="spellStart"/>
+      <w:proofErr w:type="gramEnd"/>
+      <w:r>
+        <w:rPr>
+          <w:rFonts w:ascii="Courier New" w:hAnsi="Courier New" w:cs="Courier New"/>
+          <w:sz w:val="24"/>
+          <w:lang w:val="en-US"/>
+        </w:rPr>
+        <w:t>g_fullBlocks</w:t>
+      </w:r>
+      <w:proofErr w:type="spellEnd"/>
+      <w:r>
+        <w:rPr>
+          <w:rFonts w:ascii="Courier New" w:hAnsi="Courier New" w:cs="Courier New"/>
+          <w:sz w:val="24"/>
+          <w:lang w:val="en-US"/>
+        </w:rPr>
+        <w:t>, 1, NULL);</w:t>
+      </w:r>
+    </w:p>
+    <w:p>
+      <w:pPr>
+        <w:ind w:firstLine="0"/>
+        <w:jc w:val="left"/>
+        <w:rPr>
+          <w:rFonts w:ascii="Courier New" w:hAnsi="Courier New" w:cs="Courier New"/>
+          <w:sz w:val="24"/>
+          <w:lang w:val="en-US"/>
+        </w:rPr>
+      </w:pPr>
+    </w:p>
+    <w:p>
+      <w:pPr>
+        <w:ind w:firstLine="0"/>
+        <w:jc w:val="left"/>
+        <w:rPr>
+          <w:rFonts w:ascii="Courier New" w:hAnsi="Courier New" w:cs="Courier New"/>
+          <w:sz w:val="24"/>
+          <w:lang w:val="en-US"/>
+        </w:rPr>
+      </w:pPr>
+      <w:r>
+        <w:rPr>
+          <w:rFonts w:ascii="Courier New" w:hAnsi="Courier New" w:cs="Courier New"/>
+          <w:sz w:val="24"/>
+          <w:lang w:val="en-US"/>
+        </w:rPr>
+        <w:t xml:space="preserve">        </w:t>
+      </w:r>
+      <w:proofErr w:type="spellStart"/>
+      <w:r>
+        <w:rPr>
+          <w:rFonts w:ascii="Courier New" w:hAnsi="Courier New" w:cs="Courier New"/>
+          <w:sz w:val="24"/>
+          <w:lang w:val="en-US"/>
+        </w:rPr>
+        <w:t>EnterCriticalSection</w:t>
+      </w:r>
+      <w:proofErr w:type="spellEnd"/>
+      <w:r>
+        <w:rPr>
+          <w:rFonts w:ascii="Courier New" w:hAnsi="Courier New" w:cs="Courier New"/>
+          <w:sz w:val="24"/>
+          <w:lang w:val="en-US"/>
+        </w:rPr>
+        <w:t>(&amp;</w:t>
+      </w:r>
+      <w:proofErr w:type="spellStart"/>
+      <w:r>
+        <w:rPr>
+          <w:rFonts w:ascii="Courier New" w:hAnsi="Courier New" w:cs="Courier New"/>
+          <w:sz w:val="24"/>
+          <w:lang w:val="en-US"/>
+        </w:rPr>
+        <w:t>g_ioCS</w:t>
+      </w:r>
+      <w:proofErr w:type="spellEnd"/>
+      <w:r>
+        <w:rPr>
+          <w:rFonts w:ascii="Courier New" w:hAnsi="Courier New" w:cs="Courier New"/>
+          <w:sz w:val="24"/>
+          <w:lang w:val="en-US"/>
+        </w:rPr>
+        <w:t>);</w:t>
+      </w:r>
+    </w:p>
+    <w:p>
+      <w:pPr>
+        <w:ind w:firstLine="0"/>
+        <w:jc w:val="left"/>
+        <w:rPr>
+          <w:rFonts w:ascii="Courier New" w:hAnsi="Courier New" w:cs="Courier New"/>
+          <w:sz w:val="24"/>
+          <w:lang w:val="en-US"/>
+        </w:rPr>
+      </w:pPr>
+      <w:r>
+        <w:rPr>
+          <w:rFonts w:ascii="Courier New" w:hAnsi="Courier New" w:cs="Courier New"/>
+          <w:sz w:val="24"/>
+          <w:lang w:val="en-US"/>
+        </w:rPr>
+        <w:t xml:space="preserve">        </w:t>
+      </w:r>
+      <w:proofErr w:type="gramStart"/>
+      <w:r>
+        <w:rPr>
+          <w:rFonts w:ascii="Courier New" w:hAnsi="Courier New" w:cs="Courier New"/>
+          <w:sz w:val="24"/>
+          <w:lang w:val="en-US"/>
+        </w:rPr>
+        <w:t>std::</w:t>
+      </w:r>
+      <w:proofErr w:type="spellStart"/>
+      <w:proofErr w:type="gramEnd"/>
+      <w:r>
+        <w:rPr>
+          <w:rFonts w:ascii="Courier New" w:hAnsi="Courier New" w:cs="Courier New"/>
+          <w:sz w:val="24"/>
+          <w:lang w:val="en-US"/>
+        </w:rPr>
+        <w:t>cout</w:t>
+      </w:r>
+      <w:proofErr w:type="spellEnd"/>
+      <w:r>
+        <w:rPr>
+          <w:rFonts w:ascii="Courier New" w:hAnsi="Courier New" w:cs="Courier New"/>
+          <w:sz w:val="24"/>
+          <w:lang w:val="en-US"/>
+        </w:rPr>
+        <w:t xml:space="preserve"> &lt;&lt; "[P" &lt;&lt; id &lt;&lt; "] -&gt; block " &lt;&lt; </w:t>
+      </w:r>
+      <w:proofErr w:type="spellStart"/>
+      <w:r>
+        <w:rPr>
+          <w:rFonts w:ascii="Courier New" w:hAnsi="Courier New" w:cs="Courier New"/>
+          <w:sz w:val="24"/>
+          <w:lang w:val="en-US"/>
+        </w:rPr>
+        <w:t>idx</w:t>
+      </w:r>
+      <w:proofErr w:type="spellEnd"/>
+      <w:r>
+        <w:rPr>
+          <w:rFonts w:ascii="Courier New" w:hAnsi="Courier New" w:cs="Courier New"/>
+          <w:sz w:val="24"/>
+          <w:lang w:val="en-US"/>
+        </w:rPr>
+        <w:t xml:space="preserve"> &lt;&lt; " (item " &lt;&lt; item &lt;&lt; ")\n";</w:t>
+      </w:r>
+    </w:p>
+    <w:p>
+      <w:pPr>
+        <w:ind w:firstLine="0"/>
+        <w:jc w:val="left"/>
+        <w:rPr>
+          <w:rFonts w:ascii="Courier New" w:hAnsi="Courier New" w:cs="Courier New"/>
+          <w:sz w:val="24"/>
+          <w:lang w:val="en-US"/>
+        </w:rPr>
+      </w:pPr>
+      <w:r>
+        <w:rPr>
+          <w:rFonts w:ascii="Courier New" w:hAnsi="Courier New" w:cs="Courier New"/>
+          <w:sz w:val="24"/>
+          <w:lang w:val="en-US"/>
+        </w:rPr>
+        <w:t xml:space="preserve">        </w:t>
+      </w:r>
+      <w:proofErr w:type="spellStart"/>
+      <w:r>
+        <w:rPr>
+          <w:rFonts w:ascii="Courier New" w:hAnsi="Courier New" w:cs="Courier New"/>
+          <w:sz w:val="24"/>
+          <w:lang w:val="en-US"/>
+        </w:rPr>
+        <w:t>LeaveCriticalSection</w:t>
+      </w:r>
+      <w:proofErr w:type="spellEnd"/>
+      <w:r>
+        <w:rPr>
+          <w:rFonts w:ascii="Courier New" w:hAnsi="Courier New" w:cs="Courier New"/>
+          <w:sz w:val="24"/>
+          <w:lang w:val="en-US"/>
+        </w:rPr>
+        <w:t>(&amp;</w:t>
+      </w:r>
+      <w:proofErr w:type="spellStart"/>
+      <w:r>
+        <w:rPr>
+          <w:rFonts w:ascii="Courier New" w:hAnsi="Courier New" w:cs="Courier New"/>
+          <w:sz w:val="24"/>
+          <w:lang w:val="en-US"/>
+        </w:rPr>
+        <w:t>g_ioCS</w:t>
+      </w:r>
+      <w:proofErr w:type="spellEnd"/>
+      <w:r>
+        <w:rPr>
+          <w:rFonts w:ascii="Courier New" w:hAnsi="Courier New" w:cs="Courier New"/>
+          <w:sz w:val="24"/>
+          <w:lang w:val="en-US"/>
+        </w:rPr>
+        <w:t>);</w:t>
+      </w:r>
+    </w:p>
+    <w:p>
+      <w:pPr>
+        <w:ind w:firstLine="0"/>
+        <w:jc w:val="left"/>
+        <w:rPr>
+          <w:rFonts w:ascii="Courier New" w:hAnsi="Courier New" w:cs="Courier New"/>
+          <w:sz w:val="24"/>
+          <w:lang w:val="en-US"/>
+        </w:rPr>
+      </w:pPr>
+    </w:p>
+    <w:p>
+      <w:pPr>
+        <w:ind w:firstLine="0"/>
+        <w:jc w:val="left"/>
+        <w:rPr>
+          <w:rFonts w:ascii="Courier New" w:hAnsi="Courier New" w:cs="Courier New"/>
+          <w:sz w:val="24"/>
+          <w:lang w:val="en-US"/>
+        </w:rPr>
+      </w:pPr>
+      <w:r>
+        <w:rPr>
+          <w:rFonts w:ascii="Courier New" w:hAnsi="Courier New" w:cs="Courier New"/>
+          <w:sz w:val="24"/>
+          <w:lang w:val="en-US"/>
+        </w:rPr>
+        <w:t xml:space="preserve">        </w:t>
+      </w:r>
+      <w:proofErr w:type="gramStart"/>
+      <w:r>
+        <w:rPr>
+          <w:rFonts w:ascii="Courier New" w:hAnsi="Courier New" w:cs="Courier New"/>
+          <w:sz w:val="24"/>
+          <w:lang w:val="en-US"/>
+        </w:rPr>
+        <w:t>Sleep(</w:t>
+      </w:r>
+      <w:proofErr w:type="gramEnd"/>
+      <w:r>
+        <w:rPr>
+          <w:rFonts w:ascii="Courier New" w:hAnsi="Courier New" w:cs="Courier New"/>
+          <w:sz w:val="24"/>
+          <w:lang w:val="en-US"/>
+        </w:rPr>
+        <w:t>10 + id * 3);</w:t>
       </w:r>
     </w:p>
     <w:p>
@@ -4366,7 +6001,53 @@
           <w:sz w:val="24"/>
           <w:lang w:val="en-US"/>
         </w:rPr>
-        <w:t>DWORD WINAPI ConsumerThread(LPVOID lpParam)</w:t>
+        <w:t xml:space="preserve">DWORD WINAPI </w:t>
+      </w:r>
+      <w:proofErr w:type="spellStart"/>
+      <w:proofErr w:type="gramStart"/>
+      <w:r>
+        <w:rPr>
+          <w:rFonts w:ascii="Courier New" w:hAnsi="Courier New" w:cs="Courier New"/>
+          <w:sz w:val="24"/>
+          <w:lang w:val="en-US"/>
+        </w:rPr>
+        <w:t>ConsumerThread</w:t>
+      </w:r>
+      <w:proofErr w:type="spellEnd"/>
+      <w:r>
+        <w:rPr>
+          <w:rFonts w:ascii="Courier New" w:hAnsi="Courier New" w:cs="Courier New"/>
+          <w:sz w:val="24"/>
+          <w:lang w:val="en-US"/>
+        </w:rPr>
+        <w:t>(</w:t>
+      </w:r>
+      <w:proofErr w:type="gramEnd"/>
+      <w:r>
+        <w:rPr>
+          <w:rFonts w:ascii="Courier New" w:hAnsi="Courier New" w:cs="Courier New"/>
+          <w:sz w:val="24"/>
+          <w:lang w:val="en-US"/>
+        </w:rPr>
+        <w:t xml:space="preserve">LPVOID </w:t>
+      </w:r>
+      <w:proofErr w:type="spellStart"/>
+      <w:r>
+        <w:rPr>
+          <w:rFonts w:ascii="Courier New" w:hAnsi="Courier New" w:cs="Courier New"/>
+          <w:sz w:val="24"/>
+          <w:lang w:val="en-US"/>
+        </w:rPr>
+        <w:t>lpParam</w:t>
+      </w:r>
+      <w:proofErr w:type="spellEnd"/>
+      <w:r>
+        <w:rPr>
+          <w:rFonts w:ascii="Courier New" w:hAnsi="Courier New" w:cs="Courier New"/>
+          <w:sz w:val="24"/>
+          <w:lang w:val="en-US"/>
+        </w:rPr>
+        <w:t>)</w:t>
       </w:r>
     </w:p>
     <w:p>
@@ -4404,7 +6085,79 @@
           <w:sz w:val="24"/>
           <w:lang w:val="en-US"/>
         </w:rPr>
-        <w:t xml:space="preserve">    ThreadParam* p = static_cast&lt;ThreadParam*&gt;(lpParam);</w:t>
+        <w:t xml:space="preserve">    </w:t>
+      </w:r>
+      <w:proofErr w:type="spellStart"/>
+      <w:r>
+        <w:rPr>
+          <w:rFonts w:ascii="Courier New" w:hAnsi="Courier New" w:cs="Courier New"/>
+          <w:sz w:val="24"/>
+          <w:lang w:val="en-US"/>
+        </w:rPr>
+        <w:t>ThreadParam</w:t>
+      </w:r>
+      <w:proofErr w:type="spellEnd"/>
+      <w:r>
+        <w:rPr>
+          <w:rFonts w:ascii="Courier New" w:hAnsi="Courier New" w:cs="Courier New"/>
+          <w:sz w:val="24"/>
+          <w:lang w:val="en-US"/>
+        </w:rPr>
+        <w:t xml:space="preserve">* p = </w:t>
+      </w:r>
+      <w:proofErr w:type="spellStart"/>
+      <w:r>
+        <w:rPr>
+          <w:rFonts w:ascii="Courier New" w:hAnsi="Courier New" w:cs="Courier New"/>
+          <w:sz w:val="24"/>
+          <w:lang w:val="en-US"/>
+        </w:rPr>
+        <w:t>static_cast</w:t>
+      </w:r>
+      <w:proofErr w:type="spellEnd"/>
+      <w:r>
+        <w:rPr>
+          <w:rFonts w:ascii="Courier New" w:hAnsi="Courier New" w:cs="Courier New"/>
+          <w:sz w:val="24"/>
+          <w:lang w:val="en-US"/>
+        </w:rPr>
+        <w:t>&lt;</w:t>
+      </w:r>
+      <w:proofErr w:type="spellStart"/>
+      <w:r>
+        <w:rPr>
+          <w:rFonts w:ascii="Courier New" w:hAnsi="Courier New" w:cs="Courier New"/>
+          <w:sz w:val="24"/>
+          <w:lang w:val="en-US"/>
+        </w:rPr>
+        <w:t>ThreadParam</w:t>
+      </w:r>
+      <w:proofErr w:type="spellEnd"/>
+      <w:r>
+        <w:rPr>
+          <w:rFonts w:ascii="Courier New" w:hAnsi="Courier New" w:cs="Courier New"/>
+          <w:sz w:val="24"/>
+          <w:lang w:val="en-US"/>
+        </w:rPr>
+        <w:t>*&gt;(</w:t>
+      </w:r>
+      <w:proofErr w:type="spellStart"/>
+      <w:r>
+        <w:rPr>
+          <w:rFonts w:ascii="Courier New" w:hAnsi="Courier New" w:cs="Courier New"/>
+          <w:sz w:val="24"/>
+          <w:lang w:val="en-US"/>
+        </w:rPr>
+        <w:t>lpParam</w:t>
+      </w:r>
+      <w:proofErr w:type="spellEnd"/>
+      <w:r>
+        <w:rPr>
+          <w:rFonts w:ascii="Courier New" w:hAnsi="Courier New" w:cs="Courier New"/>
+          <w:sz w:val="24"/>
+          <w:lang w:val="en-US"/>
+        </w:rPr>
+        <w:t>);</w:t>
       </w:r>
     </w:p>
     <w:p>
@@ -4491,7 +6244,45 @@
           <w:sz w:val="24"/>
           <w:lang w:val="en-US"/>
         </w:rPr>
-        <w:t xml:space="preserve">        DWORD res = WaitForSingleObject(g_fullBlocks, 100);</w:t>
+        <w:t xml:space="preserve">        DWORD res = </w:t>
+      </w:r>
+      <w:proofErr w:type="spellStart"/>
+      <w:proofErr w:type="gramStart"/>
+      <w:r>
+        <w:rPr>
+          <w:rFonts w:ascii="Courier New" w:hAnsi="Courier New" w:cs="Courier New"/>
+          <w:sz w:val="24"/>
+          <w:lang w:val="en-US"/>
+        </w:rPr>
+        <w:t>WaitForSingleObject</w:t>
+      </w:r>
+      <w:proofErr w:type="spellEnd"/>
+      <w:r>
+        <w:rPr>
+          <w:rFonts w:ascii="Courier New" w:hAnsi="Courier New" w:cs="Courier New"/>
+          <w:sz w:val="24"/>
+          <w:lang w:val="en-US"/>
+        </w:rPr>
+        <w:t>(</w:t>
+      </w:r>
+      <w:proofErr w:type="spellStart"/>
+      <w:proofErr w:type="gramEnd"/>
+      <w:r>
+        <w:rPr>
+          <w:rFonts w:ascii="Courier New" w:hAnsi="Courier New" w:cs="Courier New"/>
+          <w:sz w:val="24"/>
+          <w:lang w:val="en-US"/>
+        </w:rPr>
+        <w:t>g_fullBlocks</w:t>
+      </w:r>
+      <w:proofErr w:type="spellEnd"/>
+      <w:r>
+        <w:rPr>
+          <w:rFonts w:ascii="Courier New" w:hAnsi="Courier New" w:cs="Courier New"/>
+          <w:sz w:val="24"/>
+          <w:lang w:val="en-US"/>
+        </w:rPr>
+        <w:t>, 100);</w:t>
       </w:r>
     </w:p>
     <w:p>
@@ -4548,7 +6339,53 @@
           <w:sz w:val="24"/>
           <w:lang w:val="en-US"/>
         </w:rPr>
-        <w:t xml:space="preserve">            if (InterlockedCompareExchange(&amp;g_producersFinished, 0, 0) != 0)</w:t>
+        <w:t xml:space="preserve">            if (</w:t>
+      </w:r>
+      <w:proofErr w:type="spellStart"/>
+      <w:proofErr w:type="gramStart"/>
+      <w:r>
+        <w:rPr>
+          <w:rFonts w:ascii="Courier New" w:hAnsi="Courier New" w:cs="Courier New"/>
+          <w:sz w:val="24"/>
+          <w:lang w:val="en-US"/>
+        </w:rPr>
+        <w:t>InterlockedCompareExchange</w:t>
+      </w:r>
+      <w:proofErr w:type="spellEnd"/>
+      <w:r>
+        <w:rPr>
+          <w:rFonts w:ascii="Courier New" w:hAnsi="Courier New" w:cs="Courier New"/>
+          <w:sz w:val="24"/>
+          <w:lang w:val="en-US"/>
+        </w:rPr>
+        <w:t>(</w:t>
+      </w:r>
+      <w:proofErr w:type="gramEnd"/>
+      <w:r>
+        <w:rPr>
+          <w:rFonts w:ascii="Courier New" w:hAnsi="Courier New" w:cs="Courier New"/>
+          <w:sz w:val="24"/>
+          <w:lang w:val="en-US"/>
+        </w:rPr>
+        <w:t>&amp;</w:t>
+      </w:r>
+      <w:proofErr w:type="spellStart"/>
+      <w:r>
+        <w:rPr>
+          <w:rFonts w:ascii="Courier New" w:hAnsi="Courier New" w:cs="Courier New"/>
+          <w:sz w:val="24"/>
+          <w:lang w:val="en-US"/>
+        </w:rPr>
+        <w:t>g_producersFinished</w:t>
+      </w:r>
+      <w:proofErr w:type="spellEnd"/>
+      <w:r>
+        <w:rPr>
+          <w:rFonts w:ascii="Courier New" w:hAnsi="Courier New" w:cs="Courier New"/>
+          <w:sz w:val="24"/>
+          <w:lang w:val="en-US"/>
+        </w:rPr>
+        <w:t>, 0, 0) != 0)</w:t>
       </w:r>
     </w:p>
     <w:p>
@@ -4586,45 +6423,135 @@
           <w:sz w:val="24"/>
           <w:lang w:val="en-US"/>
         </w:rPr>
-        <w:t xml:space="preserve">                EnterCriticalSection(&amp;g_queueCS);</w:t>
-      </w:r>
-    </w:p>
-    <w:p>
-      <w:pPr>
-        <w:ind w:firstLine="0"/>
-        <w:jc w:val="left"/>
-        <w:rPr>
-          <w:rFonts w:ascii="Courier New" w:hAnsi="Courier New" w:cs="Courier New"/>
-          <w:sz w:val="24"/>
-          <w:lang w:val="en-US"/>
-        </w:rPr>
-      </w:pPr>
-      <w:r>
-        <w:rPr>
-          <w:rFonts w:ascii="Courier New" w:hAnsi="Courier New" w:cs="Courier New"/>
-          <w:sz w:val="24"/>
-          <w:lang w:val="en-US"/>
-        </w:rPr>
-        <w:t xml:space="preserve">                bool empty = g_fullQueue.empty();</w:t>
-      </w:r>
-    </w:p>
-    <w:p>
-      <w:pPr>
-        <w:ind w:firstLine="0"/>
-        <w:jc w:val="left"/>
-        <w:rPr>
-          <w:rFonts w:ascii="Courier New" w:hAnsi="Courier New" w:cs="Courier New"/>
-          <w:sz w:val="24"/>
-          <w:lang w:val="en-US"/>
-        </w:rPr>
-      </w:pPr>
-      <w:r>
-        <w:rPr>
-          <w:rFonts w:ascii="Courier New" w:hAnsi="Courier New" w:cs="Courier New"/>
-          <w:sz w:val="24"/>
-          <w:lang w:val="en-US"/>
-        </w:rPr>
-        <w:t xml:space="preserve">                LeaveCriticalSection(&amp;g_queueCS);</w:t>
+        <w:t xml:space="preserve">                </w:t>
+      </w:r>
+      <w:proofErr w:type="spellStart"/>
+      <w:r>
+        <w:rPr>
+          <w:rFonts w:ascii="Courier New" w:hAnsi="Courier New" w:cs="Courier New"/>
+          <w:sz w:val="24"/>
+          <w:lang w:val="en-US"/>
+        </w:rPr>
+        <w:t>EnterCriticalSection</w:t>
+      </w:r>
+      <w:proofErr w:type="spellEnd"/>
+      <w:r>
+        <w:rPr>
+          <w:rFonts w:ascii="Courier New" w:hAnsi="Courier New" w:cs="Courier New"/>
+          <w:sz w:val="24"/>
+          <w:lang w:val="en-US"/>
+        </w:rPr>
+        <w:t>(&amp;</w:t>
+      </w:r>
+      <w:proofErr w:type="spellStart"/>
+      <w:r>
+        <w:rPr>
+          <w:rFonts w:ascii="Courier New" w:hAnsi="Courier New" w:cs="Courier New"/>
+          <w:sz w:val="24"/>
+          <w:lang w:val="en-US"/>
+        </w:rPr>
+        <w:t>g_queueCS</w:t>
+      </w:r>
+      <w:proofErr w:type="spellEnd"/>
+      <w:r>
+        <w:rPr>
+          <w:rFonts w:ascii="Courier New" w:hAnsi="Courier New" w:cs="Courier New"/>
+          <w:sz w:val="24"/>
+          <w:lang w:val="en-US"/>
+        </w:rPr>
+        <w:t>);</w:t>
+      </w:r>
+    </w:p>
+    <w:p>
+      <w:pPr>
+        <w:ind w:firstLine="0"/>
+        <w:jc w:val="left"/>
+        <w:rPr>
+          <w:rFonts w:ascii="Courier New" w:hAnsi="Courier New" w:cs="Courier New"/>
+          <w:sz w:val="24"/>
+          <w:lang w:val="en-US"/>
+        </w:rPr>
+      </w:pPr>
+      <w:r>
+        <w:rPr>
+          <w:rFonts w:ascii="Courier New" w:hAnsi="Courier New" w:cs="Courier New"/>
+          <w:sz w:val="24"/>
+          <w:lang w:val="en-US"/>
+        </w:rPr>
+        <w:t xml:space="preserve">                bool empty = </w:t>
+      </w:r>
+      <w:proofErr w:type="spellStart"/>
+      <w:r>
+        <w:rPr>
+          <w:rFonts w:ascii="Courier New" w:hAnsi="Courier New" w:cs="Courier New"/>
+          <w:sz w:val="24"/>
+          <w:lang w:val="en-US"/>
+        </w:rPr>
+        <w:t>g_fullQueue.empty</w:t>
+      </w:r>
+      <w:proofErr w:type="spellEnd"/>
+      <w:r>
+        <w:rPr>
+          <w:rFonts w:ascii="Courier New" w:hAnsi="Courier New" w:cs="Courier New"/>
+          <w:sz w:val="24"/>
+          <w:lang w:val="en-US"/>
+        </w:rPr>
+        <w:t>();</w:t>
+      </w:r>
+    </w:p>
+    <w:p>
+      <w:pPr>
+        <w:ind w:firstLine="0"/>
+        <w:jc w:val="left"/>
+        <w:rPr>
+          <w:rFonts w:ascii="Courier New" w:hAnsi="Courier New" w:cs="Courier New"/>
+          <w:sz w:val="24"/>
+          <w:lang w:val="en-US"/>
+        </w:rPr>
+      </w:pPr>
+      <w:r>
+        <w:rPr>
+          <w:rFonts w:ascii="Courier New" w:hAnsi="Courier New" w:cs="Courier New"/>
+          <w:sz w:val="24"/>
+          <w:lang w:val="en-US"/>
+        </w:rPr>
+        <w:t xml:space="preserve">                </w:t>
+      </w:r>
+      <w:proofErr w:type="spellStart"/>
+      <w:r>
+        <w:rPr>
+          <w:rFonts w:ascii="Courier New" w:hAnsi="Courier New" w:cs="Courier New"/>
+          <w:sz w:val="24"/>
+          <w:lang w:val="en-US"/>
+        </w:rPr>
+        <w:t>LeaveCriticalSection</w:t>
+      </w:r>
+      <w:proofErr w:type="spellEnd"/>
+      <w:r>
+        <w:rPr>
+          <w:rFonts w:ascii="Courier New" w:hAnsi="Courier New" w:cs="Courier New"/>
+          <w:sz w:val="24"/>
+          <w:lang w:val="en-US"/>
+        </w:rPr>
+        <w:t>(&amp;</w:t>
+      </w:r>
+      <w:proofErr w:type="spellStart"/>
+      <w:r>
+        <w:rPr>
+          <w:rFonts w:ascii="Courier New" w:hAnsi="Courier New" w:cs="Courier New"/>
+          <w:sz w:val="24"/>
+          <w:lang w:val="en-US"/>
+        </w:rPr>
+        <w:t>g_queueCS</w:t>
+      </w:r>
+      <w:proofErr w:type="spellEnd"/>
+      <w:r>
+        <w:rPr>
+          <w:rFonts w:ascii="Courier New" w:hAnsi="Courier New" w:cs="Courier New"/>
+          <w:sz w:val="24"/>
+          <w:lang w:val="en-US"/>
+        </w:rPr>
+        <w:t>);</w:t>
       </w:r>
     </w:p>
     <w:p>
@@ -4739,7 +6666,25 @@
           <w:sz w:val="24"/>
           <w:lang w:val="en-US"/>
         </w:rPr>
-        <w:t xml:space="preserve">        else if (res != WAIT_OBJECT_0)</w:t>
+        <w:t xml:space="preserve">        else if (</w:t>
+      </w:r>
+      <w:proofErr w:type="gramStart"/>
+      <w:r>
+        <w:rPr>
+          <w:rFonts w:ascii="Courier New" w:hAnsi="Courier New" w:cs="Courier New"/>
+          <w:sz w:val="24"/>
+          <w:lang w:val="en-US"/>
+        </w:rPr>
+        <w:t>res !</w:t>
+      </w:r>
+      <w:proofErr w:type="gramEnd"/>
+      <w:r>
+        <w:rPr>
+          <w:rFonts w:ascii="Courier New" w:hAnsi="Courier New" w:cs="Courier New"/>
+          <w:sz w:val="24"/>
+          <w:lang w:val="en-US"/>
+        </w:rPr>
+        <w:t>= WAIT_OBJECT_0)</w:t>
       </w:r>
     </w:p>
     <w:p>
@@ -4826,26 +6771,80 @@
           <w:sz w:val="24"/>
           <w:lang w:val="en-US"/>
         </w:rPr>
-        <w:t xml:space="preserve">        EnterCriticalSection(&amp;g_queueCS);</w:t>
-      </w:r>
-    </w:p>
-    <w:p>
-      <w:pPr>
-        <w:ind w:firstLine="0"/>
-        <w:jc w:val="left"/>
-        <w:rPr>
-          <w:rFonts w:ascii="Courier New" w:hAnsi="Courier New" w:cs="Courier New"/>
-          <w:sz w:val="24"/>
-          <w:lang w:val="en-US"/>
-        </w:rPr>
-      </w:pPr>
-      <w:r>
-        <w:rPr>
-          <w:rFonts w:ascii="Courier New" w:hAnsi="Courier New" w:cs="Courier New"/>
-          <w:sz w:val="24"/>
-          <w:lang w:val="en-US"/>
-        </w:rPr>
-        <w:t xml:space="preserve">        if (g_fullQueue.empty())</w:t>
+        <w:t xml:space="preserve">        </w:t>
+      </w:r>
+      <w:proofErr w:type="spellStart"/>
+      <w:r>
+        <w:rPr>
+          <w:rFonts w:ascii="Courier New" w:hAnsi="Courier New" w:cs="Courier New"/>
+          <w:sz w:val="24"/>
+          <w:lang w:val="en-US"/>
+        </w:rPr>
+        <w:t>EnterCriticalSection</w:t>
+      </w:r>
+      <w:proofErr w:type="spellEnd"/>
+      <w:r>
+        <w:rPr>
+          <w:rFonts w:ascii="Courier New" w:hAnsi="Courier New" w:cs="Courier New"/>
+          <w:sz w:val="24"/>
+          <w:lang w:val="en-US"/>
+        </w:rPr>
+        <w:t>(&amp;</w:t>
+      </w:r>
+      <w:proofErr w:type="spellStart"/>
+      <w:r>
+        <w:rPr>
+          <w:rFonts w:ascii="Courier New" w:hAnsi="Courier New" w:cs="Courier New"/>
+          <w:sz w:val="24"/>
+          <w:lang w:val="en-US"/>
+        </w:rPr>
+        <w:t>g_queueCS</w:t>
+      </w:r>
+      <w:proofErr w:type="spellEnd"/>
+      <w:r>
+        <w:rPr>
+          <w:rFonts w:ascii="Courier New" w:hAnsi="Courier New" w:cs="Courier New"/>
+          <w:sz w:val="24"/>
+          <w:lang w:val="en-US"/>
+        </w:rPr>
+        <w:t>);</w:t>
+      </w:r>
+    </w:p>
+    <w:p>
+      <w:pPr>
+        <w:ind w:firstLine="0"/>
+        <w:jc w:val="left"/>
+        <w:rPr>
+          <w:rFonts w:ascii="Courier New" w:hAnsi="Courier New" w:cs="Courier New"/>
+          <w:sz w:val="24"/>
+          <w:lang w:val="en-US"/>
+        </w:rPr>
+      </w:pPr>
+      <w:r>
+        <w:rPr>
+          <w:rFonts w:ascii="Courier New" w:hAnsi="Courier New" w:cs="Courier New"/>
+          <w:sz w:val="24"/>
+          <w:lang w:val="en-US"/>
+        </w:rPr>
+        <w:t xml:space="preserve">        if (</w:t>
+      </w:r>
+      <w:proofErr w:type="spellStart"/>
+      <w:r>
+        <w:rPr>
+          <w:rFonts w:ascii="Courier New" w:hAnsi="Courier New" w:cs="Courier New"/>
+          <w:sz w:val="24"/>
+          <w:lang w:val="en-US"/>
+        </w:rPr>
+        <w:t>g_fullQueue.empty</w:t>
+      </w:r>
+      <w:proofErr w:type="spellEnd"/>
+      <w:r>
+        <w:rPr>
+          <w:rFonts w:ascii="Courier New" w:hAnsi="Courier New" w:cs="Courier New"/>
+          <w:sz w:val="24"/>
+          <w:lang w:val="en-US"/>
+        </w:rPr>
+        <w:t>())</w:t>
       </w:r>
     </w:p>
     <w:p>
@@ -4883,7 +6882,43 @@
           <w:sz w:val="24"/>
           <w:lang w:val="en-US"/>
         </w:rPr>
-        <w:t xml:space="preserve">            LeaveCriticalSection(&amp;g_queueCS);</w:t>
+        <w:t xml:space="preserve">            </w:t>
+      </w:r>
+      <w:proofErr w:type="spellStart"/>
+      <w:r>
+        <w:rPr>
+          <w:rFonts w:ascii="Courier New" w:hAnsi="Courier New" w:cs="Courier New"/>
+          <w:sz w:val="24"/>
+          <w:lang w:val="en-US"/>
+        </w:rPr>
+        <w:t>LeaveCriticalSection</w:t>
+      </w:r>
+      <w:proofErr w:type="spellEnd"/>
+      <w:r>
+        <w:rPr>
+          <w:rFonts w:ascii="Courier New" w:hAnsi="Courier New" w:cs="Courier New"/>
+          <w:sz w:val="24"/>
+          <w:lang w:val="en-US"/>
+        </w:rPr>
+        <w:t>(&amp;</w:t>
+      </w:r>
+      <w:proofErr w:type="spellStart"/>
+      <w:r>
+        <w:rPr>
+          <w:rFonts w:ascii="Courier New" w:hAnsi="Courier New" w:cs="Courier New"/>
+          <w:sz w:val="24"/>
+          <w:lang w:val="en-US"/>
+        </w:rPr>
+        <w:t>g_queueCS</w:t>
+      </w:r>
+      <w:proofErr w:type="spellEnd"/>
+      <w:r>
+        <w:rPr>
+          <w:rFonts w:ascii="Courier New" w:hAnsi="Courier New" w:cs="Courier New"/>
+          <w:sz w:val="24"/>
+          <w:lang w:val="en-US"/>
+        </w:rPr>
+        <w:t>);</w:t>
       </w:r>
     </w:p>
     <w:p>
@@ -4940,358 +6975,924 @@
           <w:sz w:val="24"/>
           <w:lang w:val="en-US"/>
         </w:rPr>
-        <w:t xml:space="preserve">        int idx = g_fullQueue.front();</w:t>
-      </w:r>
-    </w:p>
-    <w:p>
-      <w:pPr>
-        <w:ind w:firstLine="0"/>
-        <w:jc w:val="left"/>
-        <w:rPr>
-          <w:rFonts w:ascii="Courier New" w:hAnsi="Courier New" w:cs="Courier New"/>
-          <w:sz w:val="24"/>
-          <w:lang w:val="en-US"/>
-        </w:rPr>
-      </w:pPr>
-      <w:r>
-        <w:rPr>
-          <w:rFonts w:ascii="Courier New" w:hAnsi="Courier New" w:cs="Courier New"/>
-          <w:sz w:val="24"/>
-          <w:lang w:val="en-US"/>
-        </w:rPr>
-        <w:t xml:space="preserve">        g_fullQueue.pop();</w:t>
-      </w:r>
-    </w:p>
-    <w:p>
-      <w:pPr>
-        <w:ind w:firstLine="0"/>
-        <w:jc w:val="left"/>
-        <w:rPr>
-          <w:rFonts w:ascii="Courier New" w:hAnsi="Courier New" w:cs="Courier New"/>
-          <w:sz w:val="24"/>
-          <w:lang w:val="en-US"/>
-        </w:rPr>
-      </w:pPr>
-      <w:r>
-        <w:rPr>
-          <w:rFonts w:ascii="Courier New" w:hAnsi="Courier New" w:cs="Courier New"/>
-          <w:sz w:val="24"/>
-          <w:lang w:val="en-US"/>
-        </w:rPr>
-        <w:t xml:space="preserve">        LeaveCriticalSection(&amp;g_queueCS);</w:t>
-      </w:r>
-    </w:p>
-    <w:p>
-      <w:pPr>
-        <w:ind w:firstLine="0"/>
-        <w:jc w:val="left"/>
-        <w:rPr>
-          <w:rFonts w:ascii="Courier New" w:hAnsi="Courier New" w:cs="Courier New"/>
-          <w:sz w:val="24"/>
-          <w:lang w:val="en-US"/>
-        </w:rPr>
-      </w:pPr>
-    </w:p>
-    <w:p>
-      <w:pPr>
-        <w:ind w:firstLine="0"/>
-        <w:jc w:val="left"/>
-        <w:rPr>
-          <w:rFonts w:ascii="Courier New" w:hAnsi="Courier New" w:cs="Courier New"/>
-          <w:sz w:val="24"/>
-          <w:lang w:val="en-US"/>
-        </w:rPr>
-      </w:pPr>
-      <w:r>
-        <w:rPr>
-          <w:rFonts w:ascii="Courier New" w:hAnsi="Courier New" w:cs="Courier New"/>
-          <w:sz w:val="24"/>
-          <w:lang w:val="en-US"/>
-        </w:rPr>
-        <w:t xml:space="preserve">        char localBuffer[BLOCK_SIZE];</w:t>
-      </w:r>
-    </w:p>
-    <w:p>
-      <w:pPr>
-        <w:ind w:firstLine="0"/>
-        <w:jc w:val="left"/>
-        <w:rPr>
-          <w:rFonts w:ascii="Courier New" w:hAnsi="Courier New" w:cs="Courier New"/>
-          <w:sz w:val="24"/>
-          <w:lang w:val="en-US"/>
-        </w:rPr>
-      </w:pPr>
-      <w:r>
-        <w:rPr>
-          <w:rFonts w:ascii="Courier New" w:hAnsi="Courier New" w:cs="Courier New"/>
-          <w:sz w:val="24"/>
-          <w:lang w:val="en-US"/>
-        </w:rPr>
-        <w:t xml:space="preserve">        memcpy(localBuffer, g_blocks[idx].data, BLOCK_SIZE);</w:t>
-      </w:r>
-    </w:p>
-    <w:p>
-      <w:pPr>
-        <w:ind w:firstLine="0"/>
-        <w:jc w:val="left"/>
-        <w:rPr>
-          <w:rFonts w:ascii="Courier New" w:hAnsi="Courier New" w:cs="Courier New"/>
-          <w:sz w:val="24"/>
-          <w:lang w:val="en-US"/>
-        </w:rPr>
-      </w:pPr>
-    </w:p>
-    <w:p>
-      <w:pPr>
-        <w:ind w:firstLine="0"/>
-        <w:jc w:val="left"/>
-        <w:rPr>
-          <w:rFonts w:ascii="Courier New" w:hAnsi="Courier New" w:cs="Courier New"/>
-          <w:sz w:val="24"/>
-          <w:lang w:val="en-US"/>
-        </w:rPr>
-      </w:pPr>
-      <w:r>
-        <w:rPr>
-          <w:rFonts w:ascii="Courier New" w:hAnsi="Courier New" w:cs="Courier New"/>
-          <w:sz w:val="24"/>
-          <w:lang w:val="en-US"/>
-        </w:rPr>
-        <w:t xml:space="preserve">        LONG consumed = InterlockedIncrement(&amp;g_itemsConsumed);</w:t>
-      </w:r>
-    </w:p>
-    <w:p>
-      <w:pPr>
-        <w:ind w:firstLine="0"/>
-        <w:jc w:val="left"/>
-        <w:rPr>
-          <w:rFonts w:ascii="Courier New" w:hAnsi="Courier New" w:cs="Courier New"/>
-          <w:sz w:val="24"/>
-          <w:lang w:val="en-US"/>
-        </w:rPr>
-      </w:pPr>
-    </w:p>
-    <w:p>
-      <w:pPr>
-        <w:ind w:firstLine="0"/>
-        <w:jc w:val="left"/>
-        <w:rPr>
-          <w:rFonts w:ascii="Courier New" w:hAnsi="Courier New" w:cs="Courier New"/>
-          <w:sz w:val="24"/>
-          <w:lang w:val="en-US"/>
-        </w:rPr>
-      </w:pPr>
-      <w:r>
-        <w:rPr>
-          <w:rFonts w:ascii="Courier New" w:hAnsi="Courier New" w:cs="Courier New"/>
-          <w:sz w:val="24"/>
-          <w:lang w:val="en-US"/>
-        </w:rPr>
-        <w:t xml:space="preserve">        EnterCriticalSection(&amp;g_ioCS);</w:t>
-      </w:r>
-    </w:p>
-    <w:p>
-      <w:pPr>
-        <w:ind w:firstLine="0"/>
-        <w:jc w:val="left"/>
-        <w:rPr>
-          <w:rFonts w:ascii="Courier New" w:hAnsi="Courier New" w:cs="Courier New"/>
-          <w:sz w:val="24"/>
-          <w:lang w:val="en-US"/>
-        </w:rPr>
-      </w:pPr>
-      <w:r>
-        <w:rPr>
-          <w:rFonts w:ascii="Courier New" w:hAnsi="Courier New" w:cs="Courier New"/>
-          <w:sz w:val="24"/>
-          <w:lang w:val="en-US"/>
-        </w:rPr>
-        <w:t xml:space="preserve">        std::cout &lt;&lt; "    [C" &lt;&lt; id &lt;&lt; "] &lt;- block " &lt;&lt; idx</w:t>
-      </w:r>
-    </w:p>
-    <w:p>
-      <w:pPr>
-        <w:ind w:firstLine="0"/>
-        <w:jc w:val="left"/>
-        <w:rPr>
-          <w:rFonts w:ascii="Courier New" w:hAnsi="Courier New" w:cs="Courier New"/>
-          <w:sz w:val="24"/>
-          <w:lang w:val="en-US"/>
-        </w:rPr>
-      </w:pPr>
-      <w:r>
-        <w:rPr>
-          <w:rFonts w:ascii="Courier New" w:hAnsi="Courier New" w:cs="Courier New"/>
-          <w:sz w:val="24"/>
-          <w:lang w:val="en-US"/>
-        </w:rPr>
-        <w:t xml:space="preserve">            &lt;&lt; " : \"" &lt;&lt; localBuffer &lt;&lt; "\""</w:t>
-      </w:r>
-    </w:p>
-    <w:p>
-      <w:pPr>
-        <w:ind w:firstLine="0"/>
-        <w:jc w:val="left"/>
-        <w:rPr>
-          <w:rFonts w:ascii="Courier New" w:hAnsi="Courier New" w:cs="Courier New"/>
-          <w:sz w:val="24"/>
-          <w:lang w:val="en-US"/>
-        </w:rPr>
-      </w:pPr>
-      <w:r>
-        <w:rPr>
-          <w:rFonts w:ascii="Courier New" w:hAnsi="Courier New" w:cs="Courier New"/>
-          <w:sz w:val="24"/>
-          <w:lang w:val="en-US"/>
-        </w:rPr>
-        <w:t xml:space="preserve">            &lt;&lt; " (total consumed = " &lt;&lt; consumed &lt;&lt; ")\n";</w:t>
-      </w:r>
-    </w:p>
-    <w:p>
-      <w:pPr>
-        <w:ind w:firstLine="0"/>
-        <w:jc w:val="left"/>
-        <w:rPr>
-          <w:rFonts w:ascii="Courier New" w:hAnsi="Courier New" w:cs="Courier New"/>
-          <w:sz w:val="24"/>
-          <w:lang w:val="en-US"/>
-        </w:rPr>
-      </w:pPr>
-      <w:r>
-        <w:rPr>
-          <w:rFonts w:ascii="Courier New" w:hAnsi="Courier New" w:cs="Courier New"/>
-          <w:sz w:val="24"/>
-          <w:lang w:val="en-US"/>
-        </w:rPr>
-        <w:t xml:space="preserve">        LeaveCriticalSection(&amp;g_ioCS);</w:t>
-      </w:r>
-    </w:p>
-    <w:p>
-      <w:pPr>
-        <w:ind w:firstLine="0"/>
-        <w:jc w:val="left"/>
-        <w:rPr>
-          <w:rFonts w:ascii="Courier New" w:hAnsi="Courier New" w:cs="Courier New"/>
-          <w:sz w:val="24"/>
-          <w:lang w:val="en-US"/>
-        </w:rPr>
-      </w:pPr>
-    </w:p>
-    <w:p>
-      <w:pPr>
-        <w:ind w:firstLine="0"/>
-        <w:jc w:val="left"/>
-        <w:rPr>
-          <w:rFonts w:ascii="Courier New" w:hAnsi="Courier New" w:cs="Courier New"/>
-          <w:sz w:val="24"/>
-          <w:lang w:val="en-US"/>
-        </w:rPr>
-      </w:pPr>
-      <w:r>
-        <w:rPr>
-          <w:rFonts w:ascii="Courier New" w:hAnsi="Courier New" w:cs="Courier New"/>
-          <w:sz w:val="24"/>
-          <w:lang w:val="en-US"/>
-        </w:rPr>
-        <w:t xml:space="preserve">        EnterCriticalSection(&amp;g_queueCS);</w:t>
-      </w:r>
-    </w:p>
-    <w:p>
-      <w:pPr>
-        <w:ind w:firstLine="0"/>
-        <w:jc w:val="left"/>
-        <w:rPr>
-          <w:rFonts w:ascii="Courier New" w:hAnsi="Courier New" w:cs="Courier New"/>
-          <w:sz w:val="24"/>
-          <w:lang w:val="en-US"/>
-        </w:rPr>
-      </w:pPr>
-      <w:r>
-        <w:rPr>
-          <w:rFonts w:ascii="Courier New" w:hAnsi="Courier New" w:cs="Courier New"/>
-          <w:sz w:val="24"/>
-          <w:lang w:val="en-US"/>
-        </w:rPr>
-        <w:t xml:space="preserve">        g_freeQueue.push(idx);</w:t>
-      </w:r>
-    </w:p>
-    <w:p>
-      <w:pPr>
-        <w:ind w:firstLine="0"/>
-        <w:jc w:val="left"/>
-        <w:rPr>
-          <w:rFonts w:ascii="Courier New" w:hAnsi="Courier New" w:cs="Courier New"/>
-          <w:sz w:val="24"/>
-          <w:lang w:val="en-US"/>
-        </w:rPr>
-      </w:pPr>
-      <w:r>
-        <w:rPr>
-          <w:rFonts w:ascii="Courier New" w:hAnsi="Courier New" w:cs="Courier New"/>
-          <w:sz w:val="24"/>
-          <w:lang w:val="en-US"/>
-        </w:rPr>
-        <w:t xml:space="preserve">        LeaveCriticalSection(&amp;g_queueCS);</w:t>
-      </w:r>
-    </w:p>
-    <w:p>
-      <w:pPr>
-        <w:ind w:firstLine="0"/>
-        <w:jc w:val="left"/>
-        <w:rPr>
-          <w:rFonts w:ascii="Courier New" w:hAnsi="Courier New" w:cs="Courier New"/>
-          <w:sz w:val="24"/>
-          <w:lang w:val="en-US"/>
-        </w:rPr>
-      </w:pPr>
-    </w:p>
-    <w:p>
-      <w:pPr>
-        <w:ind w:firstLine="0"/>
-        <w:jc w:val="left"/>
-        <w:rPr>
-          <w:rFonts w:ascii="Courier New" w:hAnsi="Courier New" w:cs="Courier New"/>
-          <w:sz w:val="24"/>
-          <w:lang w:val="en-US"/>
-        </w:rPr>
-      </w:pPr>
-      <w:r>
-        <w:rPr>
-          <w:rFonts w:ascii="Courier New" w:hAnsi="Courier New" w:cs="Courier New"/>
-          <w:sz w:val="24"/>
-          <w:lang w:val="en-US"/>
-        </w:rPr>
-        <w:t xml:space="preserve">        ReleaseSemaphore(g_freeBlocks, 1, NULL);</w:t>
-      </w:r>
-    </w:p>
-    <w:p>
-      <w:pPr>
-        <w:ind w:firstLine="0"/>
-        <w:jc w:val="left"/>
-        <w:rPr>
-          <w:rFonts w:ascii="Courier New" w:hAnsi="Courier New" w:cs="Courier New"/>
-          <w:sz w:val="24"/>
-          <w:lang w:val="en-US"/>
-        </w:rPr>
-      </w:pPr>
-    </w:p>
-    <w:p>
-      <w:pPr>
-        <w:ind w:firstLine="0"/>
-        <w:jc w:val="left"/>
-        <w:rPr>
-          <w:rFonts w:ascii="Courier New" w:hAnsi="Courier New" w:cs="Courier New"/>
-          <w:sz w:val="24"/>
-          <w:lang w:val="en-US"/>
-        </w:rPr>
-      </w:pPr>
-      <w:r>
-        <w:rPr>
-          <w:rFonts w:ascii="Courier New" w:hAnsi="Courier New" w:cs="Courier New"/>
-          <w:sz w:val="24"/>
-          <w:lang w:val="en-US"/>
-        </w:rPr>
-        <w:t xml:space="preserve">        Sleep(15 + id * 2);</w:t>
+        <w:t xml:space="preserve">        int </w:t>
+      </w:r>
+      <w:proofErr w:type="spellStart"/>
+      <w:r>
+        <w:rPr>
+          <w:rFonts w:ascii="Courier New" w:hAnsi="Courier New" w:cs="Courier New"/>
+          <w:sz w:val="24"/>
+          <w:lang w:val="en-US"/>
+        </w:rPr>
+        <w:t>idx</w:t>
+      </w:r>
+      <w:proofErr w:type="spellEnd"/>
+      <w:r>
+        <w:rPr>
+          <w:rFonts w:ascii="Courier New" w:hAnsi="Courier New" w:cs="Courier New"/>
+          <w:sz w:val="24"/>
+          <w:lang w:val="en-US"/>
+        </w:rPr>
+        <w:t xml:space="preserve"> = </w:t>
+      </w:r>
+      <w:proofErr w:type="spellStart"/>
+      <w:r>
+        <w:rPr>
+          <w:rFonts w:ascii="Courier New" w:hAnsi="Courier New" w:cs="Courier New"/>
+          <w:sz w:val="24"/>
+          <w:lang w:val="en-US"/>
+        </w:rPr>
+        <w:t>g_fullQueue.front</w:t>
+      </w:r>
+      <w:proofErr w:type="spellEnd"/>
+      <w:r>
+        <w:rPr>
+          <w:rFonts w:ascii="Courier New" w:hAnsi="Courier New" w:cs="Courier New"/>
+          <w:sz w:val="24"/>
+          <w:lang w:val="en-US"/>
+        </w:rPr>
+        <w:t>();</w:t>
+      </w:r>
+    </w:p>
+    <w:p>
+      <w:pPr>
+        <w:ind w:firstLine="0"/>
+        <w:jc w:val="left"/>
+        <w:rPr>
+          <w:rFonts w:ascii="Courier New" w:hAnsi="Courier New" w:cs="Courier New"/>
+          <w:sz w:val="24"/>
+          <w:lang w:val="en-US"/>
+        </w:rPr>
+      </w:pPr>
+      <w:r>
+        <w:rPr>
+          <w:rFonts w:ascii="Courier New" w:hAnsi="Courier New" w:cs="Courier New"/>
+          <w:sz w:val="24"/>
+          <w:lang w:val="en-US"/>
+        </w:rPr>
+        <w:t xml:space="preserve">        </w:t>
+      </w:r>
+      <w:proofErr w:type="spellStart"/>
+      <w:proofErr w:type="gramStart"/>
+      <w:r>
+        <w:rPr>
+          <w:rFonts w:ascii="Courier New" w:hAnsi="Courier New" w:cs="Courier New"/>
+          <w:sz w:val="24"/>
+          <w:lang w:val="en-US"/>
+        </w:rPr>
+        <w:t>g_fullQueue.pop</w:t>
+      </w:r>
+      <w:proofErr w:type="spellEnd"/>
+      <w:r>
+        <w:rPr>
+          <w:rFonts w:ascii="Courier New" w:hAnsi="Courier New" w:cs="Courier New"/>
+          <w:sz w:val="24"/>
+          <w:lang w:val="en-US"/>
+        </w:rPr>
+        <w:t>(</w:t>
+      </w:r>
+      <w:proofErr w:type="gramEnd"/>
+      <w:r>
+        <w:rPr>
+          <w:rFonts w:ascii="Courier New" w:hAnsi="Courier New" w:cs="Courier New"/>
+          <w:sz w:val="24"/>
+          <w:lang w:val="en-US"/>
+        </w:rPr>
+        <w:t>);</w:t>
+      </w:r>
+    </w:p>
+    <w:p>
+      <w:pPr>
+        <w:ind w:firstLine="0"/>
+        <w:jc w:val="left"/>
+        <w:rPr>
+          <w:rFonts w:ascii="Courier New" w:hAnsi="Courier New" w:cs="Courier New"/>
+          <w:sz w:val="24"/>
+          <w:lang w:val="en-US"/>
+        </w:rPr>
+      </w:pPr>
+      <w:r>
+        <w:rPr>
+          <w:rFonts w:ascii="Courier New" w:hAnsi="Courier New" w:cs="Courier New"/>
+          <w:sz w:val="24"/>
+          <w:lang w:val="en-US"/>
+        </w:rPr>
+        <w:t xml:space="preserve">        </w:t>
+      </w:r>
+      <w:proofErr w:type="spellStart"/>
+      <w:r>
+        <w:rPr>
+          <w:rFonts w:ascii="Courier New" w:hAnsi="Courier New" w:cs="Courier New"/>
+          <w:sz w:val="24"/>
+          <w:lang w:val="en-US"/>
+        </w:rPr>
+        <w:t>LeaveCriticalSection</w:t>
+      </w:r>
+      <w:proofErr w:type="spellEnd"/>
+      <w:r>
+        <w:rPr>
+          <w:rFonts w:ascii="Courier New" w:hAnsi="Courier New" w:cs="Courier New"/>
+          <w:sz w:val="24"/>
+          <w:lang w:val="en-US"/>
+        </w:rPr>
+        <w:t>(&amp;</w:t>
+      </w:r>
+      <w:proofErr w:type="spellStart"/>
+      <w:r>
+        <w:rPr>
+          <w:rFonts w:ascii="Courier New" w:hAnsi="Courier New" w:cs="Courier New"/>
+          <w:sz w:val="24"/>
+          <w:lang w:val="en-US"/>
+        </w:rPr>
+        <w:t>g_queueCS</w:t>
+      </w:r>
+      <w:proofErr w:type="spellEnd"/>
+      <w:r>
+        <w:rPr>
+          <w:rFonts w:ascii="Courier New" w:hAnsi="Courier New" w:cs="Courier New"/>
+          <w:sz w:val="24"/>
+          <w:lang w:val="en-US"/>
+        </w:rPr>
+        <w:t>);</w:t>
+      </w:r>
+    </w:p>
+    <w:p>
+      <w:pPr>
+        <w:ind w:firstLine="0"/>
+        <w:jc w:val="left"/>
+        <w:rPr>
+          <w:rFonts w:ascii="Courier New" w:hAnsi="Courier New" w:cs="Courier New"/>
+          <w:sz w:val="24"/>
+          <w:lang w:val="en-US"/>
+        </w:rPr>
+      </w:pPr>
+    </w:p>
+    <w:p>
+      <w:pPr>
+        <w:ind w:firstLine="0"/>
+        <w:jc w:val="left"/>
+        <w:rPr>
+          <w:rFonts w:ascii="Courier New" w:hAnsi="Courier New" w:cs="Courier New"/>
+          <w:sz w:val="24"/>
+          <w:lang w:val="en-US"/>
+        </w:rPr>
+      </w:pPr>
+      <w:r>
+        <w:rPr>
+          <w:rFonts w:ascii="Courier New" w:hAnsi="Courier New" w:cs="Courier New"/>
+          <w:sz w:val="24"/>
+          <w:lang w:val="en-US"/>
+        </w:rPr>
+        <w:t xml:space="preserve">        char </w:t>
+      </w:r>
+      <w:proofErr w:type="spellStart"/>
+      <w:proofErr w:type="gramStart"/>
+      <w:r>
+        <w:rPr>
+          <w:rFonts w:ascii="Courier New" w:hAnsi="Courier New" w:cs="Courier New"/>
+          <w:sz w:val="24"/>
+          <w:lang w:val="en-US"/>
+        </w:rPr>
+        <w:t>localBuffer</w:t>
+      </w:r>
+      <w:proofErr w:type="spellEnd"/>
+      <w:r>
+        <w:rPr>
+          <w:rFonts w:ascii="Courier New" w:hAnsi="Courier New" w:cs="Courier New"/>
+          <w:sz w:val="24"/>
+          <w:lang w:val="en-US"/>
+        </w:rPr>
+        <w:t>[</w:t>
+      </w:r>
+      <w:proofErr w:type="gramEnd"/>
+      <w:r>
+        <w:rPr>
+          <w:rFonts w:ascii="Courier New" w:hAnsi="Courier New" w:cs="Courier New"/>
+          <w:sz w:val="24"/>
+          <w:lang w:val="en-US"/>
+        </w:rPr>
+        <w:t>BLOCK_SIZE];</w:t>
+      </w:r>
+    </w:p>
+    <w:p>
+      <w:pPr>
+        <w:ind w:firstLine="0"/>
+        <w:jc w:val="left"/>
+        <w:rPr>
+          <w:rFonts w:ascii="Courier New" w:hAnsi="Courier New" w:cs="Courier New"/>
+          <w:sz w:val="24"/>
+          <w:lang w:val="en-US"/>
+        </w:rPr>
+      </w:pPr>
+      <w:r>
+        <w:rPr>
+          <w:rFonts w:ascii="Courier New" w:hAnsi="Courier New" w:cs="Courier New"/>
+          <w:sz w:val="24"/>
+          <w:lang w:val="en-US"/>
+        </w:rPr>
+        <w:t xml:space="preserve">        </w:t>
+      </w:r>
+      <w:proofErr w:type="spellStart"/>
+      <w:proofErr w:type="gramStart"/>
+      <w:r>
+        <w:rPr>
+          <w:rFonts w:ascii="Courier New" w:hAnsi="Courier New" w:cs="Courier New"/>
+          <w:sz w:val="24"/>
+          <w:lang w:val="en-US"/>
+        </w:rPr>
+        <w:t>memcpy</w:t>
+      </w:r>
+      <w:proofErr w:type="spellEnd"/>
+      <w:r>
+        <w:rPr>
+          <w:rFonts w:ascii="Courier New" w:hAnsi="Courier New" w:cs="Courier New"/>
+          <w:sz w:val="24"/>
+          <w:lang w:val="en-US"/>
+        </w:rPr>
+        <w:t>(</w:t>
+      </w:r>
+      <w:proofErr w:type="spellStart"/>
+      <w:proofErr w:type="gramEnd"/>
+      <w:r>
+        <w:rPr>
+          <w:rFonts w:ascii="Courier New" w:hAnsi="Courier New" w:cs="Courier New"/>
+          <w:sz w:val="24"/>
+          <w:lang w:val="en-US"/>
+        </w:rPr>
+        <w:t>localBuffer</w:t>
+      </w:r>
+      <w:proofErr w:type="spellEnd"/>
+      <w:r>
+        <w:rPr>
+          <w:rFonts w:ascii="Courier New" w:hAnsi="Courier New" w:cs="Courier New"/>
+          <w:sz w:val="24"/>
+          <w:lang w:val="en-US"/>
+        </w:rPr>
+        <w:t xml:space="preserve">, </w:t>
+      </w:r>
+      <w:proofErr w:type="spellStart"/>
+      <w:r>
+        <w:rPr>
+          <w:rFonts w:ascii="Courier New" w:hAnsi="Courier New" w:cs="Courier New"/>
+          <w:sz w:val="24"/>
+          <w:lang w:val="en-US"/>
+        </w:rPr>
+        <w:t>g_blocks</w:t>
+      </w:r>
+      <w:proofErr w:type="spellEnd"/>
+      <w:r>
+        <w:rPr>
+          <w:rFonts w:ascii="Courier New" w:hAnsi="Courier New" w:cs="Courier New"/>
+          <w:sz w:val="24"/>
+          <w:lang w:val="en-US"/>
+        </w:rPr>
+        <w:t>[</w:t>
+      </w:r>
+      <w:proofErr w:type="spellStart"/>
+      <w:r>
+        <w:rPr>
+          <w:rFonts w:ascii="Courier New" w:hAnsi="Courier New" w:cs="Courier New"/>
+          <w:sz w:val="24"/>
+          <w:lang w:val="en-US"/>
+        </w:rPr>
+        <w:t>idx</w:t>
+      </w:r>
+      <w:proofErr w:type="spellEnd"/>
+      <w:r>
+        <w:rPr>
+          <w:rFonts w:ascii="Courier New" w:hAnsi="Courier New" w:cs="Courier New"/>
+          <w:sz w:val="24"/>
+          <w:lang w:val="en-US"/>
+        </w:rPr>
+        <w:t>].data, BLOCK_SIZE);</w:t>
+      </w:r>
+    </w:p>
+    <w:p>
+      <w:pPr>
+        <w:ind w:firstLine="0"/>
+        <w:jc w:val="left"/>
+        <w:rPr>
+          <w:rFonts w:ascii="Courier New" w:hAnsi="Courier New" w:cs="Courier New"/>
+          <w:sz w:val="24"/>
+          <w:lang w:val="en-US"/>
+        </w:rPr>
+      </w:pPr>
+    </w:p>
+    <w:p>
+      <w:pPr>
+        <w:ind w:firstLine="0"/>
+        <w:jc w:val="left"/>
+        <w:rPr>
+          <w:rFonts w:ascii="Courier New" w:hAnsi="Courier New" w:cs="Courier New"/>
+          <w:sz w:val="24"/>
+          <w:lang w:val="en-US"/>
+        </w:rPr>
+      </w:pPr>
+      <w:r>
+        <w:rPr>
+          <w:rFonts w:ascii="Courier New" w:hAnsi="Courier New" w:cs="Courier New"/>
+          <w:sz w:val="24"/>
+          <w:lang w:val="en-US"/>
+        </w:rPr>
+        <w:t xml:space="preserve">        LONG consumed = </w:t>
+      </w:r>
+      <w:proofErr w:type="spellStart"/>
+      <w:r>
+        <w:rPr>
+          <w:rFonts w:ascii="Courier New" w:hAnsi="Courier New" w:cs="Courier New"/>
+          <w:sz w:val="24"/>
+          <w:lang w:val="en-US"/>
+        </w:rPr>
+        <w:t>InterlockedIncrement</w:t>
+      </w:r>
+      <w:proofErr w:type="spellEnd"/>
+      <w:r>
+        <w:rPr>
+          <w:rFonts w:ascii="Courier New" w:hAnsi="Courier New" w:cs="Courier New"/>
+          <w:sz w:val="24"/>
+          <w:lang w:val="en-US"/>
+        </w:rPr>
+        <w:t>(&amp;</w:t>
+      </w:r>
+      <w:proofErr w:type="spellStart"/>
+      <w:r>
+        <w:rPr>
+          <w:rFonts w:ascii="Courier New" w:hAnsi="Courier New" w:cs="Courier New"/>
+          <w:sz w:val="24"/>
+          <w:lang w:val="en-US"/>
+        </w:rPr>
+        <w:t>g_itemsConsumed</w:t>
+      </w:r>
+      <w:proofErr w:type="spellEnd"/>
+      <w:r>
+        <w:rPr>
+          <w:rFonts w:ascii="Courier New" w:hAnsi="Courier New" w:cs="Courier New"/>
+          <w:sz w:val="24"/>
+          <w:lang w:val="en-US"/>
+        </w:rPr>
+        <w:t>);</w:t>
+      </w:r>
+    </w:p>
+    <w:p>
+      <w:pPr>
+        <w:ind w:firstLine="0"/>
+        <w:jc w:val="left"/>
+        <w:rPr>
+          <w:rFonts w:ascii="Courier New" w:hAnsi="Courier New" w:cs="Courier New"/>
+          <w:sz w:val="24"/>
+          <w:lang w:val="en-US"/>
+        </w:rPr>
+      </w:pPr>
+    </w:p>
+    <w:p>
+      <w:pPr>
+        <w:ind w:firstLine="0"/>
+        <w:jc w:val="left"/>
+        <w:rPr>
+          <w:rFonts w:ascii="Courier New" w:hAnsi="Courier New" w:cs="Courier New"/>
+          <w:sz w:val="24"/>
+          <w:lang w:val="en-US"/>
+        </w:rPr>
+      </w:pPr>
+      <w:r>
+        <w:rPr>
+          <w:rFonts w:ascii="Courier New" w:hAnsi="Courier New" w:cs="Courier New"/>
+          <w:sz w:val="24"/>
+          <w:lang w:val="en-US"/>
+        </w:rPr>
+        <w:t xml:space="preserve">        </w:t>
+      </w:r>
+      <w:proofErr w:type="spellStart"/>
+      <w:r>
+        <w:rPr>
+          <w:rFonts w:ascii="Courier New" w:hAnsi="Courier New" w:cs="Courier New"/>
+          <w:sz w:val="24"/>
+          <w:lang w:val="en-US"/>
+        </w:rPr>
+        <w:t>EnterCriticalSection</w:t>
+      </w:r>
+      <w:proofErr w:type="spellEnd"/>
+      <w:r>
+        <w:rPr>
+          <w:rFonts w:ascii="Courier New" w:hAnsi="Courier New" w:cs="Courier New"/>
+          <w:sz w:val="24"/>
+          <w:lang w:val="en-US"/>
+        </w:rPr>
+        <w:t>(&amp;</w:t>
+      </w:r>
+      <w:proofErr w:type="spellStart"/>
+      <w:r>
+        <w:rPr>
+          <w:rFonts w:ascii="Courier New" w:hAnsi="Courier New" w:cs="Courier New"/>
+          <w:sz w:val="24"/>
+          <w:lang w:val="en-US"/>
+        </w:rPr>
+        <w:t>g_ioCS</w:t>
+      </w:r>
+      <w:proofErr w:type="spellEnd"/>
+      <w:r>
+        <w:rPr>
+          <w:rFonts w:ascii="Courier New" w:hAnsi="Courier New" w:cs="Courier New"/>
+          <w:sz w:val="24"/>
+          <w:lang w:val="en-US"/>
+        </w:rPr>
+        <w:t>);</w:t>
+      </w:r>
+    </w:p>
+    <w:p>
+      <w:pPr>
+        <w:ind w:firstLine="0"/>
+        <w:jc w:val="left"/>
+        <w:rPr>
+          <w:rFonts w:ascii="Courier New" w:hAnsi="Courier New" w:cs="Courier New"/>
+          <w:sz w:val="24"/>
+          <w:lang w:val="en-US"/>
+        </w:rPr>
+      </w:pPr>
+      <w:r>
+        <w:rPr>
+          <w:rFonts w:ascii="Courier New" w:hAnsi="Courier New" w:cs="Courier New"/>
+          <w:sz w:val="24"/>
+          <w:lang w:val="en-US"/>
+        </w:rPr>
+        <w:t xml:space="preserve">        </w:t>
+      </w:r>
+      <w:proofErr w:type="gramStart"/>
+      <w:r>
+        <w:rPr>
+          <w:rFonts w:ascii="Courier New" w:hAnsi="Courier New" w:cs="Courier New"/>
+          <w:sz w:val="24"/>
+          <w:lang w:val="en-US"/>
+        </w:rPr>
+        <w:t>std::</w:t>
+      </w:r>
+      <w:proofErr w:type="spellStart"/>
+      <w:proofErr w:type="gramEnd"/>
+      <w:r>
+        <w:rPr>
+          <w:rFonts w:ascii="Courier New" w:hAnsi="Courier New" w:cs="Courier New"/>
+          <w:sz w:val="24"/>
+          <w:lang w:val="en-US"/>
+        </w:rPr>
+        <w:t>cout</w:t>
+      </w:r>
+      <w:proofErr w:type="spellEnd"/>
+      <w:r>
+        <w:rPr>
+          <w:rFonts w:ascii="Courier New" w:hAnsi="Courier New" w:cs="Courier New"/>
+          <w:sz w:val="24"/>
+          <w:lang w:val="en-US"/>
+        </w:rPr>
+        <w:t xml:space="preserve"> &lt;&lt; "    [C" &lt;&lt; id &lt;&lt; "] &lt;- block " &lt;&lt; </w:t>
+      </w:r>
+      <w:proofErr w:type="spellStart"/>
+      <w:r>
+        <w:rPr>
+          <w:rFonts w:ascii="Courier New" w:hAnsi="Courier New" w:cs="Courier New"/>
+          <w:sz w:val="24"/>
+          <w:lang w:val="en-US"/>
+        </w:rPr>
+        <w:t>idx</w:t>
+      </w:r>
+      <w:proofErr w:type="spellEnd"/>
+    </w:p>
+    <w:p>
+      <w:pPr>
+        <w:ind w:firstLine="0"/>
+        <w:jc w:val="left"/>
+        <w:rPr>
+          <w:rFonts w:ascii="Courier New" w:hAnsi="Courier New" w:cs="Courier New"/>
+          <w:sz w:val="24"/>
+          <w:lang w:val="en-US"/>
+        </w:rPr>
+      </w:pPr>
+      <w:r>
+        <w:rPr>
+          <w:rFonts w:ascii="Courier New" w:hAnsi="Courier New" w:cs="Courier New"/>
+          <w:sz w:val="24"/>
+          <w:lang w:val="en-US"/>
+        </w:rPr>
+        <w:t xml:space="preserve">            &lt;&lt; </w:t>
+      </w:r>
+      <w:proofErr w:type="gramStart"/>
+      <w:r>
+        <w:rPr>
+          <w:rFonts w:ascii="Courier New" w:hAnsi="Courier New" w:cs="Courier New"/>
+          <w:sz w:val="24"/>
+          <w:lang w:val="en-US"/>
+        </w:rPr>
+        <w:t>" :</w:t>
+      </w:r>
+      <w:proofErr w:type="gramEnd"/>
+      <w:r>
+        <w:rPr>
+          <w:rFonts w:ascii="Courier New" w:hAnsi="Courier New" w:cs="Courier New"/>
+          <w:sz w:val="24"/>
+          <w:lang w:val="en-US"/>
+        </w:rPr>
+        <w:t xml:space="preserve"> \"" &lt;&lt; </w:t>
+      </w:r>
+      <w:proofErr w:type="spellStart"/>
+      <w:r>
+        <w:rPr>
+          <w:rFonts w:ascii="Courier New" w:hAnsi="Courier New" w:cs="Courier New"/>
+          <w:sz w:val="24"/>
+          <w:lang w:val="en-US"/>
+        </w:rPr>
+        <w:t>localBuffer</w:t>
+      </w:r>
+      <w:proofErr w:type="spellEnd"/>
+      <w:r>
+        <w:rPr>
+          <w:rFonts w:ascii="Courier New" w:hAnsi="Courier New" w:cs="Courier New"/>
+          <w:sz w:val="24"/>
+          <w:lang w:val="en-US"/>
+        </w:rPr>
+        <w:t xml:space="preserve"> &lt;&lt; "\""</w:t>
+      </w:r>
+    </w:p>
+    <w:p>
+      <w:pPr>
+        <w:ind w:firstLine="0"/>
+        <w:jc w:val="left"/>
+        <w:rPr>
+          <w:rFonts w:ascii="Courier New" w:hAnsi="Courier New" w:cs="Courier New"/>
+          <w:sz w:val="24"/>
+          <w:lang w:val="en-US"/>
+        </w:rPr>
+      </w:pPr>
+      <w:r>
+        <w:rPr>
+          <w:rFonts w:ascii="Courier New" w:hAnsi="Courier New" w:cs="Courier New"/>
+          <w:sz w:val="24"/>
+          <w:lang w:val="en-US"/>
+        </w:rPr>
+        <w:t xml:space="preserve">            &lt;&lt; " (total consumed = " &lt;&lt; consumed &lt;&lt; </w:t>
+      </w:r>
+      <w:proofErr w:type="gramStart"/>
+      <w:r>
+        <w:rPr>
+          <w:rFonts w:ascii="Courier New" w:hAnsi="Courier New" w:cs="Courier New"/>
+          <w:sz w:val="24"/>
+          <w:lang w:val="en-US"/>
+        </w:rPr>
+        <w:t>")\</w:t>
+      </w:r>
+      <w:proofErr w:type="gramEnd"/>
+      <w:r>
+        <w:rPr>
+          <w:rFonts w:ascii="Courier New" w:hAnsi="Courier New" w:cs="Courier New"/>
+          <w:sz w:val="24"/>
+          <w:lang w:val="en-US"/>
+        </w:rPr>
+        <w:t>n";</w:t>
+      </w:r>
+    </w:p>
+    <w:p>
+      <w:pPr>
+        <w:ind w:firstLine="0"/>
+        <w:jc w:val="left"/>
+        <w:rPr>
+          <w:rFonts w:ascii="Courier New" w:hAnsi="Courier New" w:cs="Courier New"/>
+          <w:sz w:val="24"/>
+          <w:lang w:val="en-US"/>
+        </w:rPr>
+      </w:pPr>
+      <w:r>
+        <w:rPr>
+          <w:rFonts w:ascii="Courier New" w:hAnsi="Courier New" w:cs="Courier New"/>
+          <w:sz w:val="24"/>
+          <w:lang w:val="en-US"/>
+        </w:rPr>
+        <w:t xml:space="preserve">        </w:t>
+      </w:r>
+      <w:proofErr w:type="spellStart"/>
+      <w:r>
+        <w:rPr>
+          <w:rFonts w:ascii="Courier New" w:hAnsi="Courier New" w:cs="Courier New"/>
+          <w:sz w:val="24"/>
+          <w:lang w:val="en-US"/>
+        </w:rPr>
+        <w:t>LeaveCriticalSection</w:t>
+      </w:r>
+      <w:proofErr w:type="spellEnd"/>
+      <w:r>
+        <w:rPr>
+          <w:rFonts w:ascii="Courier New" w:hAnsi="Courier New" w:cs="Courier New"/>
+          <w:sz w:val="24"/>
+          <w:lang w:val="en-US"/>
+        </w:rPr>
+        <w:t>(&amp;</w:t>
+      </w:r>
+      <w:proofErr w:type="spellStart"/>
+      <w:r>
+        <w:rPr>
+          <w:rFonts w:ascii="Courier New" w:hAnsi="Courier New" w:cs="Courier New"/>
+          <w:sz w:val="24"/>
+          <w:lang w:val="en-US"/>
+        </w:rPr>
+        <w:t>g_ioCS</w:t>
+      </w:r>
+      <w:proofErr w:type="spellEnd"/>
+      <w:r>
+        <w:rPr>
+          <w:rFonts w:ascii="Courier New" w:hAnsi="Courier New" w:cs="Courier New"/>
+          <w:sz w:val="24"/>
+          <w:lang w:val="en-US"/>
+        </w:rPr>
+        <w:t>);</w:t>
+      </w:r>
+    </w:p>
+    <w:p>
+      <w:pPr>
+        <w:ind w:firstLine="0"/>
+        <w:jc w:val="left"/>
+        <w:rPr>
+          <w:rFonts w:ascii="Courier New" w:hAnsi="Courier New" w:cs="Courier New"/>
+          <w:sz w:val="24"/>
+          <w:lang w:val="en-US"/>
+        </w:rPr>
+      </w:pPr>
+    </w:p>
+    <w:p>
+      <w:pPr>
+        <w:ind w:firstLine="0"/>
+        <w:jc w:val="left"/>
+        <w:rPr>
+          <w:rFonts w:ascii="Courier New" w:hAnsi="Courier New" w:cs="Courier New"/>
+          <w:sz w:val="24"/>
+          <w:lang w:val="en-US"/>
+        </w:rPr>
+      </w:pPr>
+      <w:r>
+        <w:rPr>
+          <w:rFonts w:ascii="Courier New" w:hAnsi="Courier New" w:cs="Courier New"/>
+          <w:sz w:val="24"/>
+          <w:lang w:val="en-US"/>
+        </w:rPr>
+        <w:t xml:space="preserve">        </w:t>
+      </w:r>
+      <w:proofErr w:type="spellStart"/>
+      <w:r>
+        <w:rPr>
+          <w:rFonts w:ascii="Courier New" w:hAnsi="Courier New" w:cs="Courier New"/>
+          <w:sz w:val="24"/>
+          <w:lang w:val="en-US"/>
+        </w:rPr>
+        <w:t>EnterCriticalSection</w:t>
+      </w:r>
+      <w:proofErr w:type="spellEnd"/>
+      <w:r>
+        <w:rPr>
+          <w:rFonts w:ascii="Courier New" w:hAnsi="Courier New" w:cs="Courier New"/>
+          <w:sz w:val="24"/>
+          <w:lang w:val="en-US"/>
+        </w:rPr>
+        <w:t>(&amp;</w:t>
+      </w:r>
+      <w:proofErr w:type="spellStart"/>
+      <w:r>
+        <w:rPr>
+          <w:rFonts w:ascii="Courier New" w:hAnsi="Courier New" w:cs="Courier New"/>
+          <w:sz w:val="24"/>
+          <w:lang w:val="en-US"/>
+        </w:rPr>
+        <w:t>g_queueCS</w:t>
+      </w:r>
+      <w:proofErr w:type="spellEnd"/>
+      <w:r>
+        <w:rPr>
+          <w:rFonts w:ascii="Courier New" w:hAnsi="Courier New" w:cs="Courier New"/>
+          <w:sz w:val="24"/>
+          <w:lang w:val="en-US"/>
+        </w:rPr>
+        <w:t>);</w:t>
+      </w:r>
+    </w:p>
+    <w:p>
+      <w:pPr>
+        <w:ind w:firstLine="0"/>
+        <w:jc w:val="left"/>
+        <w:rPr>
+          <w:rFonts w:ascii="Courier New" w:hAnsi="Courier New" w:cs="Courier New"/>
+          <w:sz w:val="24"/>
+          <w:lang w:val="en-US"/>
+        </w:rPr>
+      </w:pPr>
+      <w:r>
+        <w:rPr>
+          <w:rFonts w:ascii="Courier New" w:hAnsi="Courier New" w:cs="Courier New"/>
+          <w:sz w:val="24"/>
+          <w:lang w:val="en-US"/>
+        </w:rPr>
+        <w:t xml:space="preserve">        </w:t>
+      </w:r>
+      <w:proofErr w:type="spellStart"/>
+      <w:r>
+        <w:rPr>
+          <w:rFonts w:ascii="Courier New" w:hAnsi="Courier New" w:cs="Courier New"/>
+          <w:sz w:val="24"/>
+          <w:lang w:val="en-US"/>
+        </w:rPr>
+        <w:t>g_freeQueue.push</w:t>
+      </w:r>
+      <w:proofErr w:type="spellEnd"/>
+      <w:r>
+        <w:rPr>
+          <w:rFonts w:ascii="Courier New" w:hAnsi="Courier New" w:cs="Courier New"/>
+          <w:sz w:val="24"/>
+          <w:lang w:val="en-US"/>
+        </w:rPr>
+        <w:t>(</w:t>
+      </w:r>
+      <w:proofErr w:type="spellStart"/>
+      <w:r>
+        <w:rPr>
+          <w:rFonts w:ascii="Courier New" w:hAnsi="Courier New" w:cs="Courier New"/>
+          <w:sz w:val="24"/>
+          <w:lang w:val="en-US"/>
+        </w:rPr>
+        <w:t>idx</w:t>
+      </w:r>
+      <w:proofErr w:type="spellEnd"/>
+      <w:r>
+        <w:rPr>
+          <w:rFonts w:ascii="Courier New" w:hAnsi="Courier New" w:cs="Courier New"/>
+          <w:sz w:val="24"/>
+          <w:lang w:val="en-US"/>
+        </w:rPr>
+        <w:t>);</w:t>
+      </w:r>
+    </w:p>
+    <w:p>
+      <w:pPr>
+        <w:ind w:firstLine="0"/>
+        <w:jc w:val="left"/>
+        <w:rPr>
+          <w:rFonts w:ascii="Courier New" w:hAnsi="Courier New" w:cs="Courier New"/>
+          <w:sz w:val="24"/>
+          <w:lang w:val="en-US"/>
+        </w:rPr>
+      </w:pPr>
+      <w:r>
+        <w:rPr>
+          <w:rFonts w:ascii="Courier New" w:hAnsi="Courier New" w:cs="Courier New"/>
+          <w:sz w:val="24"/>
+          <w:lang w:val="en-US"/>
+        </w:rPr>
+        <w:t xml:space="preserve">        </w:t>
+      </w:r>
+      <w:proofErr w:type="spellStart"/>
+      <w:r>
+        <w:rPr>
+          <w:rFonts w:ascii="Courier New" w:hAnsi="Courier New" w:cs="Courier New"/>
+          <w:sz w:val="24"/>
+          <w:lang w:val="en-US"/>
+        </w:rPr>
+        <w:t>LeaveCriticalSection</w:t>
+      </w:r>
+      <w:proofErr w:type="spellEnd"/>
+      <w:r>
+        <w:rPr>
+          <w:rFonts w:ascii="Courier New" w:hAnsi="Courier New" w:cs="Courier New"/>
+          <w:sz w:val="24"/>
+          <w:lang w:val="en-US"/>
+        </w:rPr>
+        <w:t>(&amp;</w:t>
+      </w:r>
+      <w:proofErr w:type="spellStart"/>
+      <w:r>
+        <w:rPr>
+          <w:rFonts w:ascii="Courier New" w:hAnsi="Courier New" w:cs="Courier New"/>
+          <w:sz w:val="24"/>
+          <w:lang w:val="en-US"/>
+        </w:rPr>
+        <w:t>g_queueCS</w:t>
+      </w:r>
+      <w:proofErr w:type="spellEnd"/>
+      <w:r>
+        <w:rPr>
+          <w:rFonts w:ascii="Courier New" w:hAnsi="Courier New" w:cs="Courier New"/>
+          <w:sz w:val="24"/>
+          <w:lang w:val="en-US"/>
+        </w:rPr>
+        <w:t>);</w:t>
+      </w:r>
+    </w:p>
+    <w:p>
+      <w:pPr>
+        <w:ind w:firstLine="0"/>
+        <w:jc w:val="left"/>
+        <w:rPr>
+          <w:rFonts w:ascii="Courier New" w:hAnsi="Courier New" w:cs="Courier New"/>
+          <w:sz w:val="24"/>
+          <w:lang w:val="en-US"/>
+        </w:rPr>
+      </w:pPr>
+    </w:p>
+    <w:p>
+      <w:pPr>
+        <w:ind w:firstLine="0"/>
+        <w:jc w:val="left"/>
+        <w:rPr>
+          <w:rFonts w:ascii="Courier New" w:hAnsi="Courier New" w:cs="Courier New"/>
+          <w:sz w:val="24"/>
+          <w:lang w:val="en-US"/>
+        </w:rPr>
+      </w:pPr>
+      <w:r>
+        <w:rPr>
+          <w:rFonts w:ascii="Courier New" w:hAnsi="Courier New" w:cs="Courier New"/>
+          <w:sz w:val="24"/>
+          <w:lang w:val="en-US"/>
+        </w:rPr>
+        <w:t xml:space="preserve">        </w:t>
+      </w:r>
+      <w:proofErr w:type="spellStart"/>
+      <w:proofErr w:type="gramStart"/>
+      <w:r>
+        <w:rPr>
+          <w:rFonts w:ascii="Courier New" w:hAnsi="Courier New" w:cs="Courier New"/>
+          <w:sz w:val="24"/>
+          <w:lang w:val="en-US"/>
+        </w:rPr>
+        <w:t>ReleaseSemaphore</w:t>
+      </w:r>
+      <w:proofErr w:type="spellEnd"/>
+      <w:r>
+        <w:rPr>
+          <w:rFonts w:ascii="Courier New" w:hAnsi="Courier New" w:cs="Courier New"/>
+          <w:sz w:val="24"/>
+          <w:lang w:val="en-US"/>
+        </w:rPr>
+        <w:t>(</w:t>
+      </w:r>
+      <w:proofErr w:type="spellStart"/>
+      <w:proofErr w:type="gramEnd"/>
+      <w:r>
+        <w:rPr>
+          <w:rFonts w:ascii="Courier New" w:hAnsi="Courier New" w:cs="Courier New"/>
+          <w:sz w:val="24"/>
+          <w:lang w:val="en-US"/>
+        </w:rPr>
+        <w:t>g_freeBlocks</w:t>
+      </w:r>
+      <w:proofErr w:type="spellEnd"/>
+      <w:r>
+        <w:rPr>
+          <w:rFonts w:ascii="Courier New" w:hAnsi="Courier New" w:cs="Courier New"/>
+          <w:sz w:val="24"/>
+          <w:lang w:val="en-US"/>
+        </w:rPr>
+        <w:t>, 1, NULL);</w:t>
+      </w:r>
+    </w:p>
+    <w:p>
+      <w:pPr>
+        <w:ind w:firstLine="0"/>
+        <w:jc w:val="left"/>
+        <w:rPr>
+          <w:rFonts w:ascii="Courier New" w:hAnsi="Courier New" w:cs="Courier New"/>
+          <w:sz w:val="24"/>
+          <w:lang w:val="en-US"/>
+        </w:rPr>
+      </w:pPr>
+    </w:p>
+    <w:p>
+      <w:pPr>
+        <w:ind w:firstLine="0"/>
+        <w:jc w:val="left"/>
+        <w:rPr>
+          <w:rFonts w:ascii="Courier New" w:hAnsi="Courier New" w:cs="Courier New"/>
+          <w:sz w:val="24"/>
+          <w:lang w:val="en-US"/>
+        </w:rPr>
+      </w:pPr>
+      <w:r>
+        <w:rPr>
+          <w:rFonts w:ascii="Courier New" w:hAnsi="Courier New" w:cs="Courier New"/>
+          <w:sz w:val="24"/>
+          <w:lang w:val="en-US"/>
+        </w:rPr>
+        <w:t xml:space="preserve">        </w:t>
+      </w:r>
+      <w:proofErr w:type="gramStart"/>
+      <w:r>
+        <w:rPr>
+          <w:rFonts w:ascii="Courier New" w:hAnsi="Courier New" w:cs="Courier New"/>
+          <w:sz w:val="24"/>
+          <w:lang w:val="en-US"/>
+        </w:rPr>
+        <w:t>Sleep(</w:t>
+      </w:r>
+      <w:proofErr w:type="gramEnd"/>
+      <w:r>
+        <w:rPr>
+          <w:rFonts w:ascii="Courier New" w:hAnsi="Courier New" w:cs="Courier New"/>
+          <w:sz w:val="24"/>
+          <w:lang w:val="en-US"/>
+        </w:rPr>
+        <w:t>15 + id * 2);</w:t>
       </w:r>
     </w:p>
     <w:p>
@@ -5408,7 +8009,53 @@
           <w:sz w:val="24"/>
           <w:lang w:val="en-US"/>
         </w:rPr>
-        <w:t>DWORD WINAPI MonitorThread(LPVOID lpParam)</w:t>
+        <w:t xml:space="preserve">DWORD WINAPI </w:t>
+      </w:r>
+      <w:proofErr w:type="spellStart"/>
+      <w:proofErr w:type="gramStart"/>
+      <w:r>
+        <w:rPr>
+          <w:rFonts w:ascii="Courier New" w:hAnsi="Courier New" w:cs="Courier New"/>
+          <w:sz w:val="24"/>
+          <w:lang w:val="en-US"/>
+        </w:rPr>
+        <w:t>MonitorThread</w:t>
+      </w:r>
+      <w:proofErr w:type="spellEnd"/>
+      <w:r>
+        <w:rPr>
+          <w:rFonts w:ascii="Courier New" w:hAnsi="Courier New" w:cs="Courier New"/>
+          <w:sz w:val="24"/>
+          <w:lang w:val="en-US"/>
+        </w:rPr>
+        <w:t>(</w:t>
+      </w:r>
+      <w:proofErr w:type="gramEnd"/>
+      <w:r>
+        <w:rPr>
+          <w:rFonts w:ascii="Courier New" w:hAnsi="Courier New" w:cs="Courier New"/>
+          <w:sz w:val="24"/>
+          <w:lang w:val="en-US"/>
+        </w:rPr>
+        <w:t xml:space="preserve">LPVOID </w:t>
+      </w:r>
+      <w:proofErr w:type="spellStart"/>
+      <w:r>
+        <w:rPr>
+          <w:rFonts w:ascii="Courier New" w:hAnsi="Courier New" w:cs="Courier New"/>
+          <w:sz w:val="24"/>
+          <w:lang w:val="en-US"/>
+        </w:rPr>
+        <w:t>lpParam</w:t>
+      </w:r>
+      <w:proofErr w:type="spellEnd"/>
+      <w:r>
+        <w:rPr>
+          <w:rFonts w:ascii="Courier New" w:hAnsi="Courier New" w:cs="Courier New"/>
+          <w:sz w:val="24"/>
+          <w:lang w:val="en-US"/>
+        </w:rPr>
+        <w:t>)</w:t>
       </w:r>
     </w:p>
     <w:p>
@@ -5446,7 +8093,35 @@
           <w:sz w:val="24"/>
           <w:lang w:val="en-US"/>
         </w:rPr>
-        <w:t xml:space="preserve">    UNREFERENCED_PARAMETER(lpParam);</w:t>
+        <w:t xml:space="preserve">    UNREFERENCED_</w:t>
+      </w:r>
+      <w:proofErr w:type="gramStart"/>
+      <w:r>
+        <w:rPr>
+          <w:rFonts w:ascii="Courier New" w:hAnsi="Courier New" w:cs="Courier New"/>
+          <w:sz w:val="24"/>
+          <w:lang w:val="en-US"/>
+        </w:rPr>
+        <w:t>PARAMETER(</w:t>
+      </w:r>
+      <w:proofErr w:type="spellStart"/>
+      <w:proofErr w:type="gramEnd"/>
+      <w:r>
+        <w:rPr>
+          <w:rFonts w:ascii="Courier New" w:hAnsi="Courier New" w:cs="Courier New"/>
+          <w:sz w:val="24"/>
+          <w:lang w:val="en-US"/>
+        </w:rPr>
+        <w:t>lpParam</w:t>
+      </w:r>
+      <w:proofErr w:type="spellEnd"/>
+      <w:r>
+        <w:rPr>
+          <w:rFonts w:ascii="Courier New" w:hAnsi="Courier New" w:cs="Courier New"/>
+          <w:sz w:val="24"/>
+          <w:lang w:val="en-US"/>
+        </w:rPr>
+        <w:t>);</w:t>
       </w:r>
     </w:p>
     <w:p>
@@ -5514,75 +8189,237 @@
           <w:sz w:val="24"/>
           <w:lang w:val="en-US"/>
         </w:rPr>
-        <w:t xml:space="preserve">        Sleep(500);</w:t>
-      </w:r>
-    </w:p>
-    <w:p>
-      <w:pPr>
-        <w:ind w:firstLine="0"/>
-        <w:jc w:val="left"/>
-        <w:rPr>
-          <w:rFonts w:ascii="Courier New" w:hAnsi="Courier New" w:cs="Courier New"/>
-          <w:sz w:val="24"/>
-          <w:lang w:val="en-US"/>
-        </w:rPr>
-      </w:pPr>
-    </w:p>
-    <w:p>
-      <w:pPr>
-        <w:ind w:firstLine="0"/>
-        <w:jc w:val="left"/>
-        <w:rPr>
-          <w:rFonts w:ascii="Courier New" w:hAnsi="Courier New" w:cs="Courier New"/>
-          <w:sz w:val="24"/>
-          <w:lang w:val="en-US"/>
-        </w:rPr>
-      </w:pPr>
-      <w:r>
-        <w:rPr>
-          <w:rFonts w:ascii="Courier New" w:hAnsi="Courier New" w:cs="Courier New"/>
-          <w:sz w:val="24"/>
-          <w:lang w:val="en-US"/>
-        </w:rPr>
-        <w:t xml:space="preserve">        EnterCriticalSection(&amp;g_queueCS);</w:t>
-      </w:r>
-    </w:p>
-    <w:p>
-      <w:pPr>
-        <w:ind w:firstLine="0"/>
-        <w:jc w:val="left"/>
-        <w:rPr>
-          <w:rFonts w:ascii="Courier New" w:hAnsi="Courier New" w:cs="Courier New"/>
-          <w:sz w:val="24"/>
-          <w:lang w:val="en-US"/>
-        </w:rPr>
-      </w:pPr>
-      <w:r>
-        <w:rPr>
-          <w:rFonts w:ascii="Courier New" w:hAnsi="Courier New" w:cs="Courier New"/>
-          <w:sz w:val="24"/>
-          <w:lang w:val="en-US"/>
-        </w:rPr>
-        <w:t xml:space="preserve">        int freeCount = static_cast&lt;int&gt;(g_freeQueue.size());</w:t>
-      </w:r>
-    </w:p>
-    <w:p>
-      <w:pPr>
-        <w:ind w:firstLine="0"/>
-        <w:jc w:val="left"/>
-        <w:rPr>
-          <w:rFonts w:ascii="Courier New" w:hAnsi="Courier New" w:cs="Courier New"/>
-          <w:sz w:val="24"/>
-          <w:lang w:val="en-US"/>
-        </w:rPr>
-      </w:pPr>
-      <w:r>
-        <w:rPr>
-          <w:rFonts w:ascii="Courier New" w:hAnsi="Courier New" w:cs="Courier New"/>
-          <w:sz w:val="24"/>
-          <w:lang w:val="en-US"/>
-        </w:rPr>
-        <w:t xml:space="preserve">        int fullCount = static_cast&lt;int&gt;(g_fullQueue.size());</w:t>
+        <w:t xml:space="preserve">        </w:t>
+      </w:r>
+      <w:proofErr w:type="gramStart"/>
+      <w:r>
+        <w:rPr>
+          <w:rFonts w:ascii="Courier New" w:hAnsi="Courier New" w:cs="Courier New"/>
+          <w:sz w:val="24"/>
+          <w:lang w:val="en-US"/>
+        </w:rPr>
+        <w:t>Sleep(</w:t>
+      </w:r>
+      <w:proofErr w:type="gramEnd"/>
+      <w:r>
+        <w:rPr>
+          <w:rFonts w:ascii="Courier New" w:hAnsi="Courier New" w:cs="Courier New"/>
+          <w:sz w:val="24"/>
+          <w:lang w:val="en-US"/>
+        </w:rPr>
+        <w:t>500);</w:t>
+      </w:r>
+    </w:p>
+    <w:p>
+      <w:pPr>
+        <w:ind w:firstLine="0"/>
+        <w:jc w:val="left"/>
+        <w:rPr>
+          <w:rFonts w:ascii="Courier New" w:hAnsi="Courier New" w:cs="Courier New"/>
+          <w:sz w:val="24"/>
+          <w:lang w:val="en-US"/>
+        </w:rPr>
+      </w:pPr>
+    </w:p>
+    <w:p>
+      <w:pPr>
+        <w:ind w:firstLine="0"/>
+        <w:jc w:val="left"/>
+        <w:rPr>
+          <w:rFonts w:ascii="Courier New" w:hAnsi="Courier New" w:cs="Courier New"/>
+          <w:sz w:val="24"/>
+          <w:lang w:val="en-US"/>
+        </w:rPr>
+      </w:pPr>
+      <w:r>
+        <w:rPr>
+          <w:rFonts w:ascii="Courier New" w:hAnsi="Courier New" w:cs="Courier New"/>
+          <w:sz w:val="24"/>
+          <w:lang w:val="en-US"/>
+        </w:rPr>
+        <w:t xml:space="preserve">        </w:t>
+      </w:r>
+      <w:proofErr w:type="spellStart"/>
+      <w:r>
+        <w:rPr>
+          <w:rFonts w:ascii="Courier New" w:hAnsi="Courier New" w:cs="Courier New"/>
+          <w:sz w:val="24"/>
+          <w:lang w:val="en-US"/>
+        </w:rPr>
+        <w:t>EnterCriticalSection</w:t>
+      </w:r>
+      <w:proofErr w:type="spellEnd"/>
+      <w:r>
+        <w:rPr>
+          <w:rFonts w:ascii="Courier New" w:hAnsi="Courier New" w:cs="Courier New"/>
+          <w:sz w:val="24"/>
+          <w:lang w:val="en-US"/>
+        </w:rPr>
+        <w:t>(&amp;</w:t>
+      </w:r>
+      <w:proofErr w:type="spellStart"/>
+      <w:r>
+        <w:rPr>
+          <w:rFonts w:ascii="Courier New" w:hAnsi="Courier New" w:cs="Courier New"/>
+          <w:sz w:val="24"/>
+          <w:lang w:val="en-US"/>
+        </w:rPr>
+        <w:t>g_queueCS</w:t>
+      </w:r>
+      <w:proofErr w:type="spellEnd"/>
+      <w:r>
+        <w:rPr>
+          <w:rFonts w:ascii="Courier New" w:hAnsi="Courier New" w:cs="Courier New"/>
+          <w:sz w:val="24"/>
+          <w:lang w:val="en-US"/>
+        </w:rPr>
+        <w:t>);</w:t>
+      </w:r>
+    </w:p>
+    <w:p>
+      <w:pPr>
+        <w:ind w:firstLine="0"/>
+        <w:jc w:val="left"/>
+        <w:rPr>
+          <w:rFonts w:ascii="Courier New" w:hAnsi="Courier New" w:cs="Courier New"/>
+          <w:sz w:val="24"/>
+          <w:lang w:val="en-US"/>
+        </w:rPr>
+      </w:pPr>
+      <w:r>
+        <w:rPr>
+          <w:rFonts w:ascii="Courier New" w:hAnsi="Courier New" w:cs="Courier New"/>
+          <w:sz w:val="24"/>
+          <w:lang w:val="en-US"/>
+        </w:rPr>
+        <w:t xml:space="preserve">        int </w:t>
+      </w:r>
+      <w:proofErr w:type="spellStart"/>
+      <w:r>
+        <w:rPr>
+          <w:rFonts w:ascii="Courier New" w:hAnsi="Courier New" w:cs="Courier New"/>
+          <w:sz w:val="24"/>
+          <w:lang w:val="en-US"/>
+        </w:rPr>
+        <w:t>freeCount</w:t>
+      </w:r>
+      <w:proofErr w:type="spellEnd"/>
+      <w:r>
+        <w:rPr>
+          <w:rFonts w:ascii="Courier New" w:hAnsi="Courier New" w:cs="Courier New"/>
+          <w:sz w:val="24"/>
+          <w:lang w:val="en-US"/>
+        </w:rPr>
+        <w:t xml:space="preserve"> = </w:t>
+      </w:r>
+      <w:proofErr w:type="spellStart"/>
+      <w:r>
+        <w:rPr>
+          <w:rFonts w:ascii="Courier New" w:hAnsi="Courier New" w:cs="Courier New"/>
+          <w:sz w:val="24"/>
+          <w:lang w:val="en-US"/>
+        </w:rPr>
+        <w:t>static_cast</w:t>
+      </w:r>
+      <w:proofErr w:type="spellEnd"/>
+      <w:r>
+        <w:rPr>
+          <w:rFonts w:ascii="Courier New" w:hAnsi="Courier New" w:cs="Courier New"/>
+          <w:sz w:val="24"/>
+          <w:lang w:val="en-US"/>
+        </w:rPr>
+        <w:t>&lt;int&gt;(</w:t>
+      </w:r>
+      <w:proofErr w:type="spellStart"/>
+      <w:r>
+        <w:rPr>
+          <w:rFonts w:ascii="Courier New" w:hAnsi="Courier New" w:cs="Courier New"/>
+          <w:sz w:val="24"/>
+          <w:lang w:val="en-US"/>
+        </w:rPr>
+        <w:t>g_freeQueue.size</w:t>
+      </w:r>
+      <w:proofErr w:type="spellEnd"/>
+      <w:r>
+        <w:rPr>
+          <w:rFonts w:ascii="Courier New" w:hAnsi="Courier New" w:cs="Courier New"/>
+          <w:sz w:val="24"/>
+          <w:lang w:val="en-US"/>
+        </w:rPr>
+        <w:t>());</w:t>
+      </w:r>
+    </w:p>
+    <w:p>
+      <w:pPr>
+        <w:ind w:firstLine="0"/>
+        <w:jc w:val="left"/>
+        <w:rPr>
+          <w:rFonts w:ascii="Courier New" w:hAnsi="Courier New" w:cs="Courier New"/>
+          <w:sz w:val="24"/>
+          <w:lang w:val="en-US"/>
+        </w:rPr>
+      </w:pPr>
+      <w:r>
+        <w:rPr>
+          <w:rFonts w:ascii="Courier New" w:hAnsi="Courier New" w:cs="Courier New"/>
+          <w:sz w:val="24"/>
+          <w:lang w:val="en-US"/>
+        </w:rPr>
+        <w:t xml:space="preserve">        int </w:t>
+      </w:r>
+      <w:proofErr w:type="spellStart"/>
+      <w:r>
+        <w:rPr>
+          <w:rFonts w:ascii="Courier New" w:hAnsi="Courier New" w:cs="Courier New"/>
+          <w:sz w:val="24"/>
+          <w:lang w:val="en-US"/>
+        </w:rPr>
+        <w:t>fullCount</w:t>
+      </w:r>
+      <w:proofErr w:type="spellEnd"/>
+      <w:r>
+        <w:rPr>
+          <w:rFonts w:ascii="Courier New" w:hAnsi="Courier New" w:cs="Courier New"/>
+          <w:sz w:val="24"/>
+          <w:lang w:val="en-US"/>
+        </w:rPr>
+        <w:t xml:space="preserve"> = </w:t>
+      </w:r>
+      <w:proofErr w:type="spellStart"/>
+      <w:r>
+        <w:rPr>
+          <w:rFonts w:ascii="Courier New" w:hAnsi="Courier New" w:cs="Courier New"/>
+          <w:sz w:val="24"/>
+          <w:lang w:val="en-US"/>
+        </w:rPr>
+        <w:t>static_cast</w:t>
+      </w:r>
+      <w:proofErr w:type="spellEnd"/>
+      <w:r>
+        <w:rPr>
+          <w:rFonts w:ascii="Courier New" w:hAnsi="Courier New" w:cs="Courier New"/>
+          <w:sz w:val="24"/>
+          <w:lang w:val="en-US"/>
+        </w:rPr>
+        <w:t>&lt;int&gt;(</w:t>
+      </w:r>
+      <w:proofErr w:type="spellStart"/>
+      <w:r>
+        <w:rPr>
+          <w:rFonts w:ascii="Courier New" w:hAnsi="Courier New" w:cs="Courier New"/>
+          <w:sz w:val="24"/>
+          <w:lang w:val="en-US"/>
+        </w:rPr>
+        <w:t>g_fullQueue.size</w:t>
+      </w:r>
+      <w:proofErr w:type="spellEnd"/>
+      <w:r>
+        <w:rPr>
+          <w:rFonts w:ascii="Courier New" w:hAnsi="Courier New" w:cs="Courier New"/>
+          <w:sz w:val="24"/>
+          <w:lang w:val="en-US"/>
+        </w:rPr>
+        <w:t>());</w:t>
       </w:r>
     </w:p>
     <w:p>
@@ -5602,163 +8439,401 @@
           <w:lang w:val="en-US"/>
         </w:rPr>
         <w:lastRenderedPageBreak/>
-        <w:t xml:space="preserve">        bool finished = (InterlockedCompareExchange(&amp;g_producersFinished, 0, 0) != 0);</w:t>
-      </w:r>
-    </w:p>
-    <w:p>
-      <w:pPr>
-        <w:ind w:firstLine="0"/>
-        <w:jc w:val="left"/>
-        <w:rPr>
-          <w:rFonts w:ascii="Courier New" w:hAnsi="Courier New" w:cs="Courier New"/>
-          <w:sz w:val="24"/>
-          <w:lang w:val="en-US"/>
-        </w:rPr>
-      </w:pPr>
-      <w:r>
-        <w:rPr>
-          <w:rFonts w:ascii="Courier New" w:hAnsi="Courier New" w:cs="Courier New"/>
-          <w:sz w:val="24"/>
-          <w:lang w:val="en-US"/>
-        </w:rPr>
-        <w:t xml:space="preserve">        bool emptyFull = g_fullQueue.empty();</w:t>
-      </w:r>
-    </w:p>
-    <w:p>
-      <w:pPr>
-        <w:ind w:firstLine="0"/>
-        <w:jc w:val="left"/>
-        <w:rPr>
-          <w:rFonts w:ascii="Courier New" w:hAnsi="Courier New" w:cs="Courier New"/>
-          <w:sz w:val="24"/>
-          <w:lang w:val="en-US"/>
-        </w:rPr>
-      </w:pPr>
-      <w:r>
-        <w:rPr>
-          <w:rFonts w:ascii="Courier New" w:hAnsi="Courier New" w:cs="Courier New"/>
-          <w:sz w:val="24"/>
-          <w:lang w:val="en-US"/>
-        </w:rPr>
-        <w:t xml:space="preserve">        LeaveCriticalSection(&amp;g_queueCS);</w:t>
-      </w:r>
-    </w:p>
-    <w:p>
-      <w:pPr>
-        <w:ind w:firstLine="0"/>
-        <w:jc w:val="left"/>
-        <w:rPr>
-          <w:rFonts w:ascii="Courier New" w:hAnsi="Courier New" w:cs="Courier New"/>
-          <w:sz w:val="24"/>
-          <w:lang w:val="en-US"/>
-        </w:rPr>
-      </w:pPr>
-    </w:p>
-    <w:p>
-      <w:pPr>
-        <w:ind w:firstLine="0"/>
-        <w:jc w:val="left"/>
-        <w:rPr>
-          <w:rFonts w:ascii="Courier New" w:hAnsi="Courier New" w:cs="Courier New"/>
-          <w:sz w:val="24"/>
-          <w:lang w:val="en-US"/>
-        </w:rPr>
-      </w:pPr>
-      <w:r>
-        <w:rPr>
-          <w:rFonts w:ascii="Courier New" w:hAnsi="Courier New" w:cs="Courier New"/>
-          <w:sz w:val="24"/>
-          <w:lang w:val="en-US"/>
-        </w:rPr>
-        <w:t xml:space="preserve">        LONG produced = g_itemsProduced;</w:t>
-      </w:r>
-    </w:p>
-    <w:p>
-      <w:pPr>
-        <w:ind w:firstLine="0"/>
-        <w:jc w:val="left"/>
-        <w:rPr>
-          <w:rFonts w:ascii="Courier New" w:hAnsi="Courier New" w:cs="Courier New"/>
-          <w:sz w:val="24"/>
-          <w:lang w:val="en-US"/>
-        </w:rPr>
-      </w:pPr>
-      <w:r>
-        <w:rPr>
-          <w:rFonts w:ascii="Courier New" w:hAnsi="Courier New" w:cs="Courier New"/>
-          <w:sz w:val="24"/>
-          <w:lang w:val="en-US"/>
-        </w:rPr>
-        <w:t xml:space="preserve">        LONG consumed = g_itemsConsumed;</w:t>
-      </w:r>
-    </w:p>
-    <w:p>
-      <w:pPr>
-        <w:ind w:firstLine="0"/>
-        <w:jc w:val="left"/>
-        <w:rPr>
-          <w:rFonts w:ascii="Courier New" w:hAnsi="Courier New" w:cs="Courier New"/>
-          <w:sz w:val="24"/>
-          <w:lang w:val="en-US"/>
-        </w:rPr>
-      </w:pPr>
-    </w:p>
-    <w:p>
-      <w:pPr>
-        <w:ind w:firstLine="0"/>
-        <w:jc w:val="left"/>
-        <w:rPr>
-          <w:rFonts w:ascii="Courier New" w:hAnsi="Courier New" w:cs="Courier New"/>
-          <w:sz w:val="24"/>
-          <w:lang w:val="en-US"/>
-        </w:rPr>
-      </w:pPr>
-      <w:r>
-        <w:rPr>
-          <w:rFonts w:ascii="Courier New" w:hAnsi="Courier New" w:cs="Courier New"/>
-          <w:sz w:val="24"/>
-          <w:lang w:val="en-US"/>
-        </w:rPr>
-        <w:t xml:space="preserve">        EnterCriticalSection(&amp;g_ioCS);</w:t>
-      </w:r>
-    </w:p>
-    <w:p>
-      <w:pPr>
-        <w:ind w:firstLine="0"/>
-        <w:jc w:val="left"/>
-        <w:rPr>
-          <w:rFonts w:ascii="Courier New" w:hAnsi="Courier New" w:cs="Courier New"/>
-          <w:sz w:val="24"/>
-          <w:lang w:val="en-US"/>
-        </w:rPr>
-      </w:pPr>
-      <w:r>
-        <w:rPr>
-          <w:rFonts w:ascii="Courier New" w:hAnsi="Courier New" w:cs="Courier New"/>
-          <w:sz w:val="24"/>
-          <w:lang w:val="en-US"/>
-        </w:rPr>
-        <w:t xml:space="preserve">        std::cout &lt;&lt; "[STAT] free=" &lt;&lt; freeCount</w:t>
-      </w:r>
-    </w:p>
-    <w:p>
-      <w:pPr>
-        <w:ind w:firstLine="0"/>
-        <w:jc w:val="left"/>
-        <w:rPr>
-          <w:rFonts w:ascii="Courier New" w:hAnsi="Courier New" w:cs="Courier New"/>
-          <w:sz w:val="24"/>
-          <w:lang w:val="en-US"/>
-        </w:rPr>
-      </w:pPr>
-      <w:r>
-        <w:rPr>
-          <w:rFonts w:ascii="Courier New" w:hAnsi="Courier New" w:cs="Courier New"/>
-          <w:sz w:val="24"/>
-          <w:lang w:val="en-US"/>
-        </w:rPr>
-        <w:t xml:space="preserve">            &lt;&lt; " full=" &lt;&lt; fullCount</w:t>
-      </w:r>
+        <w:t xml:space="preserve">        bool finished = (</w:t>
+      </w:r>
+      <w:proofErr w:type="spellStart"/>
+      <w:proofErr w:type="gramStart"/>
+      <w:r>
+        <w:rPr>
+          <w:rFonts w:ascii="Courier New" w:hAnsi="Courier New" w:cs="Courier New"/>
+          <w:sz w:val="24"/>
+          <w:lang w:val="en-US"/>
+        </w:rPr>
+        <w:t>InterlockedCompareExchange</w:t>
+      </w:r>
+      <w:proofErr w:type="spellEnd"/>
+      <w:r>
+        <w:rPr>
+          <w:rFonts w:ascii="Courier New" w:hAnsi="Courier New" w:cs="Courier New"/>
+          <w:sz w:val="24"/>
+          <w:lang w:val="en-US"/>
+        </w:rPr>
+        <w:t>(</w:t>
+      </w:r>
+      <w:proofErr w:type="gramEnd"/>
+      <w:r>
+        <w:rPr>
+          <w:rFonts w:ascii="Courier New" w:hAnsi="Courier New" w:cs="Courier New"/>
+          <w:sz w:val="24"/>
+          <w:lang w:val="en-US"/>
+        </w:rPr>
+        <w:t>&amp;</w:t>
+      </w:r>
+      <w:proofErr w:type="spellStart"/>
+      <w:r>
+        <w:rPr>
+          <w:rFonts w:ascii="Courier New" w:hAnsi="Courier New" w:cs="Courier New"/>
+          <w:sz w:val="24"/>
+          <w:lang w:val="en-US"/>
+        </w:rPr>
+        <w:t>g_producersFinished</w:t>
+      </w:r>
+      <w:proofErr w:type="spellEnd"/>
+      <w:r>
+        <w:rPr>
+          <w:rFonts w:ascii="Courier New" w:hAnsi="Courier New" w:cs="Courier New"/>
+          <w:sz w:val="24"/>
+          <w:lang w:val="en-US"/>
+        </w:rPr>
+        <w:t>, 0, 0) != 0);</w:t>
+      </w:r>
+    </w:p>
+    <w:p>
+      <w:pPr>
+        <w:ind w:firstLine="0"/>
+        <w:jc w:val="left"/>
+        <w:rPr>
+          <w:rFonts w:ascii="Courier New" w:hAnsi="Courier New" w:cs="Courier New"/>
+          <w:sz w:val="24"/>
+          <w:lang w:val="en-US"/>
+        </w:rPr>
+      </w:pPr>
+      <w:r>
+        <w:rPr>
+          <w:rFonts w:ascii="Courier New" w:hAnsi="Courier New" w:cs="Courier New"/>
+          <w:sz w:val="24"/>
+          <w:lang w:val="en-US"/>
+        </w:rPr>
+        <w:t xml:space="preserve">        bool </w:t>
+      </w:r>
+      <w:proofErr w:type="spellStart"/>
+      <w:r>
+        <w:rPr>
+          <w:rFonts w:ascii="Courier New" w:hAnsi="Courier New" w:cs="Courier New"/>
+          <w:sz w:val="24"/>
+          <w:lang w:val="en-US"/>
+        </w:rPr>
+        <w:t>emptyFull</w:t>
+      </w:r>
+      <w:proofErr w:type="spellEnd"/>
+      <w:r>
+        <w:rPr>
+          <w:rFonts w:ascii="Courier New" w:hAnsi="Courier New" w:cs="Courier New"/>
+          <w:sz w:val="24"/>
+          <w:lang w:val="en-US"/>
+        </w:rPr>
+        <w:t xml:space="preserve"> = </w:t>
+      </w:r>
+      <w:proofErr w:type="spellStart"/>
+      <w:r>
+        <w:rPr>
+          <w:rFonts w:ascii="Courier New" w:hAnsi="Courier New" w:cs="Courier New"/>
+          <w:sz w:val="24"/>
+          <w:lang w:val="en-US"/>
+        </w:rPr>
+        <w:t>g_fullQueue.empty</w:t>
+      </w:r>
+      <w:proofErr w:type="spellEnd"/>
+      <w:r>
+        <w:rPr>
+          <w:rFonts w:ascii="Courier New" w:hAnsi="Courier New" w:cs="Courier New"/>
+          <w:sz w:val="24"/>
+          <w:lang w:val="en-US"/>
+        </w:rPr>
+        <w:t>();</w:t>
+      </w:r>
+    </w:p>
+    <w:p>
+      <w:pPr>
+        <w:ind w:firstLine="0"/>
+        <w:jc w:val="left"/>
+        <w:rPr>
+          <w:rFonts w:ascii="Courier New" w:hAnsi="Courier New" w:cs="Courier New"/>
+          <w:sz w:val="24"/>
+          <w:lang w:val="en-US"/>
+        </w:rPr>
+      </w:pPr>
+      <w:r>
+        <w:rPr>
+          <w:rFonts w:ascii="Courier New" w:hAnsi="Courier New" w:cs="Courier New"/>
+          <w:sz w:val="24"/>
+          <w:lang w:val="en-US"/>
+        </w:rPr>
+        <w:t xml:space="preserve">        </w:t>
+      </w:r>
+      <w:proofErr w:type="spellStart"/>
+      <w:r>
+        <w:rPr>
+          <w:rFonts w:ascii="Courier New" w:hAnsi="Courier New" w:cs="Courier New"/>
+          <w:sz w:val="24"/>
+          <w:lang w:val="en-US"/>
+        </w:rPr>
+        <w:t>LeaveCriticalSection</w:t>
+      </w:r>
+      <w:proofErr w:type="spellEnd"/>
+      <w:r>
+        <w:rPr>
+          <w:rFonts w:ascii="Courier New" w:hAnsi="Courier New" w:cs="Courier New"/>
+          <w:sz w:val="24"/>
+          <w:lang w:val="en-US"/>
+        </w:rPr>
+        <w:t>(&amp;</w:t>
+      </w:r>
+      <w:proofErr w:type="spellStart"/>
+      <w:r>
+        <w:rPr>
+          <w:rFonts w:ascii="Courier New" w:hAnsi="Courier New" w:cs="Courier New"/>
+          <w:sz w:val="24"/>
+          <w:lang w:val="en-US"/>
+        </w:rPr>
+        <w:t>g_queueCS</w:t>
+      </w:r>
+      <w:proofErr w:type="spellEnd"/>
+      <w:r>
+        <w:rPr>
+          <w:rFonts w:ascii="Courier New" w:hAnsi="Courier New" w:cs="Courier New"/>
+          <w:sz w:val="24"/>
+          <w:lang w:val="en-US"/>
+        </w:rPr>
+        <w:t>);</w:t>
+      </w:r>
+    </w:p>
+    <w:p>
+      <w:pPr>
+        <w:ind w:firstLine="0"/>
+        <w:jc w:val="left"/>
+        <w:rPr>
+          <w:rFonts w:ascii="Courier New" w:hAnsi="Courier New" w:cs="Courier New"/>
+          <w:sz w:val="24"/>
+          <w:lang w:val="en-US"/>
+        </w:rPr>
+      </w:pPr>
+    </w:p>
+    <w:p>
+      <w:pPr>
+        <w:ind w:firstLine="0"/>
+        <w:jc w:val="left"/>
+        <w:rPr>
+          <w:rFonts w:ascii="Courier New" w:hAnsi="Courier New" w:cs="Courier New"/>
+          <w:sz w:val="24"/>
+          <w:lang w:val="en-US"/>
+        </w:rPr>
+      </w:pPr>
+      <w:r>
+        <w:rPr>
+          <w:rFonts w:ascii="Courier New" w:hAnsi="Courier New" w:cs="Courier New"/>
+          <w:sz w:val="24"/>
+          <w:lang w:val="en-US"/>
+        </w:rPr>
+        <w:t xml:space="preserve">        LONG produced = </w:t>
+      </w:r>
+      <w:proofErr w:type="spellStart"/>
+      <w:r>
+        <w:rPr>
+          <w:rFonts w:ascii="Courier New" w:hAnsi="Courier New" w:cs="Courier New"/>
+          <w:sz w:val="24"/>
+          <w:lang w:val="en-US"/>
+        </w:rPr>
+        <w:t>g_itemsProduced</w:t>
+      </w:r>
+      <w:proofErr w:type="spellEnd"/>
+      <w:r>
+        <w:rPr>
+          <w:rFonts w:ascii="Courier New" w:hAnsi="Courier New" w:cs="Courier New"/>
+          <w:sz w:val="24"/>
+          <w:lang w:val="en-US"/>
+        </w:rPr>
+        <w:t>;</w:t>
+      </w:r>
+    </w:p>
+    <w:p>
+      <w:pPr>
+        <w:ind w:firstLine="0"/>
+        <w:jc w:val="left"/>
+        <w:rPr>
+          <w:rFonts w:ascii="Courier New" w:hAnsi="Courier New" w:cs="Courier New"/>
+          <w:sz w:val="24"/>
+          <w:lang w:val="en-US"/>
+        </w:rPr>
+      </w:pPr>
+      <w:r>
+        <w:rPr>
+          <w:rFonts w:ascii="Courier New" w:hAnsi="Courier New" w:cs="Courier New"/>
+          <w:sz w:val="24"/>
+          <w:lang w:val="en-US"/>
+        </w:rPr>
+        <w:t xml:space="preserve">        LONG consumed = </w:t>
+      </w:r>
+      <w:proofErr w:type="spellStart"/>
+      <w:r>
+        <w:rPr>
+          <w:rFonts w:ascii="Courier New" w:hAnsi="Courier New" w:cs="Courier New"/>
+          <w:sz w:val="24"/>
+          <w:lang w:val="en-US"/>
+        </w:rPr>
+        <w:t>g_itemsConsumed</w:t>
+      </w:r>
+      <w:proofErr w:type="spellEnd"/>
+      <w:r>
+        <w:rPr>
+          <w:rFonts w:ascii="Courier New" w:hAnsi="Courier New" w:cs="Courier New"/>
+          <w:sz w:val="24"/>
+          <w:lang w:val="en-US"/>
+        </w:rPr>
+        <w:t>;</w:t>
+      </w:r>
+    </w:p>
+    <w:p>
+      <w:pPr>
+        <w:ind w:firstLine="0"/>
+        <w:jc w:val="left"/>
+        <w:rPr>
+          <w:rFonts w:ascii="Courier New" w:hAnsi="Courier New" w:cs="Courier New"/>
+          <w:sz w:val="24"/>
+          <w:lang w:val="en-US"/>
+        </w:rPr>
+      </w:pPr>
+    </w:p>
+    <w:p>
+      <w:pPr>
+        <w:ind w:firstLine="0"/>
+        <w:jc w:val="left"/>
+        <w:rPr>
+          <w:rFonts w:ascii="Courier New" w:hAnsi="Courier New" w:cs="Courier New"/>
+          <w:sz w:val="24"/>
+          <w:lang w:val="en-US"/>
+        </w:rPr>
+      </w:pPr>
+      <w:r>
+        <w:rPr>
+          <w:rFonts w:ascii="Courier New" w:hAnsi="Courier New" w:cs="Courier New"/>
+          <w:sz w:val="24"/>
+          <w:lang w:val="en-US"/>
+        </w:rPr>
+        <w:t xml:space="preserve">        </w:t>
+      </w:r>
+      <w:proofErr w:type="spellStart"/>
+      <w:r>
+        <w:rPr>
+          <w:rFonts w:ascii="Courier New" w:hAnsi="Courier New" w:cs="Courier New"/>
+          <w:sz w:val="24"/>
+          <w:lang w:val="en-US"/>
+        </w:rPr>
+        <w:t>EnterCriticalSection</w:t>
+      </w:r>
+      <w:proofErr w:type="spellEnd"/>
+      <w:r>
+        <w:rPr>
+          <w:rFonts w:ascii="Courier New" w:hAnsi="Courier New" w:cs="Courier New"/>
+          <w:sz w:val="24"/>
+          <w:lang w:val="en-US"/>
+        </w:rPr>
+        <w:t>(&amp;</w:t>
+      </w:r>
+      <w:proofErr w:type="spellStart"/>
+      <w:r>
+        <w:rPr>
+          <w:rFonts w:ascii="Courier New" w:hAnsi="Courier New" w:cs="Courier New"/>
+          <w:sz w:val="24"/>
+          <w:lang w:val="en-US"/>
+        </w:rPr>
+        <w:t>g_ioCS</w:t>
+      </w:r>
+      <w:proofErr w:type="spellEnd"/>
+      <w:r>
+        <w:rPr>
+          <w:rFonts w:ascii="Courier New" w:hAnsi="Courier New" w:cs="Courier New"/>
+          <w:sz w:val="24"/>
+          <w:lang w:val="en-US"/>
+        </w:rPr>
+        <w:t>);</w:t>
+      </w:r>
+    </w:p>
+    <w:p>
+      <w:pPr>
+        <w:ind w:firstLine="0"/>
+        <w:jc w:val="left"/>
+        <w:rPr>
+          <w:rFonts w:ascii="Courier New" w:hAnsi="Courier New" w:cs="Courier New"/>
+          <w:sz w:val="24"/>
+          <w:lang w:val="en-US"/>
+        </w:rPr>
+      </w:pPr>
+      <w:r>
+        <w:rPr>
+          <w:rFonts w:ascii="Courier New" w:hAnsi="Courier New" w:cs="Courier New"/>
+          <w:sz w:val="24"/>
+          <w:lang w:val="en-US"/>
+        </w:rPr>
+        <w:t xml:space="preserve">        </w:t>
+      </w:r>
+      <w:proofErr w:type="gramStart"/>
+      <w:r>
+        <w:rPr>
+          <w:rFonts w:ascii="Courier New" w:hAnsi="Courier New" w:cs="Courier New"/>
+          <w:sz w:val="24"/>
+          <w:lang w:val="en-US"/>
+        </w:rPr>
+        <w:t>std::</w:t>
+      </w:r>
+      <w:proofErr w:type="spellStart"/>
+      <w:proofErr w:type="gramEnd"/>
+      <w:r>
+        <w:rPr>
+          <w:rFonts w:ascii="Courier New" w:hAnsi="Courier New" w:cs="Courier New"/>
+          <w:sz w:val="24"/>
+          <w:lang w:val="en-US"/>
+        </w:rPr>
+        <w:t>cout</w:t>
+      </w:r>
+      <w:proofErr w:type="spellEnd"/>
+      <w:r>
+        <w:rPr>
+          <w:rFonts w:ascii="Courier New" w:hAnsi="Courier New" w:cs="Courier New"/>
+          <w:sz w:val="24"/>
+          <w:lang w:val="en-US"/>
+        </w:rPr>
+        <w:t xml:space="preserve"> &lt;&lt; "[STAT] free=" &lt;&lt; </w:t>
+      </w:r>
+      <w:proofErr w:type="spellStart"/>
+      <w:r>
+        <w:rPr>
+          <w:rFonts w:ascii="Courier New" w:hAnsi="Courier New" w:cs="Courier New"/>
+          <w:sz w:val="24"/>
+          <w:lang w:val="en-US"/>
+        </w:rPr>
+        <w:t>freeCount</w:t>
+      </w:r>
+      <w:proofErr w:type="spellEnd"/>
+    </w:p>
+    <w:p>
+      <w:pPr>
+        <w:ind w:firstLine="0"/>
+        <w:jc w:val="left"/>
+        <w:rPr>
+          <w:rFonts w:ascii="Courier New" w:hAnsi="Courier New" w:cs="Courier New"/>
+          <w:sz w:val="24"/>
+          <w:lang w:val="en-US"/>
+        </w:rPr>
+      </w:pPr>
+      <w:r>
+        <w:rPr>
+          <w:rFonts w:ascii="Courier New" w:hAnsi="Courier New" w:cs="Courier New"/>
+          <w:sz w:val="24"/>
+          <w:lang w:val="en-US"/>
+        </w:rPr>
+        <w:t xml:space="preserve">            &lt;&lt; " full=" &lt;&lt; </w:t>
+      </w:r>
+      <w:proofErr w:type="spellStart"/>
+      <w:r>
+        <w:rPr>
+          <w:rFonts w:ascii="Courier New" w:hAnsi="Courier New" w:cs="Courier New"/>
+          <w:sz w:val="24"/>
+          <w:lang w:val="en-US"/>
+        </w:rPr>
+        <w:t>fullCount</w:t>
+      </w:r>
+      <w:proofErr w:type="spellEnd"/>
     </w:p>
     <w:p>
       <w:pPr>
@@ -5795,56 +8870,138 @@
           <w:sz w:val="24"/>
           <w:lang w:val="en-US"/>
         </w:rPr>
-        <w:t xml:space="preserve">            &lt;&lt; " consumed=" &lt;&lt; consumed &lt;&lt; std::endl;</w:t>
-      </w:r>
-    </w:p>
-    <w:p>
-      <w:pPr>
-        <w:ind w:firstLine="0"/>
-        <w:jc w:val="left"/>
-        <w:rPr>
-          <w:rFonts w:ascii="Courier New" w:hAnsi="Courier New" w:cs="Courier New"/>
-          <w:sz w:val="24"/>
-          <w:lang w:val="en-US"/>
-        </w:rPr>
-      </w:pPr>
-      <w:r>
-        <w:rPr>
-          <w:rFonts w:ascii="Courier New" w:hAnsi="Courier New" w:cs="Courier New"/>
-          <w:sz w:val="24"/>
-          <w:lang w:val="en-US"/>
-        </w:rPr>
-        <w:t xml:space="preserve">        LeaveCriticalSection(&amp;g_ioCS);</w:t>
-      </w:r>
-    </w:p>
-    <w:p>
-      <w:pPr>
-        <w:ind w:firstLine="0"/>
-        <w:jc w:val="left"/>
-        <w:rPr>
-          <w:rFonts w:ascii="Courier New" w:hAnsi="Courier New" w:cs="Courier New"/>
-          <w:sz w:val="24"/>
-          <w:lang w:val="en-US"/>
-        </w:rPr>
-      </w:pPr>
-    </w:p>
-    <w:p>
-      <w:pPr>
-        <w:ind w:firstLine="0"/>
-        <w:jc w:val="left"/>
-        <w:rPr>
-          <w:rFonts w:ascii="Courier New" w:hAnsi="Courier New" w:cs="Courier New"/>
-          <w:sz w:val="24"/>
-          <w:lang w:val="en-US"/>
-        </w:rPr>
-      </w:pPr>
-      <w:r>
-        <w:rPr>
-          <w:rFonts w:ascii="Courier New" w:hAnsi="Courier New" w:cs="Courier New"/>
-          <w:sz w:val="24"/>
-          <w:lang w:val="en-US"/>
-        </w:rPr>
-        <w:t xml:space="preserve">        if (finished &amp;&amp; emptyFull)</w:t>
+        <w:t xml:space="preserve">            &lt;&lt; " consumed=" &lt;&lt; consumed &lt;&lt; </w:t>
+      </w:r>
+      <w:proofErr w:type="gramStart"/>
+      <w:r>
+        <w:rPr>
+          <w:rFonts w:ascii="Courier New" w:hAnsi="Courier New" w:cs="Courier New"/>
+          <w:sz w:val="24"/>
+          <w:lang w:val="en-US"/>
+        </w:rPr>
+        <w:t>std::</w:t>
+      </w:r>
+      <w:proofErr w:type="spellStart"/>
+      <w:proofErr w:type="gramEnd"/>
+      <w:r>
+        <w:rPr>
+          <w:rFonts w:ascii="Courier New" w:hAnsi="Courier New" w:cs="Courier New"/>
+          <w:sz w:val="24"/>
+          <w:lang w:val="en-US"/>
+        </w:rPr>
+        <w:t>endl</w:t>
+      </w:r>
+      <w:proofErr w:type="spellEnd"/>
+      <w:r>
+        <w:rPr>
+          <w:rFonts w:ascii="Courier New" w:hAnsi="Courier New" w:cs="Courier New"/>
+          <w:sz w:val="24"/>
+          <w:lang w:val="en-US"/>
+        </w:rPr>
+        <w:t>;</w:t>
+      </w:r>
+    </w:p>
+    <w:p>
+      <w:pPr>
+        <w:ind w:firstLine="0"/>
+        <w:jc w:val="left"/>
+        <w:rPr>
+          <w:rFonts w:ascii="Courier New" w:hAnsi="Courier New" w:cs="Courier New"/>
+          <w:sz w:val="24"/>
+          <w:lang w:val="en-US"/>
+        </w:rPr>
+      </w:pPr>
+      <w:r>
+        <w:rPr>
+          <w:rFonts w:ascii="Courier New" w:hAnsi="Courier New" w:cs="Courier New"/>
+          <w:sz w:val="24"/>
+          <w:lang w:val="en-US"/>
+        </w:rPr>
+        <w:t xml:space="preserve">        </w:t>
+      </w:r>
+      <w:proofErr w:type="spellStart"/>
+      <w:r>
+        <w:rPr>
+          <w:rFonts w:ascii="Courier New" w:hAnsi="Courier New" w:cs="Courier New"/>
+          <w:sz w:val="24"/>
+          <w:lang w:val="en-US"/>
+        </w:rPr>
+        <w:t>LeaveCriticalSection</w:t>
+      </w:r>
+      <w:proofErr w:type="spellEnd"/>
+      <w:r>
+        <w:rPr>
+          <w:rFonts w:ascii="Courier New" w:hAnsi="Courier New" w:cs="Courier New"/>
+          <w:sz w:val="24"/>
+          <w:lang w:val="en-US"/>
+        </w:rPr>
+        <w:t>(&amp;</w:t>
+      </w:r>
+      <w:proofErr w:type="spellStart"/>
+      <w:r>
+        <w:rPr>
+          <w:rFonts w:ascii="Courier New" w:hAnsi="Courier New" w:cs="Courier New"/>
+          <w:sz w:val="24"/>
+          <w:lang w:val="en-US"/>
+        </w:rPr>
+        <w:t>g_ioCS</w:t>
+      </w:r>
+      <w:proofErr w:type="spellEnd"/>
+      <w:r>
+        <w:rPr>
+          <w:rFonts w:ascii="Courier New" w:hAnsi="Courier New" w:cs="Courier New"/>
+          <w:sz w:val="24"/>
+          <w:lang w:val="en-US"/>
+        </w:rPr>
+        <w:t>);</w:t>
+      </w:r>
+    </w:p>
+    <w:p>
+      <w:pPr>
+        <w:ind w:firstLine="0"/>
+        <w:jc w:val="left"/>
+        <w:rPr>
+          <w:rFonts w:ascii="Courier New" w:hAnsi="Courier New" w:cs="Courier New"/>
+          <w:sz w:val="24"/>
+          <w:lang w:val="en-US"/>
+        </w:rPr>
+      </w:pPr>
+    </w:p>
+    <w:p>
+      <w:pPr>
+        <w:ind w:firstLine="0"/>
+        <w:jc w:val="left"/>
+        <w:rPr>
+          <w:rFonts w:ascii="Courier New" w:hAnsi="Courier New" w:cs="Courier New"/>
+          <w:sz w:val="24"/>
+          <w:lang w:val="en-US"/>
+        </w:rPr>
+      </w:pPr>
+      <w:r>
+        <w:rPr>
+          <w:rFonts w:ascii="Courier New" w:hAnsi="Courier New" w:cs="Courier New"/>
+          <w:sz w:val="24"/>
+          <w:lang w:val="en-US"/>
+        </w:rPr>
+        <w:t xml:space="preserve">        if (finished &amp;&amp; </w:t>
+      </w:r>
+      <w:proofErr w:type="spellStart"/>
+      <w:r>
+        <w:rPr>
+          <w:rFonts w:ascii="Courier New" w:hAnsi="Courier New" w:cs="Courier New"/>
+          <w:sz w:val="24"/>
+          <w:lang w:val="en-US"/>
+        </w:rPr>
+        <w:t>emptyFull</w:t>
+      </w:r>
+      <w:proofErr w:type="spellEnd"/>
+      <w:r>
+        <w:rPr>
+          <w:rFonts w:ascii="Courier New" w:hAnsi="Courier New" w:cs="Courier New"/>
+          <w:sz w:val="24"/>
+          <w:lang w:val="en-US"/>
+        </w:rPr>
+        <w:t>)</w:t>
       </w:r>
     </w:p>
     <w:p>
@@ -5961,7 +9118,25 @@
           <w:sz w:val="24"/>
           <w:lang w:val="en-US"/>
         </w:rPr>
-        <w:t>int main()</w:t>
+        <w:t xml:space="preserve">int </w:t>
+      </w:r>
+      <w:proofErr w:type="gramStart"/>
+      <w:r>
+        <w:rPr>
+          <w:rFonts w:ascii="Courier New" w:hAnsi="Courier New" w:cs="Courier New"/>
+          <w:sz w:val="24"/>
+          <w:lang w:val="en-US"/>
+        </w:rPr>
+        <w:t>main(</w:t>
+      </w:r>
+      <w:proofErr w:type="gramEnd"/>
+      <w:r>
+        <w:rPr>
+          <w:rFonts w:ascii="Courier New" w:hAnsi="Courier New" w:cs="Courier New"/>
+          <w:sz w:val="24"/>
+          <w:lang w:val="en-US"/>
+        </w:rPr>
+        <w:t>)</w:t>
       </w:r>
     </w:p>
     <w:p>
@@ -5999,184 +9174,520 @@
           <w:sz w:val="24"/>
           <w:lang w:val="en-US"/>
         </w:rPr>
-        <w:t xml:space="preserve">    std::cout &lt;&lt; "Parallel shared memory processing demo\n";</w:t>
-      </w:r>
-    </w:p>
-    <w:p>
-      <w:pPr>
-        <w:ind w:firstLine="0"/>
-        <w:jc w:val="left"/>
-        <w:rPr>
-          <w:rFonts w:ascii="Courier New" w:hAnsi="Courier New" w:cs="Courier New"/>
-          <w:sz w:val="24"/>
-          <w:lang w:val="en-US"/>
-        </w:rPr>
-      </w:pPr>
-    </w:p>
-    <w:p>
-      <w:pPr>
-        <w:ind w:firstLine="0"/>
-        <w:jc w:val="left"/>
-        <w:rPr>
-          <w:rFonts w:ascii="Courier New" w:hAnsi="Courier New" w:cs="Courier New"/>
-          <w:sz w:val="24"/>
-          <w:lang w:val="en-US"/>
-        </w:rPr>
-      </w:pPr>
-      <w:r>
-        <w:rPr>
-          <w:rFonts w:ascii="Courier New" w:hAnsi="Courier New" w:cs="Courier New"/>
-          <w:sz w:val="24"/>
-          <w:lang w:val="en-US"/>
-        </w:rPr>
-        <w:t xml:space="preserve">    InitializeCriticalSection(&amp;g_queueCS);</w:t>
-      </w:r>
-    </w:p>
-    <w:p>
-      <w:pPr>
-        <w:ind w:firstLine="0"/>
-        <w:jc w:val="left"/>
-        <w:rPr>
-          <w:rFonts w:ascii="Courier New" w:hAnsi="Courier New" w:cs="Courier New"/>
-          <w:sz w:val="24"/>
-          <w:lang w:val="en-US"/>
-        </w:rPr>
-      </w:pPr>
-      <w:r>
-        <w:rPr>
-          <w:rFonts w:ascii="Courier New" w:hAnsi="Courier New" w:cs="Courier New"/>
-          <w:sz w:val="24"/>
-          <w:lang w:val="en-US"/>
-        </w:rPr>
-        <w:t xml:space="preserve">    InitializeCriticalSection(&amp;g_ioCS);</w:t>
-      </w:r>
-    </w:p>
-    <w:p>
-      <w:pPr>
-        <w:ind w:firstLine="0"/>
-        <w:jc w:val="left"/>
-        <w:rPr>
-          <w:rFonts w:ascii="Courier New" w:hAnsi="Courier New" w:cs="Courier New"/>
-          <w:sz w:val="24"/>
-          <w:lang w:val="en-US"/>
-        </w:rPr>
-      </w:pPr>
-    </w:p>
-    <w:p>
-      <w:pPr>
-        <w:ind w:firstLine="0"/>
-        <w:jc w:val="left"/>
-        <w:rPr>
-          <w:rFonts w:ascii="Courier New" w:hAnsi="Courier New" w:cs="Courier New"/>
-          <w:sz w:val="24"/>
-          <w:lang w:val="en-US"/>
-        </w:rPr>
-      </w:pPr>
-      <w:r>
-        <w:rPr>
-          <w:rFonts w:ascii="Courier New" w:hAnsi="Courier New" w:cs="Courier New"/>
-          <w:sz w:val="24"/>
-          <w:lang w:val="en-US"/>
-        </w:rPr>
-        <w:t xml:space="preserve">    for (int i = 0; i &lt; BLOCK_COUNT; ++i)</w:t>
-      </w:r>
-    </w:p>
-    <w:p>
-      <w:pPr>
-        <w:ind w:firstLine="0"/>
-        <w:jc w:val="left"/>
-        <w:rPr>
-          <w:rFonts w:ascii="Courier New" w:hAnsi="Courier New" w:cs="Courier New"/>
-          <w:sz w:val="24"/>
-          <w:lang w:val="en-US"/>
-        </w:rPr>
-      </w:pPr>
-      <w:r>
-        <w:rPr>
-          <w:rFonts w:ascii="Courier New" w:hAnsi="Courier New" w:cs="Courier New"/>
-          <w:sz w:val="24"/>
-          <w:lang w:val="en-US"/>
-        </w:rPr>
-        <w:t xml:space="preserve">        g_freeQueue.push(i);</w:t>
-      </w:r>
-    </w:p>
-    <w:p>
-      <w:pPr>
-        <w:ind w:firstLine="0"/>
-        <w:jc w:val="left"/>
-        <w:rPr>
-          <w:rFonts w:ascii="Courier New" w:hAnsi="Courier New" w:cs="Courier New"/>
-          <w:sz w:val="24"/>
-          <w:lang w:val="en-US"/>
-        </w:rPr>
-      </w:pPr>
-    </w:p>
-    <w:p>
-      <w:pPr>
-        <w:ind w:firstLine="0"/>
-        <w:jc w:val="left"/>
-        <w:rPr>
-          <w:rFonts w:ascii="Courier New" w:hAnsi="Courier New" w:cs="Courier New"/>
-          <w:sz w:val="24"/>
-          <w:lang w:val="en-US"/>
-        </w:rPr>
-      </w:pPr>
-      <w:r>
-        <w:rPr>
-          <w:rFonts w:ascii="Courier New" w:hAnsi="Courier New" w:cs="Courier New"/>
-          <w:sz w:val="24"/>
-          <w:lang w:val="en-US"/>
-        </w:rPr>
-        <w:t xml:space="preserve">    g_freeBlocks = CreateSemaphore(NULL, BLOCK_COUNT, BLOCK_COUNT, NULL);</w:t>
-      </w:r>
-    </w:p>
-    <w:p>
-      <w:pPr>
-        <w:ind w:firstLine="0"/>
-        <w:jc w:val="left"/>
-        <w:rPr>
-          <w:rFonts w:ascii="Courier New" w:hAnsi="Courier New" w:cs="Courier New"/>
-          <w:sz w:val="24"/>
-          <w:lang w:val="en-US"/>
-        </w:rPr>
-      </w:pPr>
-      <w:r>
-        <w:rPr>
-          <w:rFonts w:ascii="Courier New" w:hAnsi="Courier New" w:cs="Courier New"/>
-          <w:sz w:val="24"/>
-          <w:lang w:val="en-US"/>
-        </w:rPr>
-        <w:t xml:space="preserve">    g_fullBlocks = CreateSemaphore(NULL, 0, BLOCK_COUNT, NULL);</w:t>
-      </w:r>
-    </w:p>
-    <w:p>
-      <w:pPr>
-        <w:ind w:firstLine="0"/>
-        <w:jc w:val="left"/>
-        <w:rPr>
-          <w:rFonts w:ascii="Courier New" w:hAnsi="Courier New" w:cs="Courier New"/>
-          <w:sz w:val="24"/>
-          <w:lang w:val="en-US"/>
-        </w:rPr>
-      </w:pPr>
-    </w:p>
-    <w:p>
-      <w:pPr>
-        <w:ind w:firstLine="0"/>
-        <w:jc w:val="left"/>
-        <w:rPr>
-          <w:rFonts w:ascii="Courier New" w:hAnsi="Courier New" w:cs="Courier New"/>
-          <w:sz w:val="24"/>
-          <w:lang w:val="en-US"/>
-        </w:rPr>
-      </w:pPr>
-      <w:r>
-        <w:rPr>
-          <w:rFonts w:ascii="Courier New" w:hAnsi="Courier New" w:cs="Courier New"/>
-          <w:sz w:val="24"/>
-          <w:lang w:val="en-US"/>
-        </w:rPr>
-        <w:t xml:space="preserve">    if (!g_freeBlocks || !g_fullBlocks)</w:t>
+        <w:t xml:space="preserve">    </w:t>
+      </w:r>
+      <w:proofErr w:type="gramStart"/>
+      <w:r>
+        <w:rPr>
+          <w:rFonts w:ascii="Courier New" w:hAnsi="Courier New" w:cs="Courier New"/>
+          <w:sz w:val="24"/>
+          <w:lang w:val="en-US"/>
+        </w:rPr>
+        <w:t>std::</w:t>
+      </w:r>
+      <w:proofErr w:type="spellStart"/>
+      <w:proofErr w:type="gramEnd"/>
+      <w:r>
+        <w:rPr>
+          <w:rFonts w:ascii="Courier New" w:hAnsi="Courier New" w:cs="Courier New"/>
+          <w:sz w:val="24"/>
+          <w:lang w:val="en-US"/>
+        </w:rPr>
+        <w:t>cout</w:t>
+      </w:r>
+      <w:proofErr w:type="spellEnd"/>
+      <w:r>
+        <w:rPr>
+          <w:rFonts w:ascii="Courier New" w:hAnsi="Courier New" w:cs="Courier New"/>
+          <w:sz w:val="24"/>
+          <w:lang w:val="en-US"/>
+        </w:rPr>
+        <w:t xml:space="preserve"> &lt;&lt; "Parallel shared memory processing demo\n";</w:t>
+      </w:r>
+    </w:p>
+    <w:p>
+      <w:pPr>
+        <w:ind w:firstLine="0"/>
+        <w:jc w:val="left"/>
+        <w:rPr>
+          <w:rFonts w:ascii="Courier New" w:hAnsi="Courier New" w:cs="Courier New"/>
+          <w:sz w:val="24"/>
+          <w:lang w:val="en-US"/>
+        </w:rPr>
+      </w:pPr>
+    </w:p>
+    <w:p>
+      <w:pPr>
+        <w:ind w:firstLine="0"/>
+        <w:jc w:val="left"/>
+        <w:rPr>
+          <w:rFonts w:ascii="Courier New" w:hAnsi="Courier New" w:cs="Courier New"/>
+          <w:sz w:val="24"/>
+          <w:lang w:val="en-US"/>
+        </w:rPr>
+      </w:pPr>
+      <w:r>
+        <w:rPr>
+          <w:rFonts w:ascii="Courier New" w:hAnsi="Courier New" w:cs="Courier New"/>
+          <w:sz w:val="24"/>
+          <w:lang w:val="en-US"/>
+        </w:rPr>
+        <w:t xml:space="preserve">    </w:t>
+      </w:r>
+      <w:proofErr w:type="spellStart"/>
+      <w:r>
+        <w:rPr>
+          <w:rFonts w:ascii="Courier New" w:hAnsi="Courier New" w:cs="Courier New"/>
+          <w:sz w:val="24"/>
+          <w:lang w:val="en-US"/>
+        </w:rPr>
+        <w:t>InitializeCriticalSection</w:t>
+      </w:r>
+      <w:proofErr w:type="spellEnd"/>
+      <w:r>
+        <w:rPr>
+          <w:rFonts w:ascii="Courier New" w:hAnsi="Courier New" w:cs="Courier New"/>
+          <w:sz w:val="24"/>
+          <w:lang w:val="en-US"/>
+        </w:rPr>
+        <w:t>(&amp;</w:t>
+      </w:r>
+      <w:proofErr w:type="spellStart"/>
+      <w:r>
+        <w:rPr>
+          <w:rFonts w:ascii="Courier New" w:hAnsi="Courier New" w:cs="Courier New"/>
+          <w:sz w:val="24"/>
+          <w:lang w:val="en-US"/>
+        </w:rPr>
+        <w:t>g_queueCS</w:t>
+      </w:r>
+      <w:proofErr w:type="spellEnd"/>
+      <w:r>
+        <w:rPr>
+          <w:rFonts w:ascii="Courier New" w:hAnsi="Courier New" w:cs="Courier New"/>
+          <w:sz w:val="24"/>
+          <w:lang w:val="en-US"/>
+        </w:rPr>
+        <w:t>);</w:t>
+      </w:r>
+    </w:p>
+    <w:p>
+      <w:pPr>
+        <w:ind w:firstLine="0"/>
+        <w:jc w:val="left"/>
+        <w:rPr>
+          <w:rFonts w:ascii="Courier New" w:hAnsi="Courier New" w:cs="Courier New"/>
+          <w:sz w:val="24"/>
+          <w:lang w:val="en-US"/>
+        </w:rPr>
+      </w:pPr>
+      <w:r>
+        <w:rPr>
+          <w:rFonts w:ascii="Courier New" w:hAnsi="Courier New" w:cs="Courier New"/>
+          <w:sz w:val="24"/>
+          <w:lang w:val="en-US"/>
+        </w:rPr>
+        <w:t xml:space="preserve">    </w:t>
+      </w:r>
+      <w:proofErr w:type="spellStart"/>
+      <w:r>
+        <w:rPr>
+          <w:rFonts w:ascii="Courier New" w:hAnsi="Courier New" w:cs="Courier New"/>
+          <w:sz w:val="24"/>
+          <w:lang w:val="en-US"/>
+        </w:rPr>
+        <w:t>InitializeCriticalSection</w:t>
+      </w:r>
+      <w:proofErr w:type="spellEnd"/>
+      <w:r>
+        <w:rPr>
+          <w:rFonts w:ascii="Courier New" w:hAnsi="Courier New" w:cs="Courier New"/>
+          <w:sz w:val="24"/>
+          <w:lang w:val="en-US"/>
+        </w:rPr>
+        <w:t>(&amp;</w:t>
+      </w:r>
+      <w:proofErr w:type="spellStart"/>
+      <w:r>
+        <w:rPr>
+          <w:rFonts w:ascii="Courier New" w:hAnsi="Courier New" w:cs="Courier New"/>
+          <w:sz w:val="24"/>
+          <w:lang w:val="en-US"/>
+        </w:rPr>
+        <w:t>g_ioCS</w:t>
+      </w:r>
+      <w:proofErr w:type="spellEnd"/>
+      <w:r>
+        <w:rPr>
+          <w:rFonts w:ascii="Courier New" w:hAnsi="Courier New" w:cs="Courier New"/>
+          <w:sz w:val="24"/>
+          <w:lang w:val="en-US"/>
+        </w:rPr>
+        <w:t>);</w:t>
+      </w:r>
+    </w:p>
+    <w:p>
+      <w:pPr>
+        <w:ind w:firstLine="0"/>
+        <w:jc w:val="left"/>
+        <w:rPr>
+          <w:rFonts w:ascii="Courier New" w:hAnsi="Courier New" w:cs="Courier New"/>
+          <w:sz w:val="24"/>
+          <w:lang w:val="en-US"/>
+        </w:rPr>
+      </w:pPr>
+    </w:p>
+    <w:p>
+      <w:pPr>
+        <w:ind w:firstLine="0"/>
+        <w:jc w:val="left"/>
+        <w:rPr>
+          <w:rFonts w:ascii="Courier New" w:hAnsi="Courier New" w:cs="Courier New"/>
+          <w:sz w:val="24"/>
+          <w:lang w:val="en-US"/>
+        </w:rPr>
+      </w:pPr>
+      <w:r>
+        <w:rPr>
+          <w:rFonts w:ascii="Courier New" w:hAnsi="Courier New" w:cs="Courier New"/>
+          <w:sz w:val="24"/>
+          <w:lang w:val="en-US"/>
+        </w:rPr>
+        <w:t xml:space="preserve">    for (int </w:t>
+      </w:r>
+      <w:proofErr w:type="spellStart"/>
+      <w:r>
+        <w:rPr>
+          <w:rFonts w:ascii="Courier New" w:hAnsi="Courier New" w:cs="Courier New"/>
+          <w:sz w:val="24"/>
+          <w:lang w:val="en-US"/>
+        </w:rPr>
+        <w:t>i</w:t>
+      </w:r>
+      <w:proofErr w:type="spellEnd"/>
+      <w:r>
+        <w:rPr>
+          <w:rFonts w:ascii="Courier New" w:hAnsi="Courier New" w:cs="Courier New"/>
+          <w:sz w:val="24"/>
+          <w:lang w:val="en-US"/>
+        </w:rPr>
+        <w:t xml:space="preserve"> = 0; </w:t>
+      </w:r>
+      <w:proofErr w:type="spellStart"/>
+      <w:r>
+        <w:rPr>
+          <w:rFonts w:ascii="Courier New" w:hAnsi="Courier New" w:cs="Courier New"/>
+          <w:sz w:val="24"/>
+          <w:lang w:val="en-US"/>
+        </w:rPr>
+        <w:t>i</w:t>
+      </w:r>
+      <w:proofErr w:type="spellEnd"/>
+      <w:r>
+        <w:rPr>
+          <w:rFonts w:ascii="Courier New" w:hAnsi="Courier New" w:cs="Courier New"/>
+          <w:sz w:val="24"/>
+          <w:lang w:val="en-US"/>
+        </w:rPr>
+        <w:t xml:space="preserve"> &lt; BLOCK_COUNT; ++</w:t>
+      </w:r>
+      <w:proofErr w:type="spellStart"/>
+      <w:r>
+        <w:rPr>
+          <w:rFonts w:ascii="Courier New" w:hAnsi="Courier New" w:cs="Courier New"/>
+          <w:sz w:val="24"/>
+          <w:lang w:val="en-US"/>
+        </w:rPr>
+        <w:t>i</w:t>
+      </w:r>
+      <w:proofErr w:type="spellEnd"/>
+      <w:r>
+        <w:rPr>
+          <w:rFonts w:ascii="Courier New" w:hAnsi="Courier New" w:cs="Courier New"/>
+          <w:sz w:val="24"/>
+          <w:lang w:val="en-US"/>
+        </w:rPr>
+        <w:t>)</w:t>
+      </w:r>
+    </w:p>
+    <w:p>
+      <w:pPr>
+        <w:ind w:firstLine="0"/>
+        <w:jc w:val="left"/>
+        <w:rPr>
+          <w:rFonts w:ascii="Courier New" w:hAnsi="Courier New" w:cs="Courier New"/>
+          <w:sz w:val="24"/>
+          <w:lang w:val="en-US"/>
+        </w:rPr>
+      </w:pPr>
+      <w:r>
+        <w:rPr>
+          <w:rFonts w:ascii="Courier New" w:hAnsi="Courier New" w:cs="Courier New"/>
+          <w:sz w:val="24"/>
+          <w:lang w:val="en-US"/>
+        </w:rPr>
+        <w:t xml:space="preserve">        </w:t>
+      </w:r>
+      <w:proofErr w:type="spellStart"/>
+      <w:r>
+        <w:rPr>
+          <w:rFonts w:ascii="Courier New" w:hAnsi="Courier New" w:cs="Courier New"/>
+          <w:sz w:val="24"/>
+          <w:lang w:val="en-US"/>
+        </w:rPr>
+        <w:t>g_freeQueue.push</w:t>
+      </w:r>
+      <w:proofErr w:type="spellEnd"/>
+      <w:r>
+        <w:rPr>
+          <w:rFonts w:ascii="Courier New" w:hAnsi="Courier New" w:cs="Courier New"/>
+          <w:sz w:val="24"/>
+          <w:lang w:val="en-US"/>
+        </w:rPr>
+        <w:t>(</w:t>
+      </w:r>
+      <w:proofErr w:type="spellStart"/>
+      <w:r>
+        <w:rPr>
+          <w:rFonts w:ascii="Courier New" w:hAnsi="Courier New" w:cs="Courier New"/>
+          <w:sz w:val="24"/>
+          <w:lang w:val="en-US"/>
+        </w:rPr>
+        <w:t>i</w:t>
+      </w:r>
+      <w:proofErr w:type="spellEnd"/>
+      <w:r>
+        <w:rPr>
+          <w:rFonts w:ascii="Courier New" w:hAnsi="Courier New" w:cs="Courier New"/>
+          <w:sz w:val="24"/>
+          <w:lang w:val="en-US"/>
+        </w:rPr>
+        <w:t>);</w:t>
+      </w:r>
+    </w:p>
+    <w:p>
+      <w:pPr>
+        <w:ind w:firstLine="0"/>
+        <w:jc w:val="left"/>
+        <w:rPr>
+          <w:rFonts w:ascii="Courier New" w:hAnsi="Courier New" w:cs="Courier New"/>
+          <w:sz w:val="24"/>
+          <w:lang w:val="en-US"/>
+        </w:rPr>
+      </w:pPr>
+    </w:p>
+    <w:p>
+      <w:pPr>
+        <w:ind w:firstLine="0"/>
+        <w:jc w:val="left"/>
+        <w:rPr>
+          <w:rFonts w:ascii="Courier New" w:hAnsi="Courier New" w:cs="Courier New"/>
+          <w:sz w:val="24"/>
+          <w:lang w:val="en-US"/>
+        </w:rPr>
+      </w:pPr>
+      <w:r>
+        <w:rPr>
+          <w:rFonts w:ascii="Courier New" w:hAnsi="Courier New" w:cs="Courier New"/>
+          <w:sz w:val="24"/>
+          <w:lang w:val="en-US"/>
+        </w:rPr>
+        <w:t xml:space="preserve">    </w:t>
+      </w:r>
+      <w:proofErr w:type="spellStart"/>
+      <w:r>
+        <w:rPr>
+          <w:rFonts w:ascii="Courier New" w:hAnsi="Courier New" w:cs="Courier New"/>
+          <w:sz w:val="24"/>
+          <w:lang w:val="en-US"/>
+        </w:rPr>
+        <w:t>g_freeBlocks</w:t>
+      </w:r>
+      <w:proofErr w:type="spellEnd"/>
+      <w:r>
+        <w:rPr>
+          <w:rFonts w:ascii="Courier New" w:hAnsi="Courier New" w:cs="Courier New"/>
+          <w:sz w:val="24"/>
+          <w:lang w:val="en-US"/>
+        </w:rPr>
+        <w:t xml:space="preserve"> = </w:t>
+      </w:r>
+      <w:proofErr w:type="spellStart"/>
+      <w:proofErr w:type="gramStart"/>
+      <w:r>
+        <w:rPr>
+          <w:rFonts w:ascii="Courier New" w:hAnsi="Courier New" w:cs="Courier New"/>
+          <w:sz w:val="24"/>
+          <w:lang w:val="en-US"/>
+        </w:rPr>
+        <w:t>CreateSemaphore</w:t>
+      </w:r>
+      <w:proofErr w:type="spellEnd"/>
+      <w:r>
+        <w:rPr>
+          <w:rFonts w:ascii="Courier New" w:hAnsi="Courier New" w:cs="Courier New"/>
+          <w:sz w:val="24"/>
+          <w:lang w:val="en-US"/>
+        </w:rPr>
+        <w:t>(</w:t>
+      </w:r>
+      <w:proofErr w:type="gramEnd"/>
+      <w:r>
+        <w:rPr>
+          <w:rFonts w:ascii="Courier New" w:hAnsi="Courier New" w:cs="Courier New"/>
+          <w:sz w:val="24"/>
+          <w:lang w:val="en-US"/>
+        </w:rPr>
+        <w:t>NULL, BLOCK_COUNT, BLOCK_COUNT, NULL);</w:t>
+      </w:r>
+    </w:p>
+    <w:p>
+      <w:pPr>
+        <w:ind w:firstLine="0"/>
+        <w:jc w:val="left"/>
+        <w:rPr>
+          <w:rFonts w:ascii="Courier New" w:hAnsi="Courier New" w:cs="Courier New"/>
+          <w:sz w:val="24"/>
+          <w:lang w:val="en-US"/>
+        </w:rPr>
+      </w:pPr>
+      <w:r>
+        <w:rPr>
+          <w:rFonts w:ascii="Courier New" w:hAnsi="Courier New" w:cs="Courier New"/>
+          <w:sz w:val="24"/>
+          <w:lang w:val="en-US"/>
+        </w:rPr>
+        <w:t xml:space="preserve">    </w:t>
+      </w:r>
+      <w:proofErr w:type="spellStart"/>
+      <w:r>
+        <w:rPr>
+          <w:rFonts w:ascii="Courier New" w:hAnsi="Courier New" w:cs="Courier New"/>
+          <w:sz w:val="24"/>
+          <w:lang w:val="en-US"/>
+        </w:rPr>
+        <w:t>g_fullBlocks</w:t>
+      </w:r>
+      <w:proofErr w:type="spellEnd"/>
+      <w:r>
+        <w:rPr>
+          <w:rFonts w:ascii="Courier New" w:hAnsi="Courier New" w:cs="Courier New"/>
+          <w:sz w:val="24"/>
+          <w:lang w:val="en-US"/>
+        </w:rPr>
+        <w:t xml:space="preserve"> = </w:t>
+      </w:r>
+      <w:proofErr w:type="spellStart"/>
+      <w:proofErr w:type="gramStart"/>
+      <w:r>
+        <w:rPr>
+          <w:rFonts w:ascii="Courier New" w:hAnsi="Courier New" w:cs="Courier New"/>
+          <w:sz w:val="24"/>
+          <w:lang w:val="en-US"/>
+        </w:rPr>
+        <w:t>CreateSemaphore</w:t>
+      </w:r>
+      <w:proofErr w:type="spellEnd"/>
+      <w:r>
+        <w:rPr>
+          <w:rFonts w:ascii="Courier New" w:hAnsi="Courier New" w:cs="Courier New"/>
+          <w:sz w:val="24"/>
+          <w:lang w:val="en-US"/>
+        </w:rPr>
+        <w:t>(</w:t>
+      </w:r>
+      <w:proofErr w:type="gramEnd"/>
+      <w:r>
+        <w:rPr>
+          <w:rFonts w:ascii="Courier New" w:hAnsi="Courier New" w:cs="Courier New"/>
+          <w:sz w:val="24"/>
+          <w:lang w:val="en-US"/>
+        </w:rPr>
+        <w:t>NULL, 0, BLOCK_COUNT, NULL);</w:t>
+      </w:r>
+    </w:p>
+    <w:p>
+      <w:pPr>
+        <w:ind w:firstLine="0"/>
+        <w:jc w:val="left"/>
+        <w:rPr>
+          <w:rFonts w:ascii="Courier New" w:hAnsi="Courier New" w:cs="Courier New"/>
+          <w:sz w:val="24"/>
+          <w:lang w:val="en-US"/>
+        </w:rPr>
+      </w:pPr>
+    </w:p>
+    <w:p>
+      <w:pPr>
+        <w:ind w:firstLine="0"/>
+        <w:jc w:val="left"/>
+        <w:rPr>
+          <w:rFonts w:ascii="Courier New" w:hAnsi="Courier New" w:cs="Courier New"/>
+          <w:sz w:val="24"/>
+          <w:lang w:val="en-US"/>
+        </w:rPr>
+      </w:pPr>
+      <w:r>
+        <w:rPr>
+          <w:rFonts w:ascii="Courier New" w:hAnsi="Courier New" w:cs="Courier New"/>
+          <w:sz w:val="24"/>
+          <w:lang w:val="en-US"/>
+        </w:rPr>
+        <w:t xml:space="preserve">    if </w:t>
+      </w:r>
+      <w:proofErr w:type="gramStart"/>
+      <w:r>
+        <w:rPr>
+          <w:rFonts w:ascii="Courier New" w:hAnsi="Courier New" w:cs="Courier New"/>
+          <w:sz w:val="24"/>
+          <w:lang w:val="en-US"/>
+        </w:rPr>
+        <w:t>(!</w:t>
+      </w:r>
+      <w:proofErr w:type="spellStart"/>
+      <w:r>
+        <w:rPr>
+          <w:rFonts w:ascii="Courier New" w:hAnsi="Courier New" w:cs="Courier New"/>
+          <w:sz w:val="24"/>
+          <w:lang w:val="en-US"/>
+        </w:rPr>
+        <w:t>g</w:t>
+      </w:r>
+      <w:proofErr w:type="gramEnd"/>
+      <w:r>
+        <w:rPr>
+          <w:rFonts w:ascii="Courier New" w:hAnsi="Courier New" w:cs="Courier New"/>
+          <w:sz w:val="24"/>
+          <w:lang w:val="en-US"/>
+        </w:rPr>
+        <w:t>_freeBlocks</w:t>
+      </w:r>
+      <w:proofErr w:type="spellEnd"/>
+      <w:r>
+        <w:rPr>
+          <w:rFonts w:ascii="Courier New" w:hAnsi="Courier New" w:cs="Courier New"/>
+          <w:sz w:val="24"/>
+          <w:lang w:val="en-US"/>
+        </w:rPr>
+        <w:t xml:space="preserve"> || !</w:t>
+      </w:r>
+      <w:proofErr w:type="spellStart"/>
+      <w:r>
+        <w:rPr>
+          <w:rFonts w:ascii="Courier New" w:hAnsi="Courier New" w:cs="Courier New"/>
+          <w:sz w:val="24"/>
+          <w:lang w:val="en-US"/>
+        </w:rPr>
+        <w:t>g_fullBlocks</w:t>
+      </w:r>
+      <w:proofErr w:type="spellEnd"/>
+      <w:r>
+        <w:rPr>
+          <w:rFonts w:ascii="Courier New" w:hAnsi="Courier New" w:cs="Courier New"/>
+          <w:sz w:val="24"/>
+          <w:lang w:val="en-US"/>
+        </w:rPr>
+        <w:t>)</w:t>
       </w:r>
     </w:p>
     <w:p>
@@ -6214,7 +9725,71 @@
           <w:sz w:val="24"/>
           <w:lang w:val="en-US"/>
         </w:rPr>
-        <w:t xml:space="preserve">        std::cerr &lt;&lt; "CreateSemaphore failed, err = " &lt;&lt; GetLastError() &lt;&lt; "\n";</w:t>
+        <w:t xml:space="preserve">        </w:t>
+      </w:r>
+      <w:proofErr w:type="gramStart"/>
+      <w:r>
+        <w:rPr>
+          <w:rFonts w:ascii="Courier New" w:hAnsi="Courier New" w:cs="Courier New"/>
+          <w:sz w:val="24"/>
+          <w:lang w:val="en-US"/>
+        </w:rPr>
+        <w:t>std::</w:t>
+      </w:r>
+      <w:proofErr w:type="spellStart"/>
+      <w:proofErr w:type="gramEnd"/>
+      <w:r>
+        <w:rPr>
+          <w:rFonts w:ascii="Courier New" w:hAnsi="Courier New" w:cs="Courier New"/>
+          <w:sz w:val="24"/>
+          <w:lang w:val="en-US"/>
+        </w:rPr>
+        <w:t>cerr</w:t>
+      </w:r>
+      <w:proofErr w:type="spellEnd"/>
+      <w:r>
+        <w:rPr>
+          <w:rFonts w:ascii="Courier New" w:hAnsi="Courier New" w:cs="Courier New"/>
+          <w:sz w:val="24"/>
+          <w:lang w:val="en-US"/>
+        </w:rPr>
+        <w:t xml:space="preserve"> &lt;&lt; "</w:t>
+      </w:r>
+      <w:proofErr w:type="spellStart"/>
+      <w:r>
+        <w:rPr>
+          <w:rFonts w:ascii="Courier New" w:hAnsi="Courier New" w:cs="Courier New"/>
+          <w:sz w:val="24"/>
+          <w:lang w:val="en-US"/>
+        </w:rPr>
+        <w:t>CreateSemaphore</w:t>
+      </w:r>
+      <w:proofErr w:type="spellEnd"/>
+      <w:r>
+        <w:rPr>
+          <w:rFonts w:ascii="Courier New" w:hAnsi="Courier New" w:cs="Courier New"/>
+          <w:sz w:val="24"/>
+          <w:lang w:val="en-US"/>
+        </w:rPr>
+        <w:t xml:space="preserve"> failed, err = " &lt;&lt; </w:t>
+      </w:r>
+      <w:proofErr w:type="spellStart"/>
+      <w:r>
+        <w:rPr>
+          <w:rFonts w:ascii="Courier New" w:hAnsi="Courier New" w:cs="Courier New"/>
+          <w:sz w:val="24"/>
+          <w:lang w:val="en-US"/>
+        </w:rPr>
+        <w:t>GetLastError</w:t>
+      </w:r>
+      <w:proofErr w:type="spellEnd"/>
+      <w:r>
+        <w:rPr>
+          <w:rFonts w:ascii="Courier New" w:hAnsi="Courier New" w:cs="Courier New"/>
+          <w:sz w:val="24"/>
+          <w:lang w:val="en-US"/>
+        </w:rPr>
+        <w:t>() &lt;&lt; "\n";</w:t>
       </w:r>
     </w:p>
     <w:p>
@@ -6282,94 +9857,296 @@
           <w:sz w:val="24"/>
           <w:lang w:val="en-US"/>
         </w:rPr>
-        <w:t xml:space="preserve">    HANDLE producerThreads[PRODUCER_COUNT];</w:t>
-      </w:r>
-    </w:p>
-    <w:p>
-      <w:pPr>
-        <w:ind w:firstLine="0"/>
-        <w:jc w:val="left"/>
-        <w:rPr>
-          <w:rFonts w:ascii="Courier New" w:hAnsi="Courier New" w:cs="Courier New"/>
-          <w:sz w:val="24"/>
-          <w:lang w:val="en-US"/>
-        </w:rPr>
-      </w:pPr>
-      <w:r>
-        <w:rPr>
-          <w:rFonts w:ascii="Courier New" w:hAnsi="Courier New" w:cs="Courier New"/>
-          <w:sz w:val="24"/>
-          <w:lang w:val="en-US"/>
-        </w:rPr>
-        <w:t xml:space="preserve">    HANDLE consumerThreads[CONSUMER_COUNT];</w:t>
-      </w:r>
-    </w:p>
-    <w:p>
-      <w:pPr>
-        <w:ind w:firstLine="0"/>
-        <w:jc w:val="left"/>
-        <w:rPr>
-          <w:rFonts w:ascii="Courier New" w:hAnsi="Courier New" w:cs="Courier New"/>
-          <w:sz w:val="24"/>
-          <w:lang w:val="en-US"/>
-        </w:rPr>
-      </w:pPr>
-      <w:r>
-        <w:rPr>
-          <w:rFonts w:ascii="Courier New" w:hAnsi="Courier New" w:cs="Courier New"/>
-          <w:sz w:val="24"/>
-          <w:lang w:val="en-US"/>
-        </w:rPr>
-        <w:t xml:space="preserve">    ThreadParam producerParams[PRODUCER_COUNT];</w:t>
-      </w:r>
-    </w:p>
-    <w:p>
-      <w:pPr>
-        <w:ind w:firstLine="0"/>
-        <w:jc w:val="left"/>
-        <w:rPr>
-          <w:rFonts w:ascii="Courier New" w:hAnsi="Courier New" w:cs="Courier New"/>
-          <w:sz w:val="24"/>
-          <w:lang w:val="en-US"/>
-        </w:rPr>
-      </w:pPr>
-      <w:r>
-        <w:rPr>
-          <w:rFonts w:ascii="Courier New" w:hAnsi="Courier New" w:cs="Courier New"/>
-          <w:sz w:val="24"/>
-          <w:lang w:val="en-US"/>
-        </w:rPr>
-        <w:t xml:space="preserve">    ThreadParam consumerParams[CONSUMER_COUNT];</w:t>
-      </w:r>
-    </w:p>
-    <w:p>
-      <w:pPr>
-        <w:ind w:firstLine="0"/>
-        <w:jc w:val="left"/>
-        <w:rPr>
-          <w:rFonts w:ascii="Courier New" w:hAnsi="Courier New" w:cs="Courier New"/>
-          <w:sz w:val="24"/>
-          <w:lang w:val="en-US"/>
-        </w:rPr>
-      </w:pPr>
-    </w:p>
-    <w:p>
-      <w:pPr>
-        <w:ind w:firstLine="0"/>
-        <w:jc w:val="left"/>
-        <w:rPr>
-          <w:rFonts w:ascii="Courier New" w:hAnsi="Courier New" w:cs="Courier New"/>
-          <w:sz w:val="24"/>
-          <w:lang w:val="en-US"/>
-        </w:rPr>
-      </w:pPr>
-      <w:r>
-        <w:rPr>
-          <w:rFonts w:ascii="Courier New" w:hAnsi="Courier New" w:cs="Courier New"/>
-          <w:sz w:val="24"/>
-          <w:lang w:val="en-US"/>
-        </w:rPr>
-        <w:t xml:space="preserve">    for (int i = 0; i &lt; PRODUCER_COUNT; ++i)</w:t>
+        <w:t xml:space="preserve">    HANDLE </w:t>
+      </w:r>
+      <w:proofErr w:type="spellStart"/>
+      <w:proofErr w:type="gramStart"/>
+      <w:r>
+        <w:rPr>
+          <w:rFonts w:ascii="Courier New" w:hAnsi="Courier New" w:cs="Courier New"/>
+          <w:sz w:val="24"/>
+          <w:lang w:val="en-US"/>
+        </w:rPr>
+        <w:t>producerThreads</w:t>
+      </w:r>
+      <w:proofErr w:type="spellEnd"/>
+      <w:r>
+        <w:rPr>
+          <w:rFonts w:ascii="Courier New" w:hAnsi="Courier New" w:cs="Courier New"/>
+          <w:sz w:val="24"/>
+          <w:lang w:val="en-US"/>
+        </w:rPr>
+        <w:t>[</w:t>
+      </w:r>
+      <w:proofErr w:type="gramEnd"/>
+      <w:r>
+        <w:rPr>
+          <w:rFonts w:ascii="Courier New" w:hAnsi="Courier New" w:cs="Courier New"/>
+          <w:sz w:val="24"/>
+          <w:lang w:val="en-US"/>
+        </w:rPr>
+        <w:t>PRODUCER_COUNT];</w:t>
+      </w:r>
+    </w:p>
+    <w:p>
+      <w:pPr>
+        <w:ind w:firstLine="0"/>
+        <w:jc w:val="left"/>
+        <w:rPr>
+          <w:rFonts w:ascii="Courier New" w:hAnsi="Courier New" w:cs="Courier New"/>
+          <w:sz w:val="24"/>
+          <w:lang w:val="en-US"/>
+        </w:rPr>
+      </w:pPr>
+      <w:r>
+        <w:rPr>
+          <w:rFonts w:ascii="Courier New" w:hAnsi="Courier New" w:cs="Courier New"/>
+          <w:sz w:val="24"/>
+          <w:lang w:val="en-US"/>
+        </w:rPr>
+        <w:t xml:space="preserve">    HANDLE </w:t>
+      </w:r>
+      <w:proofErr w:type="spellStart"/>
+      <w:proofErr w:type="gramStart"/>
+      <w:r>
+        <w:rPr>
+          <w:rFonts w:ascii="Courier New" w:hAnsi="Courier New" w:cs="Courier New"/>
+          <w:sz w:val="24"/>
+          <w:lang w:val="en-US"/>
+        </w:rPr>
+        <w:t>consumerThreads</w:t>
+      </w:r>
+      <w:proofErr w:type="spellEnd"/>
+      <w:r>
+        <w:rPr>
+          <w:rFonts w:ascii="Courier New" w:hAnsi="Courier New" w:cs="Courier New"/>
+          <w:sz w:val="24"/>
+          <w:lang w:val="en-US"/>
+        </w:rPr>
+        <w:t>[</w:t>
+      </w:r>
+      <w:proofErr w:type="gramEnd"/>
+      <w:r>
+        <w:rPr>
+          <w:rFonts w:ascii="Courier New" w:hAnsi="Courier New" w:cs="Courier New"/>
+          <w:sz w:val="24"/>
+          <w:lang w:val="en-US"/>
+        </w:rPr>
+        <w:t>CONSUMER_COUNT];</w:t>
+      </w:r>
+    </w:p>
+    <w:p>
+      <w:pPr>
+        <w:ind w:firstLine="0"/>
+        <w:jc w:val="left"/>
+        <w:rPr>
+          <w:rFonts w:ascii="Courier New" w:hAnsi="Courier New" w:cs="Courier New"/>
+          <w:sz w:val="24"/>
+          <w:lang w:val="en-US"/>
+        </w:rPr>
+      </w:pPr>
+      <w:r>
+        <w:rPr>
+          <w:rFonts w:ascii="Courier New" w:hAnsi="Courier New" w:cs="Courier New"/>
+          <w:sz w:val="24"/>
+          <w:lang w:val="en-US"/>
+        </w:rPr>
+        <w:t xml:space="preserve">    </w:t>
+      </w:r>
+      <w:proofErr w:type="spellStart"/>
+      <w:r>
+        <w:rPr>
+          <w:rFonts w:ascii="Courier New" w:hAnsi="Courier New" w:cs="Courier New"/>
+          <w:sz w:val="24"/>
+          <w:lang w:val="en-US"/>
+        </w:rPr>
+        <w:t>ThreadParam</w:t>
+      </w:r>
+      <w:proofErr w:type="spellEnd"/>
+      <w:r>
+        <w:rPr>
+          <w:rFonts w:ascii="Courier New" w:hAnsi="Courier New" w:cs="Courier New"/>
+          <w:sz w:val="24"/>
+          <w:lang w:val="en-US"/>
+        </w:rPr>
+        <w:t xml:space="preserve"> </w:t>
+      </w:r>
+      <w:proofErr w:type="spellStart"/>
+      <w:proofErr w:type="gramStart"/>
+      <w:r>
+        <w:rPr>
+          <w:rFonts w:ascii="Courier New" w:hAnsi="Courier New" w:cs="Courier New"/>
+          <w:sz w:val="24"/>
+          <w:lang w:val="en-US"/>
+        </w:rPr>
+        <w:t>producerParams</w:t>
+      </w:r>
+      <w:proofErr w:type="spellEnd"/>
+      <w:r>
+        <w:rPr>
+          <w:rFonts w:ascii="Courier New" w:hAnsi="Courier New" w:cs="Courier New"/>
+          <w:sz w:val="24"/>
+          <w:lang w:val="en-US"/>
+        </w:rPr>
+        <w:t>[</w:t>
+      </w:r>
+      <w:proofErr w:type="gramEnd"/>
+      <w:r>
+        <w:rPr>
+          <w:rFonts w:ascii="Courier New" w:hAnsi="Courier New" w:cs="Courier New"/>
+          <w:sz w:val="24"/>
+          <w:lang w:val="en-US"/>
+        </w:rPr>
+        <w:t>PRODUCER_COUNT];</w:t>
+      </w:r>
+    </w:p>
+    <w:p>
+      <w:pPr>
+        <w:ind w:firstLine="0"/>
+        <w:jc w:val="left"/>
+        <w:rPr>
+          <w:rFonts w:ascii="Courier New" w:hAnsi="Courier New" w:cs="Courier New"/>
+          <w:sz w:val="24"/>
+          <w:lang w:val="en-US"/>
+        </w:rPr>
+      </w:pPr>
+      <w:r>
+        <w:rPr>
+          <w:rFonts w:ascii="Courier New" w:hAnsi="Courier New" w:cs="Courier New"/>
+          <w:sz w:val="24"/>
+          <w:lang w:val="en-US"/>
+        </w:rPr>
+        <w:t xml:space="preserve">    </w:t>
+      </w:r>
+      <w:proofErr w:type="spellStart"/>
+      <w:r>
+        <w:rPr>
+          <w:rFonts w:ascii="Courier New" w:hAnsi="Courier New" w:cs="Courier New"/>
+          <w:sz w:val="24"/>
+          <w:lang w:val="en-US"/>
+        </w:rPr>
+        <w:t>ThreadParam</w:t>
+      </w:r>
+      <w:proofErr w:type="spellEnd"/>
+      <w:r>
+        <w:rPr>
+          <w:rFonts w:ascii="Courier New" w:hAnsi="Courier New" w:cs="Courier New"/>
+          <w:sz w:val="24"/>
+          <w:lang w:val="en-US"/>
+        </w:rPr>
+        <w:t xml:space="preserve"> </w:t>
+      </w:r>
+      <w:proofErr w:type="spellStart"/>
+      <w:proofErr w:type="gramStart"/>
+      <w:r>
+        <w:rPr>
+          <w:rFonts w:ascii="Courier New" w:hAnsi="Courier New" w:cs="Courier New"/>
+          <w:sz w:val="24"/>
+          <w:lang w:val="en-US"/>
+        </w:rPr>
+        <w:t>consumerParams</w:t>
+      </w:r>
+      <w:proofErr w:type="spellEnd"/>
+      <w:r>
+        <w:rPr>
+          <w:rFonts w:ascii="Courier New" w:hAnsi="Courier New" w:cs="Courier New"/>
+          <w:sz w:val="24"/>
+          <w:lang w:val="en-US"/>
+        </w:rPr>
+        <w:t>[</w:t>
+      </w:r>
+      <w:proofErr w:type="gramEnd"/>
+      <w:r>
+        <w:rPr>
+          <w:rFonts w:ascii="Courier New" w:hAnsi="Courier New" w:cs="Courier New"/>
+          <w:sz w:val="24"/>
+          <w:lang w:val="en-US"/>
+        </w:rPr>
+        <w:t>CONSUMER_COUNT];</w:t>
+      </w:r>
+    </w:p>
+    <w:p>
+      <w:pPr>
+        <w:ind w:firstLine="0"/>
+        <w:jc w:val="left"/>
+        <w:rPr>
+          <w:rFonts w:ascii="Courier New" w:hAnsi="Courier New" w:cs="Courier New"/>
+          <w:sz w:val="24"/>
+          <w:lang w:val="en-US"/>
+        </w:rPr>
+      </w:pPr>
+    </w:p>
+    <w:p>
+      <w:pPr>
+        <w:ind w:firstLine="0"/>
+        <w:jc w:val="left"/>
+        <w:rPr>
+          <w:rFonts w:ascii="Courier New" w:hAnsi="Courier New" w:cs="Courier New"/>
+          <w:sz w:val="24"/>
+          <w:lang w:val="en-US"/>
+        </w:rPr>
+      </w:pPr>
+      <w:r>
+        <w:rPr>
+          <w:rFonts w:ascii="Courier New" w:hAnsi="Courier New" w:cs="Courier New"/>
+          <w:sz w:val="24"/>
+          <w:lang w:val="en-US"/>
+        </w:rPr>
+        <w:t xml:space="preserve">    for (int </w:t>
+      </w:r>
+      <w:proofErr w:type="spellStart"/>
+      <w:r>
+        <w:rPr>
+          <w:rFonts w:ascii="Courier New" w:hAnsi="Courier New" w:cs="Courier New"/>
+          <w:sz w:val="24"/>
+          <w:lang w:val="en-US"/>
+        </w:rPr>
+        <w:t>i</w:t>
+      </w:r>
+      <w:proofErr w:type="spellEnd"/>
+      <w:r>
+        <w:rPr>
+          <w:rFonts w:ascii="Courier New" w:hAnsi="Courier New" w:cs="Courier New"/>
+          <w:sz w:val="24"/>
+          <w:lang w:val="en-US"/>
+        </w:rPr>
+        <w:t xml:space="preserve"> = 0; </w:t>
+      </w:r>
+      <w:proofErr w:type="spellStart"/>
+      <w:r>
+        <w:rPr>
+          <w:rFonts w:ascii="Courier New" w:hAnsi="Courier New" w:cs="Courier New"/>
+          <w:sz w:val="24"/>
+          <w:lang w:val="en-US"/>
+        </w:rPr>
+        <w:t>i</w:t>
+      </w:r>
+      <w:proofErr w:type="spellEnd"/>
+      <w:r>
+        <w:rPr>
+          <w:rFonts w:ascii="Courier New" w:hAnsi="Courier New" w:cs="Courier New"/>
+          <w:sz w:val="24"/>
+          <w:lang w:val="en-US"/>
+        </w:rPr>
+        <w:t xml:space="preserve"> &lt; PRODUCER_COUNT; ++</w:t>
+      </w:r>
+      <w:proofErr w:type="spellStart"/>
+      <w:r>
+        <w:rPr>
+          <w:rFonts w:ascii="Courier New" w:hAnsi="Courier New" w:cs="Courier New"/>
+          <w:sz w:val="24"/>
+          <w:lang w:val="en-US"/>
+        </w:rPr>
+        <w:t>i</w:t>
+      </w:r>
+      <w:proofErr w:type="spellEnd"/>
+      <w:r>
+        <w:rPr>
+          <w:rFonts w:ascii="Courier New" w:hAnsi="Courier New" w:cs="Courier New"/>
+          <w:sz w:val="24"/>
+          <w:lang w:val="en-US"/>
+        </w:rPr>
+        <w:t>)</w:t>
       </w:r>
     </w:p>
     <w:p>
@@ -6407,26 +10184,198 @@
           <w:sz w:val="24"/>
           <w:lang w:val="en-US"/>
         </w:rPr>
-        <w:t xml:space="preserve">        producerParams[i].id = i;</w:t>
-      </w:r>
-    </w:p>
-    <w:p>
-      <w:pPr>
-        <w:ind w:firstLine="0"/>
-        <w:jc w:val="left"/>
-        <w:rPr>
-          <w:rFonts w:ascii="Courier New" w:hAnsi="Courier New" w:cs="Courier New"/>
-          <w:sz w:val="24"/>
-          <w:lang w:val="en-US"/>
-        </w:rPr>
-      </w:pPr>
-      <w:r>
-        <w:rPr>
-          <w:rFonts w:ascii="Courier New" w:hAnsi="Courier New" w:cs="Courier New"/>
-          <w:sz w:val="24"/>
-          <w:lang w:val="en-US"/>
-        </w:rPr>
-        <w:t xml:space="preserve">        producerThreads[i] = CreateThread(NULL, 0, ProducerThread, &amp;producerParams[i], 0, NULL);</w:t>
+        <w:t xml:space="preserve">        </w:t>
+      </w:r>
+      <w:proofErr w:type="spellStart"/>
+      <w:r>
+        <w:rPr>
+          <w:rFonts w:ascii="Courier New" w:hAnsi="Courier New" w:cs="Courier New"/>
+          <w:sz w:val="24"/>
+          <w:lang w:val="en-US"/>
+        </w:rPr>
+        <w:t>producerParams</w:t>
+      </w:r>
+      <w:proofErr w:type="spellEnd"/>
+      <w:r>
+        <w:rPr>
+          <w:rFonts w:ascii="Courier New" w:hAnsi="Courier New" w:cs="Courier New"/>
+          <w:sz w:val="24"/>
+          <w:lang w:val="en-US"/>
+        </w:rPr>
+        <w:t>[</w:t>
+      </w:r>
+      <w:proofErr w:type="spellStart"/>
+      <w:r>
+        <w:rPr>
+          <w:rFonts w:ascii="Courier New" w:hAnsi="Courier New" w:cs="Courier New"/>
+          <w:sz w:val="24"/>
+          <w:lang w:val="en-US"/>
+        </w:rPr>
+        <w:t>i</w:t>
+      </w:r>
+      <w:proofErr w:type="spellEnd"/>
+      <w:r>
+        <w:rPr>
+          <w:rFonts w:ascii="Courier New" w:hAnsi="Courier New" w:cs="Courier New"/>
+          <w:sz w:val="24"/>
+          <w:lang w:val="en-US"/>
+        </w:rPr>
+        <w:t xml:space="preserve">].id = </w:t>
+      </w:r>
+      <w:proofErr w:type="spellStart"/>
+      <w:r>
+        <w:rPr>
+          <w:rFonts w:ascii="Courier New" w:hAnsi="Courier New" w:cs="Courier New"/>
+          <w:sz w:val="24"/>
+          <w:lang w:val="en-US"/>
+        </w:rPr>
+        <w:t>i</w:t>
+      </w:r>
+      <w:proofErr w:type="spellEnd"/>
+      <w:r>
+        <w:rPr>
+          <w:rFonts w:ascii="Courier New" w:hAnsi="Courier New" w:cs="Courier New"/>
+          <w:sz w:val="24"/>
+          <w:lang w:val="en-US"/>
+        </w:rPr>
+        <w:t>;</w:t>
+      </w:r>
+    </w:p>
+    <w:p>
+      <w:pPr>
+        <w:ind w:firstLine="0"/>
+        <w:jc w:val="left"/>
+        <w:rPr>
+          <w:rFonts w:ascii="Courier New" w:hAnsi="Courier New" w:cs="Courier New"/>
+          <w:sz w:val="24"/>
+          <w:lang w:val="en-US"/>
+        </w:rPr>
+      </w:pPr>
+      <w:r>
+        <w:rPr>
+          <w:rFonts w:ascii="Courier New" w:hAnsi="Courier New" w:cs="Courier New"/>
+          <w:sz w:val="24"/>
+          <w:lang w:val="en-US"/>
+        </w:rPr>
+        <w:t xml:space="preserve">        </w:t>
+      </w:r>
+      <w:proofErr w:type="spellStart"/>
+      <w:r>
+        <w:rPr>
+          <w:rFonts w:ascii="Courier New" w:hAnsi="Courier New" w:cs="Courier New"/>
+          <w:sz w:val="24"/>
+          <w:lang w:val="en-US"/>
+        </w:rPr>
+        <w:t>producerThreads</w:t>
+      </w:r>
+      <w:proofErr w:type="spellEnd"/>
+      <w:r>
+        <w:rPr>
+          <w:rFonts w:ascii="Courier New" w:hAnsi="Courier New" w:cs="Courier New"/>
+          <w:sz w:val="24"/>
+          <w:lang w:val="en-US"/>
+        </w:rPr>
+        <w:t>[</w:t>
+      </w:r>
+      <w:proofErr w:type="spellStart"/>
+      <w:r>
+        <w:rPr>
+          <w:rFonts w:ascii="Courier New" w:hAnsi="Courier New" w:cs="Courier New"/>
+          <w:sz w:val="24"/>
+          <w:lang w:val="en-US"/>
+        </w:rPr>
+        <w:t>i</w:t>
+      </w:r>
+      <w:proofErr w:type="spellEnd"/>
+      <w:r>
+        <w:rPr>
+          <w:rFonts w:ascii="Courier New" w:hAnsi="Courier New" w:cs="Courier New"/>
+          <w:sz w:val="24"/>
+          <w:lang w:val="en-US"/>
+        </w:rPr>
+        <w:t xml:space="preserve">] = </w:t>
+      </w:r>
+      <w:proofErr w:type="spellStart"/>
+      <w:proofErr w:type="gramStart"/>
+      <w:r>
+        <w:rPr>
+          <w:rFonts w:ascii="Courier New" w:hAnsi="Courier New" w:cs="Courier New"/>
+          <w:sz w:val="24"/>
+          <w:lang w:val="en-US"/>
+        </w:rPr>
+        <w:t>CreateThread</w:t>
+      </w:r>
+      <w:proofErr w:type="spellEnd"/>
+      <w:r>
+        <w:rPr>
+          <w:rFonts w:ascii="Courier New" w:hAnsi="Courier New" w:cs="Courier New"/>
+          <w:sz w:val="24"/>
+          <w:lang w:val="en-US"/>
+        </w:rPr>
+        <w:t>(</w:t>
+      </w:r>
+      <w:proofErr w:type="gramEnd"/>
+      <w:r>
+        <w:rPr>
+          <w:rFonts w:ascii="Courier New" w:hAnsi="Courier New" w:cs="Courier New"/>
+          <w:sz w:val="24"/>
+          <w:lang w:val="en-US"/>
+        </w:rPr>
+        <w:t xml:space="preserve">NULL, 0, </w:t>
+      </w:r>
+      <w:proofErr w:type="spellStart"/>
+      <w:r>
+        <w:rPr>
+          <w:rFonts w:ascii="Courier New" w:hAnsi="Courier New" w:cs="Courier New"/>
+          <w:sz w:val="24"/>
+          <w:lang w:val="en-US"/>
+        </w:rPr>
+        <w:t>ProducerThread</w:t>
+      </w:r>
+      <w:proofErr w:type="spellEnd"/>
+      <w:r>
+        <w:rPr>
+          <w:rFonts w:ascii="Courier New" w:hAnsi="Courier New" w:cs="Courier New"/>
+          <w:sz w:val="24"/>
+          <w:lang w:val="en-US"/>
+        </w:rPr>
+        <w:t>, &amp;</w:t>
+      </w:r>
+      <w:proofErr w:type="spellStart"/>
+      <w:r>
+        <w:rPr>
+          <w:rFonts w:ascii="Courier New" w:hAnsi="Courier New" w:cs="Courier New"/>
+          <w:sz w:val="24"/>
+          <w:lang w:val="en-US"/>
+        </w:rPr>
+        <w:t>producerParams</w:t>
+      </w:r>
+      <w:proofErr w:type="spellEnd"/>
+      <w:r>
+        <w:rPr>
+          <w:rFonts w:ascii="Courier New" w:hAnsi="Courier New" w:cs="Courier New"/>
+          <w:sz w:val="24"/>
+          <w:lang w:val="en-US"/>
+        </w:rPr>
+        <w:t>[</w:t>
+      </w:r>
+      <w:proofErr w:type="spellStart"/>
+      <w:r>
+        <w:rPr>
+          <w:rFonts w:ascii="Courier New" w:hAnsi="Courier New" w:cs="Courier New"/>
+          <w:sz w:val="24"/>
+          <w:lang w:val="en-US"/>
+        </w:rPr>
+        <w:t>i</w:t>
+      </w:r>
+      <w:proofErr w:type="spellEnd"/>
+      <w:r>
+        <w:rPr>
+          <w:rFonts w:ascii="Courier New" w:hAnsi="Courier New" w:cs="Courier New"/>
+          <w:sz w:val="24"/>
+          <w:lang w:val="en-US"/>
+        </w:rPr>
+        <w:t>], 0, NULL);</w:t>
       </w:r>
     </w:p>
     <w:p>
@@ -6476,7 +10425,61 @@
           <w:sz w:val="24"/>
           <w:lang w:val="en-US"/>
         </w:rPr>
-        <w:t xml:space="preserve">    for (int i = 0; i &lt; CONSUMER_COUNT; ++i)</w:t>
+        <w:t xml:space="preserve">    for (int </w:t>
+      </w:r>
+      <w:proofErr w:type="spellStart"/>
+      <w:r>
+        <w:rPr>
+          <w:rFonts w:ascii="Courier New" w:hAnsi="Courier New" w:cs="Courier New"/>
+          <w:sz w:val="24"/>
+          <w:lang w:val="en-US"/>
+        </w:rPr>
+        <w:t>i</w:t>
+      </w:r>
+      <w:proofErr w:type="spellEnd"/>
+      <w:r>
+        <w:rPr>
+          <w:rFonts w:ascii="Courier New" w:hAnsi="Courier New" w:cs="Courier New"/>
+          <w:sz w:val="24"/>
+          <w:lang w:val="en-US"/>
+        </w:rPr>
+        <w:t xml:space="preserve"> = 0; </w:t>
+      </w:r>
+      <w:proofErr w:type="spellStart"/>
+      <w:r>
+        <w:rPr>
+          <w:rFonts w:ascii="Courier New" w:hAnsi="Courier New" w:cs="Courier New"/>
+          <w:sz w:val="24"/>
+          <w:lang w:val="en-US"/>
+        </w:rPr>
+        <w:t>i</w:t>
+      </w:r>
+      <w:proofErr w:type="spellEnd"/>
+      <w:r>
+        <w:rPr>
+          <w:rFonts w:ascii="Courier New" w:hAnsi="Courier New" w:cs="Courier New"/>
+          <w:sz w:val="24"/>
+          <w:lang w:val="en-US"/>
+        </w:rPr>
+        <w:t xml:space="preserve"> &lt; CONSUMER_COUNT; ++</w:t>
+      </w:r>
+      <w:proofErr w:type="spellStart"/>
+      <w:r>
+        <w:rPr>
+          <w:rFonts w:ascii="Courier New" w:hAnsi="Courier New" w:cs="Courier New"/>
+          <w:sz w:val="24"/>
+          <w:lang w:val="en-US"/>
+        </w:rPr>
+        <w:t>i</w:t>
+      </w:r>
+      <w:proofErr w:type="spellEnd"/>
+      <w:r>
+        <w:rPr>
+          <w:rFonts w:ascii="Courier New" w:hAnsi="Courier New" w:cs="Courier New"/>
+          <w:sz w:val="24"/>
+          <w:lang w:val="en-US"/>
+        </w:rPr>
+        <w:t>)</w:t>
       </w:r>
     </w:p>
     <w:p>
@@ -6514,26 +10517,198 @@
           <w:sz w:val="24"/>
           <w:lang w:val="en-US"/>
         </w:rPr>
-        <w:t xml:space="preserve">        consumerParams[i].id = i;</w:t>
-      </w:r>
-    </w:p>
-    <w:p>
-      <w:pPr>
-        <w:ind w:firstLine="0"/>
-        <w:jc w:val="left"/>
-        <w:rPr>
-          <w:rFonts w:ascii="Courier New" w:hAnsi="Courier New" w:cs="Courier New"/>
-          <w:sz w:val="24"/>
-          <w:lang w:val="en-US"/>
-        </w:rPr>
-      </w:pPr>
-      <w:r>
-        <w:rPr>
-          <w:rFonts w:ascii="Courier New" w:hAnsi="Courier New" w:cs="Courier New"/>
-          <w:sz w:val="24"/>
-          <w:lang w:val="en-US"/>
-        </w:rPr>
-        <w:t xml:space="preserve">        consumerThreads[i] = CreateThread(NULL, 0, ConsumerThread, &amp;consumerParams[i], 0, NULL);</w:t>
+        <w:t xml:space="preserve">        </w:t>
+      </w:r>
+      <w:proofErr w:type="spellStart"/>
+      <w:r>
+        <w:rPr>
+          <w:rFonts w:ascii="Courier New" w:hAnsi="Courier New" w:cs="Courier New"/>
+          <w:sz w:val="24"/>
+          <w:lang w:val="en-US"/>
+        </w:rPr>
+        <w:t>consumerParams</w:t>
+      </w:r>
+      <w:proofErr w:type="spellEnd"/>
+      <w:r>
+        <w:rPr>
+          <w:rFonts w:ascii="Courier New" w:hAnsi="Courier New" w:cs="Courier New"/>
+          <w:sz w:val="24"/>
+          <w:lang w:val="en-US"/>
+        </w:rPr>
+        <w:t>[</w:t>
+      </w:r>
+      <w:proofErr w:type="spellStart"/>
+      <w:r>
+        <w:rPr>
+          <w:rFonts w:ascii="Courier New" w:hAnsi="Courier New" w:cs="Courier New"/>
+          <w:sz w:val="24"/>
+          <w:lang w:val="en-US"/>
+        </w:rPr>
+        <w:t>i</w:t>
+      </w:r>
+      <w:proofErr w:type="spellEnd"/>
+      <w:r>
+        <w:rPr>
+          <w:rFonts w:ascii="Courier New" w:hAnsi="Courier New" w:cs="Courier New"/>
+          <w:sz w:val="24"/>
+          <w:lang w:val="en-US"/>
+        </w:rPr>
+        <w:t xml:space="preserve">].id = </w:t>
+      </w:r>
+      <w:proofErr w:type="spellStart"/>
+      <w:r>
+        <w:rPr>
+          <w:rFonts w:ascii="Courier New" w:hAnsi="Courier New" w:cs="Courier New"/>
+          <w:sz w:val="24"/>
+          <w:lang w:val="en-US"/>
+        </w:rPr>
+        <w:t>i</w:t>
+      </w:r>
+      <w:proofErr w:type="spellEnd"/>
+      <w:r>
+        <w:rPr>
+          <w:rFonts w:ascii="Courier New" w:hAnsi="Courier New" w:cs="Courier New"/>
+          <w:sz w:val="24"/>
+          <w:lang w:val="en-US"/>
+        </w:rPr>
+        <w:t>;</w:t>
+      </w:r>
+    </w:p>
+    <w:p>
+      <w:pPr>
+        <w:ind w:firstLine="0"/>
+        <w:jc w:val="left"/>
+        <w:rPr>
+          <w:rFonts w:ascii="Courier New" w:hAnsi="Courier New" w:cs="Courier New"/>
+          <w:sz w:val="24"/>
+          <w:lang w:val="en-US"/>
+        </w:rPr>
+      </w:pPr>
+      <w:r>
+        <w:rPr>
+          <w:rFonts w:ascii="Courier New" w:hAnsi="Courier New" w:cs="Courier New"/>
+          <w:sz w:val="24"/>
+          <w:lang w:val="en-US"/>
+        </w:rPr>
+        <w:t xml:space="preserve">        </w:t>
+      </w:r>
+      <w:proofErr w:type="spellStart"/>
+      <w:r>
+        <w:rPr>
+          <w:rFonts w:ascii="Courier New" w:hAnsi="Courier New" w:cs="Courier New"/>
+          <w:sz w:val="24"/>
+          <w:lang w:val="en-US"/>
+        </w:rPr>
+        <w:t>consumerThreads</w:t>
+      </w:r>
+      <w:proofErr w:type="spellEnd"/>
+      <w:r>
+        <w:rPr>
+          <w:rFonts w:ascii="Courier New" w:hAnsi="Courier New" w:cs="Courier New"/>
+          <w:sz w:val="24"/>
+          <w:lang w:val="en-US"/>
+        </w:rPr>
+        <w:t>[</w:t>
+      </w:r>
+      <w:proofErr w:type="spellStart"/>
+      <w:r>
+        <w:rPr>
+          <w:rFonts w:ascii="Courier New" w:hAnsi="Courier New" w:cs="Courier New"/>
+          <w:sz w:val="24"/>
+          <w:lang w:val="en-US"/>
+        </w:rPr>
+        <w:t>i</w:t>
+      </w:r>
+      <w:proofErr w:type="spellEnd"/>
+      <w:r>
+        <w:rPr>
+          <w:rFonts w:ascii="Courier New" w:hAnsi="Courier New" w:cs="Courier New"/>
+          <w:sz w:val="24"/>
+          <w:lang w:val="en-US"/>
+        </w:rPr>
+        <w:t xml:space="preserve">] = </w:t>
+      </w:r>
+      <w:proofErr w:type="spellStart"/>
+      <w:proofErr w:type="gramStart"/>
+      <w:r>
+        <w:rPr>
+          <w:rFonts w:ascii="Courier New" w:hAnsi="Courier New" w:cs="Courier New"/>
+          <w:sz w:val="24"/>
+          <w:lang w:val="en-US"/>
+        </w:rPr>
+        <w:t>CreateThread</w:t>
+      </w:r>
+      <w:proofErr w:type="spellEnd"/>
+      <w:r>
+        <w:rPr>
+          <w:rFonts w:ascii="Courier New" w:hAnsi="Courier New" w:cs="Courier New"/>
+          <w:sz w:val="24"/>
+          <w:lang w:val="en-US"/>
+        </w:rPr>
+        <w:t>(</w:t>
+      </w:r>
+      <w:proofErr w:type="gramEnd"/>
+      <w:r>
+        <w:rPr>
+          <w:rFonts w:ascii="Courier New" w:hAnsi="Courier New" w:cs="Courier New"/>
+          <w:sz w:val="24"/>
+          <w:lang w:val="en-US"/>
+        </w:rPr>
+        <w:t xml:space="preserve">NULL, 0, </w:t>
+      </w:r>
+      <w:proofErr w:type="spellStart"/>
+      <w:r>
+        <w:rPr>
+          <w:rFonts w:ascii="Courier New" w:hAnsi="Courier New" w:cs="Courier New"/>
+          <w:sz w:val="24"/>
+          <w:lang w:val="en-US"/>
+        </w:rPr>
+        <w:t>ConsumerThread</w:t>
+      </w:r>
+      <w:proofErr w:type="spellEnd"/>
+      <w:r>
+        <w:rPr>
+          <w:rFonts w:ascii="Courier New" w:hAnsi="Courier New" w:cs="Courier New"/>
+          <w:sz w:val="24"/>
+          <w:lang w:val="en-US"/>
+        </w:rPr>
+        <w:t>, &amp;</w:t>
+      </w:r>
+      <w:proofErr w:type="spellStart"/>
+      <w:r>
+        <w:rPr>
+          <w:rFonts w:ascii="Courier New" w:hAnsi="Courier New" w:cs="Courier New"/>
+          <w:sz w:val="24"/>
+          <w:lang w:val="en-US"/>
+        </w:rPr>
+        <w:t>consumerParams</w:t>
+      </w:r>
+      <w:proofErr w:type="spellEnd"/>
+      <w:r>
+        <w:rPr>
+          <w:rFonts w:ascii="Courier New" w:hAnsi="Courier New" w:cs="Courier New"/>
+          <w:sz w:val="24"/>
+          <w:lang w:val="en-US"/>
+        </w:rPr>
+        <w:t>[</w:t>
+      </w:r>
+      <w:proofErr w:type="spellStart"/>
+      <w:r>
+        <w:rPr>
+          <w:rFonts w:ascii="Courier New" w:hAnsi="Courier New" w:cs="Courier New"/>
+          <w:sz w:val="24"/>
+          <w:lang w:val="en-US"/>
+        </w:rPr>
+        <w:t>i</w:t>
+      </w:r>
+      <w:proofErr w:type="spellEnd"/>
+      <w:r>
+        <w:rPr>
+          <w:rFonts w:ascii="Courier New" w:hAnsi="Courier New" w:cs="Courier New"/>
+          <w:sz w:val="24"/>
+          <w:lang w:val="en-US"/>
+        </w:rPr>
+        <w:t>], 0, NULL);</w:t>
       </w:r>
     </w:p>
     <w:p>
@@ -6582,475 +10757,1343 @@
           <w:sz w:val="24"/>
           <w:lang w:val="en-US"/>
         </w:rPr>
-        <w:t xml:space="preserve">    HANDLE monitorThread = CreateThread(NULL, 0, MonitorThread, NULL, 0, NULL);</w:t>
-      </w:r>
-    </w:p>
-    <w:p>
-      <w:pPr>
-        <w:ind w:firstLine="0"/>
-        <w:jc w:val="left"/>
-        <w:rPr>
-          <w:rFonts w:ascii="Courier New" w:hAnsi="Courier New" w:cs="Courier New"/>
-          <w:sz w:val="24"/>
-          <w:lang w:val="en-US"/>
-        </w:rPr>
-      </w:pPr>
-    </w:p>
-    <w:p>
-      <w:pPr>
-        <w:ind w:firstLine="0"/>
-        <w:jc w:val="left"/>
-        <w:rPr>
-          <w:rFonts w:ascii="Courier New" w:hAnsi="Courier New" w:cs="Courier New"/>
-          <w:sz w:val="24"/>
-          <w:lang w:val="en-US"/>
-        </w:rPr>
-      </w:pPr>
-      <w:r>
-        <w:rPr>
-          <w:rFonts w:ascii="Courier New" w:hAnsi="Courier New" w:cs="Courier New"/>
-          <w:sz w:val="24"/>
-          <w:lang w:val="en-US"/>
-        </w:rPr>
-        <w:t xml:space="preserve">    DWORD start = GetTickCount();</w:t>
-      </w:r>
-    </w:p>
-    <w:p>
-      <w:pPr>
-        <w:ind w:firstLine="0"/>
-        <w:jc w:val="left"/>
-        <w:rPr>
-          <w:rFonts w:ascii="Courier New" w:hAnsi="Courier New" w:cs="Courier New"/>
-          <w:sz w:val="24"/>
-          <w:lang w:val="en-US"/>
-        </w:rPr>
-      </w:pPr>
-    </w:p>
-    <w:p>
-      <w:pPr>
-        <w:ind w:firstLine="0"/>
-        <w:jc w:val="left"/>
-        <w:rPr>
-          <w:rFonts w:ascii="Courier New" w:hAnsi="Courier New" w:cs="Courier New"/>
-          <w:sz w:val="24"/>
-          <w:lang w:val="en-US"/>
-        </w:rPr>
-      </w:pPr>
-      <w:r>
-        <w:rPr>
-          <w:rFonts w:ascii="Courier New" w:hAnsi="Courier New" w:cs="Courier New"/>
-          <w:sz w:val="24"/>
-          <w:lang w:val="en-US"/>
-        </w:rPr>
-        <w:t xml:space="preserve">    WaitForMultipleObjects(PRODUCER_COUNT, producerThreads, TRUE, INFINITE);</w:t>
-      </w:r>
-    </w:p>
-    <w:p>
-      <w:pPr>
-        <w:ind w:firstLine="0"/>
-        <w:jc w:val="left"/>
-        <w:rPr>
-          <w:rFonts w:ascii="Courier New" w:hAnsi="Courier New" w:cs="Courier New"/>
-          <w:sz w:val="24"/>
-          <w:lang w:val="en-US"/>
-        </w:rPr>
-      </w:pPr>
-      <w:r>
-        <w:rPr>
-          <w:rFonts w:ascii="Courier New" w:hAnsi="Courier New" w:cs="Courier New"/>
-          <w:sz w:val="24"/>
-          <w:lang w:val="en-US"/>
-        </w:rPr>
-        <w:t xml:space="preserve">    InterlockedExchange(&amp;g_producersFinished, 1);</w:t>
-      </w:r>
-    </w:p>
-    <w:p>
-      <w:pPr>
-        <w:ind w:firstLine="0"/>
-        <w:jc w:val="left"/>
-        <w:rPr>
-          <w:rFonts w:ascii="Courier New" w:hAnsi="Courier New" w:cs="Courier New"/>
-          <w:sz w:val="24"/>
-          <w:lang w:val="en-US"/>
-        </w:rPr>
-      </w:pPr>
-    </w:p>
-    <w:p>
-      <w:pPr>
-        <w:ind w:firstLine="0"/>
-        <w:jc w:val="left"/>
-        <w:rPr>
-          <w:rFonts w:ascii="Courier New" w:hAnsi="Courier New" w:cs="Courier New"/>
-          <w:sz w:val="24"/>
-          <w:lang w:val="en-US"/>
-        </w:rPr>
-      </w:pPr>
-      <w:r>
-        <w:rPr>
-          <w:rFonts w:ascii="Courier New" w:hAnsi="Courier New" w:cs="Courier New"/>
-          <w:sz w:val="24"/>
-          <w:lang w:val="en-US"/>
-        </w:rPr>
-        <w:t xml:space="preserve">    WaitForMultipleObjects(CONSUMER_COUNT, consumerThreads, TRUE, INFINITE);</w:t>
-      </w:r>
-    </w:p>
-    <w:p>
-      <w:pPr>
-        <w:ind w:firstLine="0"/>
-        <w:jc w:val="left"/>
-        <w:rPr>
-          <w:rFonts w:ascii="Courier New" w:hAnsi="Courier New" w:cs="Courier New"/>
-          <w:sz w:val="24"/>
-          <w:lang w:val="en-US"/>
-        </w:rPr>
-      </w:pPr>
-      <w:r>
-        <w:rPr>
-          <w:rFonts w:ascii="Courier New" w:hAnsi="Courier New" w:cs="Courier New"/>
-          <w:sz w:val="24"/>
-          <w:lang w:val="en-US"/>
-        </w:rPr>
-        <w:t xml:space="preserve">    WaitForSingleObject(monitorThread, INFINITE);</w:t>
-      </w:r>
-    </w:p>
-    <w:p>
-      <w:pPr>
-        <w:ind w:firstLine="0"/>
-        <w:jc w:val="left"/>
-        <w:rPr>
-          <w:rFonts w:ascii="Courier New" w:hAnsi="Courier New" w:cs="Courier New"/>
-          <w:sz w:val="24"/>
-          <w:lang w:val="en-US"/>
-        </w:rPr>
-      </w:pPr>
-    </w:p>
-    <w:p>
-      <w:pPr>
-        <w:ind w:firstLine="0"/>
-        <w:jc w:val="left"/>
-        <w:rPr>
-          <w:rFonts w:ascii="Courier New" w:hAnsi="Courier New" w:cs="Courier New"/>
-          <w:sz w:val="24"/>
-          <w:lang w:val="en-US"/>
-        </w:rPr>
-      </w:pPr>
-      <w:r>
-        <w:rPr>
-          <w:rFonts w:ascii="Courier New" w:hAnsi="Courier New" w:cs="Courier New"/>
-          <w:sz w:val="24"/>
-          <w:lang w:val="en-US"/>
-        </w:rPr>
-        <w:t xml:space="preserve">    DWORD end = GetTickCount();</w:t>
-      </w:r>
-    </w:p>
-    <w:p>
-      <w:pPr>
-        <w:ind w:firstLine="0"/>
-        <w:jc w:val="left"/>
-        <w:rPr>
-          <w:rFonts w:ascii="Courier New" w:hAnsi="Courier New" w:cs="Courier New"/>
-          <w:sz w:val="24"/>
-          <w:lang w:val="en-US"/>
-        </w:rPr>
-      </w:pPr>
-    </w:p>
-    <w:p>
-      <w:pPr>
-        <w:ind w:firstLine="0"/>
-        <w:jc w:val="left"/>
-        <w:rPr>
-          <w:rFonts w:ascii="Courier New" w:hAnsi="Courier New" w:cs="Courier New"/>
-          <w:sz w:val="24"/>
-          <w:lang w:val="en-US"/>
-        </w:rPr>
-      </w:pPr>
-      <w:r>
-        <w:rPr>
-          <w:rFonts w:ascii="Courier New" w:hAnsi="Courier New" w:cs="Courier New"/>
-          <w:sz w:val="24"/>
-          <w:lang w:val="en-US"/>
-        </w:rPr>
-        <w:t xml:space="preserve">    for (int i = 0; i &lt; PRODUCER_COUNT; ++i)</w:t>
-      </w:r>
-    </w:p>
-    <w:p>
-      <w:pPr>
-        <w:ind w:firstLine="0"/>
-        <w:jc w:val="left"/>
-        <w:rPr>
-          <w:rFonts w:ascii="Courier New" w:hAnsi="Courier New" w:cs="Courier New"/>
-          <w:sz w:val="24"/>
-          <w:lang w:val="en-US"/>
-        </w:rPr>
-      </w:pPr>
-      <w:r>
-        <w:rPr>
-          <w:rFonts w:ascii="Courier New" w:hAnsi="Courier New" w:cs="Courier New"/>
-          <w:sz w:val="24"/>
-          <w:lang w:val="en-US"/>
-        </w:rPr>
-        <w:t xml:space="preserve">        CloseHandle(producerThreads[i]);</w:t>
-      </w:r>
-    </w:p>
-    <w:p>
-      <w:pPr>
-        <w:ind w:firstLine="0"/>
-        <w:jc w:val="left"/>
-        <w:rPr>
-          <w:rFonts w:ascii="Courier New" w:hAnsi="Courier New" w:cs="Courier New"/>
-          <w:sz w:val="24"/>
-          <w:lang w:val="en-US"/>
-        </w:rPr>
-      </w:pPr>
-      <w:r>
-        <w:rPr>
-          <w:rFonts w:ascii="Courier New" w:hAnsi="Courier New" w:cs="Courier New"/>
-          <w:sz w:val="24"/>
-          <w:lang w:val="en-US"/>
-        </w:rPr>
-        <w:t xml:space="preserve">    for (int i = 0; i &lt; CONSUMER_COUNT; ++i)</w:t>
-      </w:r>
-    </w:p>
-    <w:p>
-      <w:pPr>
-        <w:ind w:firstLine="0"/>
-        <w:jc w:val="left"/>
-        <w:rPr>
-          <w:rFonts w:ascii="Courier New" w:hAnsi="Courier New" w:cs="Courier New"/>
-          <w:sz w:val="24"/>
-          <w:lang w:val="en-US"/>
-        </w:rPr>
-      </w:pPr>
-      <w:r>
-        <w:rPr>
-          <w:rFonts w:ascii="Courier New" w:hAnsi="Courier New" w:cs="Courier New"/>
-          <w:sz w:val="24"/>
-          <w:lang w:val="en-US"/>
-        </w:rPr>
-        <w:t xml:space="preserve">        CloseHandle(consumerThreads[i]);</w:t>
-      </w:r>
-    </w:p>
-    <w:p>
-      <w:pPr>
-        <w:ind w:firstLine="0"/>
-        <w:jc w:val="left"/>
-        <w:rPr>
-          <w:rFonts w:ascii="Courier New" w:hAnsi="Courier New" w:cs="Courier New"/>
-          <w:sz w:val="24"/>
-          <w:lang w:val="en-US"/>
-        </w:rPr>
-      </w:pPr>
-      <w:r>
-        <w:rPr>
-          <w:rFonts w:ascii="Courier New" w:hAnsi="Courier New" w:cs="Courier New"/>
-          <w:sz w:val="24"/>
-          <w:lang w:val="en-US"/>
-        </w:rPr>
-        <w:t xml:space="preserve">    CloseHandle(monitorThread);</w:t>
-      </w:r>
-    </w:p>
-    <w:p>
-      <w:pPr>
-        <w:ind w:firstLine="0"/>
-        <w:jc w:val="left"/>
-        <w:rPr>
-          <w:rFonts w:ascii="Courier New" w:hAnsi="Courier New" w:cs="Courier New"/>
-          <w:sz w:val="24"/>
-          <w:lang w:val="en-US"/>
-        </w:rPr>
-      </w:pPr>
-    </w:p>
-    <w:p>
-      <w:pPr>
-        <w:ind w:firstLine="0"/>
-        <w:jc w:val="left"/>
-        <w:rPr>
-          <w:rFonts w:ascii="Courier New" w:hAnsi="Courier New" w:cs="Courier New"/>
-          <w:sz w:val="24"/>
-          <w:lang w:val="en-US"/>
-        </w:rPr>
-      </w:pPr>
-      <w:r>
-        <w:rPr>
-          <w:rFonts w:ascii="Courier New" w:hAnsi="Courier New" w:cs="Courier New"/>
-          <w:sz w:val="24"/>
-          <w:lang w:val="en-US"/>
-        </w:rPr>
-        <w:t xml:space="preserve">    CloseHandle(g_freeBlocks);</w:t>
-      </w:r>
-    </w:p>
-    <w:p>
-      <w:pPr>
-        <w:ind w:firstLine="0"/>
-        <w:jc w:val="left"/>
-        <w:rPr>
-          <w:rFonts w:ascii="Courier New" w:hAnsi="Courier New" w:cs="Courier New"/>
-          <w:sz w:val="24"/>
-          <w:lang w:val="en-US"/>
-        </w:rPr>
-      </w:pPr>
-      <w:r>
-        <w:rPr>
-          <w:rFonts w:ascii="Courier New" w:hAnsi="Courier New" w:cs="Courier New"/>
-          <w:sz w:val="24"/>
-          <w:lang w:val="en-US"/>
-        </w:rPr>
-        <w:t xml:space="preserve">    CloseHandle(g_fullBlocks);</w:t>
-      </w:r>
-    </w:p>
-    <w:p>
-      <w:pPr>
-        <w:ind w:firstLine="0"/>
-        <w:jc w:val="left"/>
-        <w:rPr>
-          <w:rFonts w:ascii="Courier New" w:hAnsi="Courier New" w:cs="Courier New"/>
-          <w:sz w:val="24"/>
-          <w:lang w:val="en-US"/>
-        </w:rPr>
-      </w:pPr>
-    </w:p>
-    <w:p>
-      <w:pPr>
-        <w:ind w:firstLine="0"/>
-        <w:jc w:val="left"/>
-        <w:rPr>
-          <w:rFonts w:ascii="Courier New" w:hAnsi="Courier New" w:cs="Courier New"/>
-          <w:sz w:val="24"/>
-          <w:lang w:val="en-US"/>
-        </w:rPr>
-      </w:pPr>
-      <w:r>
-        <w:rPr>
-          <w:rFonts w:ascii="Courier New" w:hAnsi="Courier New" w:cs="Courier New"/>
-          <w:sz w:val="24"/>
-          <w:lang w:val="en-US"/>
-        </w:rPr>
-        <w:t xml:space="preserve">    DeleteCriticalSection(&amp;g_queueCS);</w:t>
-      </w:r>
-    </w:p>
-    <w:p>
-      <w:pPr>
-        <w:ind w:firstLine="0"/>
-        <w:jc w:val="left"/>
-        <w:rPr>
-          <w:rFonts w:ascii="Courier New" w:hAnsi="Courier New" w:cs="Courier New"/>
-          <w:sz w:val="24"/>
-          <w:lang w:val="en-US"/>
-        </w:rPr>
-      </w:pPr>
-      <w:r>
-        <w:rPr>
-          <w:rFonts w:ascii="Courier New" w:hAnsi="Courier New" w:cs="Courier New"/>
-          <w:sz w:val="24"/>
-          <w:lang w:val="en-US"/>
-        </w:rPr>
-        <w:t xml:space="preserve">    DeleteCriticalSection(&amp;g_ioCS);</w:t>
-      </w:r>
-    </w:p>
-    <w:p>
-      <w:pPr>
-        <w:ind w:firstLine="0"/>
-        <w:jc w:val="left"/>
-        <w:rPr>
-          <w:rFonts w:ascii="Courier New" w:hAnsi="Courier New" w:cs="Courier New"/>
-          <w:sz w:val="24"/>
-          <w:lang w:val="en-US"/>
-        </w:rPr>
-      </w:pPr>
-    </w:p>
-    <w:p>
-      <w:pPr>
-        <w:ind w:firstLine="0"/>
-        <w:jc w:val="left"/>
-        <w:rPr>
-          <w:rFonts w:ascii="Courier New" w:hAnsi="Courier New" w:cs="Courier New"/>
-          <w:sz w:val="24"/>
-          <w:lang w:val="en-US"/>
-        </w:rPr>
-      </w:pPr>
-      <w:r>
-        <w:rPr>
-          <w:rFonts w:ascii="Courier New" w:hAnsi="Courier New" w:cs="Courier New"/>
-          <w:sz w:val="24"/>
-          <w:lang w:val="en-US"/>
-        </w:rPr>
-        <w:t xml:space="preserve">    std::cout &lt;&lt; "\nProduced: " &lt;&lt; g_itemsProduced</w:t>
-      </w:r>
-    </w:p>
-    <w:p>
-      <w:pPr>
-        <w:ind w:firstLine="0"/>
-        <w:jc w:val="left"/>
-        <w:rPr>
-          <w:rFonts w:ascii="Courier New" w:hAnsi="Courier New" w:cs="Courier New"/>
-          <w:sz w:val="24"/>
-          <w:lang w:val="en-US"/>
-        </w:rPr>
-      </w:pPr>
-      <w:r>
-        <w:rPr>
-          <w:rFonts w:ascii="Courier New" w:hAnsi="Courier New" w:cs="Courier New"/>
-          <w:sz w:val="24"/>
-          <w:lang w:val="en-US"/>
-        </w:rPr>
-        <w:t xml:space="preserve">        &lt;&lt; ", consumed: " &lt;&lt; g_itemsConsumed &lt;&lt; "\n";</w:t>
-      </w:r>
-    </w:p>
-    <w:p>
-      <w:pPr>
-        <w:ind w:firstLine="0"/>
-        <w:jc w:val="left"/>
-        <w:rPr>
-          <w:rFonts w:ascii="Courier New" w:hAnsi="Courier New" w:cs="Courier New"/>
-          <w:sz w:val="24"/>
-          <w:lang w:val="en-US"/>
-        </w:rPr>
-      </w:pPr>
-      <w:r>
-        <w:rPr>
-          <w:rFonts w:ascii="Courier New" w:hAnsi="Courier New" w:cs="Courier New"/>
-          <w:sz w:val="24"/>
-          <w:lang w:val="en-US"/>
-        </w:rPr>
-        <w:t xml:space="preserve">    std::cout &lt;&lt; "Total time: " &lt;&lt; (end - start) &lt;&lt; " ms\n";</w:t>
-      </w:r>
-    </w:p>
-    <w:p>
-      <w:pPr>
-        <w:ind w:firstLine="0"/>
-        <w:jc w:val="left"/>
-        <w:rPr>
-          <w:rFonts w:ascii="Courier New" w:hAnsi="Courier New" w:cs="Courier New"/>
-          <w:sz w:val="24"/>
-          <w:lang w:val="en-US"/>
-        </w:rPr>
-      </w:pPr>
-      <w:r>
-        <w:rPr>
-          <w:rFonts w:ascii="Courier New" w:hAnsi="Courier New" w:cs="Courier New"/>
-          <w:sz w:val="24"/>
-          <w:lang w:val="en-US"/>
-        </w:rPr>
-        <w:t xml:space="preserve">    std::cout &lt;&lt; "Press Enter...\n";</w:t>
-      </w:r>
-    </w:p>
-    <w:p>
-      <w:pPr>
-        <w:ind w:firstLine="0"/>
-        <w:jc w:val="left"/>
-        <w:rPr>
-          <w:rFonts w:ascii="Courier New" w:hAnsi="Courier New" w:cs="Courier New"/>
-          <w:sz w:val="24"/>
-          <w:lang w:val="en-US"/>
-        </w:rPr>
-      </w:pPr>
-      <w:r>
-        <w:rPr>
-          <w:rFonts w:ascii="Courier New" w:hAnsi="Courier New" w:cs="Courier New"/>
-          <w:sz w:val="24"/>
-          <w:lang w:val="en-US"/>
-        </w:rPr>
-        <w:t xml:space="preserve">    std::cin.get();</w:t>
+        <w:t xml:space="preserve">    HANDLE </w:t>
+      </w:r>
+      <w:proofErr w:type="spellStart"/>
+      <w:r>
+        <w:rPr>
+          <w:rFonts w:ascii="Courier New" w:hAnsi="Courier New" w:cs="Courier New"/>
+          <w:sz w:val="24"/>
+          <w:lang w:val="en-US"/>
+        </w:rPr>
+        <w:t>monitorThread</w:t>
+      </w:r>
+      <w:proofErr w:type="spellEnd"/>
+      <w:r>
+        <w:rPr>
+          <w:rFonts w:ascii="Courier New" w:hAnsi="Courier New" w:cs="Courier New"/>
+          <w:sz w:val="24"/>
+          <w:lang w:val="en-US"/>
+        </w:rPr>
+        <w:t xml:space="preserve"> = </w:t>
+      </w:r>
+      <w:proofErr w:type="spellStart"/>
+      <w:proofErr w:type="gramStart"/>
+      <w:r>
+        <w:rPr>
+          <w:rFonts w:ascii="Courier New" w:hAnsi="Courier New" w:cs="Courier New"/>
+          <w:sz w:val="24"/>
+          <w:lang w:val="en-US"/>
+        </w:rPr>
+        <w:t>CreateThread</w:t>
+      </w:r>
+      <w:proofErr w:type="spellEnd"/>
+      <w:r>
+        <w:rPr>
+          <w:rFonts w:ascii="Courier New" w:hAnsi="Courier New" w:cs="Courier New"/>
+          <w:sz w:val="24"/>
+          <w:lang w:val="en-US"/>
+        </w:rPr>
+        <w:t>(</w:t>
+      </w:r>
+      <w:proofErr w:type="gramEnd"/>
+      <w:r>
+        <w:rPr>
+          <w:rFonts w:ascii="Courier New" w:hAnsi="Courier New" w:cs="Courier New"/>
+          <w:sz w:val="24"/>
+          <w:lang w:val="en-US"/>
+        </w:rPr>
+        <w:t xml:space="preserve">NULL, 0, </w:t>
+      </w:r>
+      <w:proofErr w:type="spellStart"/>
+      <w:r>
+        <w:rPr>
+          <w:rFonts w:ascii="Courier New" w:hAnsi="Courier New" w:cs="Courier New"/>
+          <w:sz w:val="24"/>
+          <w:lang w:val="en-US"/>
+        </w:rPr>
+        <w:t>MonitorThread</w:t>
+      </w:r>
+      <w:proofErr w:type="spellEnd"/>
+      <w:r>
+        <w:rPr>
+          <w:rFonts w:ascii="Courier New" w:hAnsi="Courier New" w:cs="Courier New"/>
+          <w:sz w:val="24"/>
+          <w:lang w:val="en-US"/>
+        </w:rPr>
+        <w:t>, NULL, 0, NULL);</w:t>
+      </w:r>
+    </w:p>
+    <w:p>
+      <w:pPr>
+        <w:ind w:firstLine="0"/>
+        <w:jc w:val="left"/>
+        <w:rPr>
+          <w:rFonts w:ascii="Courier New" w:hAnsi="Courier New" w:cs="Courier New"/>
+          <w:sz w:val="24"/>
+          <w:lang w:val="en-US"/>
+        </w:rPr>
+      </w:pPr>
+    </w:p>
+    <w:p>
+      <w:pPr>
+        <w:ind w:firstLine="0"/>
+        <w:jc w:val="left"/>
+        <w:rPr>
+          <w:rFonts w:ascii="Courier New" w:hAnsi="Courier New" w:cs="Courier New"/>
+          <w:sz w:val="24"/>
+          <w:lang w:val="en-US"/>
+        </w:rPr>
+      </w:pPr>
+      <w:r>
+        <w:rPr>
+          <w:rFonts w:ascii="Courier New" w:hAnsi="Courier New" w:cs="Courier New"/>
+          <w:sz w:val="24"/>
+          <w:lang w:val="en-US"/>
+        </w:rPr>
+        <w:t xml:space="preserve">    DWORD start = </w:t>
+      </w:r>
+      <w:proofErr w:type="spellStart"/>
+      <w:proofErr w:type="gramStart"/>
+      <w:r>
+        <w:rPr>
+          <w:rFonts w:ascii="Courier New" w:hAnsi="Courier New" w:cs="Courier New"/>
+          <w:sz w:val="24"/>
+          <w:lang w:val="en-US"/>
+        </w:rPr>
+        <w:t>GetTickCount</w:t>
+      </w:r>
+      <w:proofErr w:type="spellEnd"/>
+      <w:r>
+        <w:rPr>
+          <w:rFonts w:ascii="Courier New" w:hAnsi="Courier New" w:cs="Courier New"/>
+          <w:sz w:val="24"/>
+          <w:lang w:val="en-US"/>
+        </w:rPr>
+        <w:t>(</w:t>
+      </w:r>
+      <w:proofErr w:type="gramEnd"/>
+      <w:r>
+        <w:rPr>
+          <w:rFonts w:ascii="Courier New" w:hAnsi="Courier New" w:cs="Courier New"/>
+          <w:sz w:val="24"/>
+          <w:lang w:val="en-US"/>
+        </w:rPr>
+        <w:t>);</w:t>
+      </w:r>
+    </w:p>
+    <w:p>
+      <w:pPr>
+        <w:ind w:firstLine="0"/>
+        <w:jc w:val="left"/>
+        <w:rPr>
+          <w:rFonts w:ascii="Courier New" w:hAnsi="Courier New" w:cs="Courier New"/>
+          <w:sz w:val="24"/>
+          <w:lang w:val="en-US"/>
+        </w:rPr>
+      </w:pPr>
+    </w:p>
+    <w:p>
+      <w:pPr>
+        <w:ind w:firstLine="0"/>
+        <w:jc w:val="left"/>
+        <w:rPr>
+          <w:rFonts w:ascii="Courier New" w:hAnsi="Courier New" w:cs="Courier New"/>
+          <w:sz w:val="24"/>
+          <w:lang w:val="en-US"/>
+        </w:rPr>
+      </w:pPr>
+      <w:r>
+        <w:rPr>
+          <w:rFonts w:ascii="Courier New" w:hAnsi="Courier New" w:cs="Courier New"/>
+          <w:sz w:val="24"/>
+          <w:lang w:val="en-US"/>
+        </w:rPr>
+        <w:t xml:space="preserve">    </w:t>
+      </w:r>
+      <w:proofErr w:type="spellStart"/>
+      <w:proofErr w:type="gramStart"/>
+      <w:r>
+        <w:rPr>
+          <w:rFonts w:ascii="Courier New" w:hAnsi="Courier New" w:cs="Courier New"/>
+          <w:sz w:val="24"/>
+          <w:lang w:val="en-US"/>
+        </w:rPr>
+        <w:t>WaitForMultipleObjects</w:t>
+      </w:r>
+      <w:proofErr w:type="spellEnd"/>
+      <w:r>
+        <w:rPr>
+          <w:rFonts w:ascii="Courier New" w:hAnsi="Courier New" w:cs="Courier New"/>
+          <w:sz w:val="24"/>
+          <w:lang w:val="en-US"/>
+        </w:rPr>
+        <w:t>(</w:t>
+      </w:r>
+      <w:proofErr w:type="gramEnd"/>
+      <w:r>
+        <w:rPr>
+          <w:rFonts w:ascii="Courier New" w:hAnsi="Courier New" w:cs="Courier New"/>
+          <w:sz w:val="24"/>
+          <w:lang w:val="en-US"/>
+        </w:rPr>
+        <w:t xml:space="preserve">PRODUCER_COUNT, </w:t>
+      </w:r>
+      <w:proofErr w:type="spellStart"/>
+      <w:r>
+        <w:rPr>
+          <w:rFonts w:ascii="Courier New" w:hAnsi="Courier New" w:cs="Courier New"/>
+          <w:sz w:val="24"/>
+          <w:lang w:val="en-US"/>
+        </w:rPr>
+        <w:t>producerThreads</w:t>
+      </w:r>
+      <w:proofErr w:type="spellEnd"/>
+      <w:r>
+        <w:rPr>
+          <w:rFonts w:ascii="Courier New" w:hAnsi="Courier New" w:cs="Courier New"/>
+          <w:sz w:val="24"/>
+          <w:lang w:val="en-US"/>
+        </w:rPr>
+        <w:t>, TRUE, INFINITE);</w:t>
+      </w:r>
+    </w:p>
+    <w:p>
+      <w:pPr>
+        <w:ind w:firstLine="0"/>
+        <w:jc w:val="left"/>
+        <w:rPr>
+          <w:rFonts w:ascii="Courier New" w:hAnsi="Courier New" w:cs="Courier New"/>
+          <w:sz w:val="24"/>
+          <w:lang w:val="en-US"/>
+        </w:rPr>
+      </w:pPr>
+      <w:r>
+        <w:rPr>
+          <w:rFonts w:ascii="Courier New" w:hAnsi="Courier New" w:cs="Courier New"/>
+          <w:sz w:val="24"/>
+          <w:lang w:val="en-US"/>
+        </w:rPr>
+        <w:t xml:space="preserve">    </w:t>
+      </w:r>
+      <w:proofErr w:type="spellStart"/>
+      <w:proofErr w:type="gramStart"/>
+      <w:r>
+        <w:rPr>
+          <w:rFonts w:ascii="Courier New" w:hAnsi="Courier New" w:cs="Courier New"/>
+          <w:sz w:val="24"/>
+          <w:lang w:val="en-US"/>
+        </w:rPr>
+        <w:t>InterlockedExchange</w:t>
+      </w:r>
+      <w:proofErr w:type="spellEnd"/>
+      <w:r>
+        <w:rPr>
+          <w:rFonts w:ascii="Courier New" w:hAnsi="Courier New" w:cs="Courier New"/>
+          <w:sz w:val="24"/>
+          <w:lang w:val="en-US"/>
+        </w:rPr>
+        <w:t>(</w:t>
+      </w:r>
+      <w:proofErr w:type="gramEnd"/>
+      <w:r>
+        <w:rPr>
+          <w:rFonts w:ascii="Courier New" w:hAnsi="Courier New" w:cs="Courier New"/>
+          <w:sz w:val="24"/>
+          <w:lang w:val="en-US"/>
+        </w:rPr>
+        <w:t>&amp;</w:t>
+      </w:r>
+      <w:proofErr w:type="spellStart"/>
+      <w:r>
+        <w:rPr>
+          <w:rFonts w:ascii="Courier New" w:hAnsi="Courier New" w:cs="Courier New"/>
+          <w:sz w:val="24"/>
+          <w:lang w:val="en-US"/>
+        </w:rPr>
+        <w:t>g_producersFinished</w:t>
+      </w:r>
+      <w:proofErr w:type="spellEnd"/>
+      <w:r>
+        <w:rPr>
+          <w:rFonts w:ascii="Courier New" w:hAnsi="Courier New" w:cs="Courier New"/>
+          <w:sz w:val="24"/>
+          <w:lang w:val="en-US"/>
+        </w:rPr>
+        <w:t>, 1);</w:t>
+      </w:r>
+    </w:p>
+    <w:p>
+      <w:pPr>
+        <w:ind w:firstLine="0"/>
+        <w:jc w:val="left"/>
+        <w:rPr>
+          <w:rFonts w:ascii="Courier New" w:hAnsi="Courier New" w:cs="Courier New"/>
+          <w:sz w:val="24"/>
+          <w:lang w:val="en-US"/>
+        </w:rPr>
+      </w:pPr>
+    </w:p>
+    <w:p>
+      <w:pPr>
+        <w:ind w:firstLine="0"/>
+        <w:jc w:val="left"/>
+        <w:rPr>
+          <w:rFonts w:ascii="Courier New" w:hAnsi="Courier New" w:cs="Courier New"/>
+          <w:sz w:val="24"/>
+          <w:lang w:val="en-US"/>
+        </w:rPr>
+      </w:pPr>
+      <w:r>
+        <w:rPr>
+          <w:rFonts w:ascii="Courier New" w:hAnsi="Courier New" w:cs="Courier New"/>
+          <w:sz w:val="24"/>
+          <w:lang w:val="en-US"/>
+        </w:rPr>
+        <w:t xml:space="preserve">    </w:t>
+      </w:r>
+      <w:proofErr w:type="spellStart"/>
+      <w:proofErr w:type="gramStart"/>
+      <w:r>
+        <w:rPr>
+          <w:rFonts w:ascii="Courier New" w:hAnsi="Courier New" w:cs="Courier New"/>
+          <w:sz w:val="24"/>
+          <w:lang w:val="en-US"/>
+        </w:rPr>
+        <w:t>WaitForMultipleObjects</w:t>
+      </w:r>
+      <w:proofErr w:type="spellEnd"/>
+      <w:r>
+        <w:rPr>
+          <w:rFonts w:ascii="Courier New" w:hAnsi="Courier New" w:cs="Courier New"/>
+          <w:sz w:val="24"/>
+          <w:lang w:val="en-US"/>
+        </w:rPr>
+        <w:t>(</w:t>
+      </w:r>
+      <w:proofErr w:type="gramEnd"/>
+      <w:r>
+        <w:rPr>
+          <w:rFonts w:ascii="Courier New" w:hAnsi="Courier New" w:cs="Courier New"/>
+          <w:sz w:val="24"/>
+          <w:lang w:val="en-US"/>
+        </w:rPr>
+        <w:t xml:space="preserve">CONSUMER_COUNT, </w:t>
+      </w:r>
+      <w:proofErr w:type="spellStart"/>
+      <w:r>
+        <w:rPr>
+          <w:rFonts w:ascii="Courier New" w:hAnsi="Courier New" w:cs="Courier New"/>
+          <w:sz w:val="24"/>
+          <w:lang w:val="en-US"/>
+        </w:rPr>
+        <w:t>consumerThreads</w:t>
+      </w:r>
+      <w:proofErr w:type="spellEnd"/>
+      <w:r>
+        <w:rPr>
+          <w:rFonts w:ascii="Courier New" w:hAnsi="Courier New" w:cs="Courier New"/>
+          <w:sz w:val="24"/>
+          <w:lang w:val="en-US"/>
+        </w:rPr>
+        <w:t>, TRUE, INFINITE);</w:t>
+      </w:r>
+    </w:p>
+    <w:p>
+      <w:pPr>
+        <w:ind w:firstLine="0"/>
+        <w:jc w:val="left"/>
+        <w:rPr>
+          <w:rFonts w:ascii="Courier New" w:hAnsi="Courier New" w:cs="Courier New"/>
+          <w:sz w:val="24"/>
+          <w:lang w:val="en-US"/>
+        </w:rPr>
+      </w:pPr>
+      <w:r>
+        <w:rPr>
+          <w:rFonts w:ascii="Courier New" w:hAnsi="Courier New" w:cs="Courier New"/>
+          <w:sz w:val="24"/>
+          <w:lang w:val="en-US"/>
+        </w:rPr>
+        <w:t xml:space="preserve">    </w:t>
+      </w:r>
+      <w:proofErr w:type="spellStart"/>
+      <w:proofErr w:type="gramStart"/>
+      <w:r>
+        <w:rPr>
+          <w:rFonts w:ascii="Courier New" w:hAnsi="Courier New" w:cs="Courier New"/>
+          <w:sz w:val="24"/>
+          <w:lang w:val="en-US"/>
+        </w:rPr>
+        <w:t>WaitForSingleObject</w:t>
+      </w:r>
+      <w:proofErr w:type="spellEnd"/>
+      <w:r>
+        <w:rPr>
+          <w:rFonts w:ascii="Courier New" w:hAnsi="Courier New" w:cs="Courier New"/>
+          <w:sz w:val="24"/>
+          <w:lang w:val="en-US"/>
+        </w:rPr>
+        <w:t>(</w:t>
+      </w:r>
+      <w:proofErr w:type="spellStart"/>
+      <w:proofErr w:type="gramEnd"/>
+      <w:r>
+        <w:rPr>
+          <w:rFonts w:ascii="Courier New" w:hAnsi="Courier New" w:cs="Courier New"/>
+          <w:sz w:val="24"/>
+          <w:lang w:val="en-US"/>
+        </w:rPr>
+        <w:t>monitorThread</w:t>
+      </w:r>
+      <w:proofErr w:type="spellEnd"/>
+      <w:r>
+        <w:rPr>
+          <w:rFonts w:ascii="Courier New" w:hAnsi="Courier New" w:cs="Courier New"/>
+          <w:sz w:val="24"/>
+          <w:lang w:val="en-US"/>
+        </w:rPr>
+        <w:t>, INFINITE);</w:t>
+      </w:r>
+    </w:p>
+    <w:p>
+      <w:pPr>
+        <w:ind w:firstLine="0"/>
+        <w:jc w:val="left"/>
+        <w:rPr>
+          <w:rFonts w:ascii="Courier New" w:hAnsi="Courier New" w:cs="Courier New"/>
+          <w:sz w:val="24"/>
+          <w:lang w:val="en-US"/>
+        </w:rPr>
+      </w:pPr>
+    </w:p>
+    <w:p>
+      <w:pPr>
+        <w:ind w:firstLine="0"/>
+        <w:jc w:val="left"/>
+        <w:rPr>
+          <w:rFonts w:ascii="Courier New" w:hAnsi="Courier New" w:cs="Courier New"/>
+          <w:sz w:val="24"/>
+          <w:lang w:val="en-US"/>
+        </w:rPr>
+      </w:pPr>
+      <w:r>
+        <w:rPr>
+          <w:rFonts w:ascii="Courier New" w:hAnsi="Courier New" w:cs="Courier New"/>
+          <w:sz w:val="24"/>
+          <w:lang w:val="en-US"/>
+        </w:rPr>
+        <w:t xml:space="preserve">    DWORD end = </w:t>
+      </w:r>
+      <w:proofErr w:type="spellStart"/>
+      <w:proofErr w:type="gramStart"/>
+      <w:r>
+        <w:rPr>
+          <w:rFonts w:ascii="Courier New" w:hAnsi="Courier New" w:cs="Courier New"/>
+          <w:sz w:val="24"/>
+          <w:lang w:val="en-US"/>
+        </w:rPr>
+        <w:t>GetTickCount</w:t>
+      </w:r>
+      <w:proofErr w:type="spellEnd"/>
+      <w:r>
+        <w:rPr>
+          <w:rFonts w:ascii="Courier New" w:hAnsi="Courier New" w:cs="Courier New"/>
+          <w:sz w:val="24"/>
+          <w:lang w:val="en-US"/>
+        </w:rPr>
+        <w:t>(</w:t>
+      </w:r>
+      <w:proofErr w:type="gramEnd"/>
+      <w:r>
+        <w:rPr>
+          <w:rFonts w:ascii="Courier New" w:hAnsi="Courier New" w:cs="Courier New"/>
+          <w:sz w:val="24"/>
+          <w:lang w:val="en-US"/>
+        </w:rPr>
+        <w:t>);</w:t>
+      </w:r>
+    </w:p>
+    <w:p>
+      <w:pPr>
+        <w:ind w:firstLine="0"/>
+        <w:jc w:val="left"/>
+        <w:rPr>
+          <w:rFonts w:ascii="Courier New" w:hAnsi="Courier New" w:cs="Courier New"/>
+          <w:sz w:val="24"/>
+          <w:lang w:val="en-US"/>
+        </w:rPr>
+      </w:pPr>
+    </w:p>
+    <w:p>
+      <w:pPr>
+        <w:ind w:firstLine="0"/>
+        <w:jc w:val="left"/>
+        <w:rPr>
+          <w:rFonts w:ascii="Courier New" w:hAnsi="Courier New" w:cs="Courier New"/>
+          <w:sz w:val="24"/>
+          <w:lang w:val="en-US"/>
+        </w:rPr>
+      </w:pPr>
+      <w:r>
+        <w:rPr>
+          <w:rFonts w:ascii="Courier New" w:hAnsi="Courier New" w:cs="Courier New"/>
+          <w:sz w:val="24"/>
+          <w:lang w:val="en-US"/>
+        </w:rPr>
+        <w:t xml:space="preserve">    for (int </w:t>
+      </w:r>
+      <w:proofErr w:type="spellStart"/>
+      <w:r>
+        <w:rPr>
+          <w:rFonts w:ascii="Courier New" w:hAnsi="Courier New" w:cs="Courier New"/>
+          <w:sz w:val="24"/>
+          <w:lang w:val="en-US"/>
+        </w:rPr>
+        <w:t>i</w:t>
+      </w:r>
+      <w:proofErr w:type="spellEnd"/>
+      <w:r>
+        <w:rPr>
+          <w:rFonts w:ascii="Courier New" w:hAnsi="Courier New" w:cs="Courier New"/>
+          <w:sz w:val="24"/>
+          <w:lang w:val="en-US"/>
+        </w:rPr>
+        <w:t xml:space="preserve"> = 0; </w:t>
+      </w:r>
+      <w:proofErr w:type="spellStart"/>
+      <w:r>
+        <w:rPr>
+          <w:rFonts w:ascii="Courier New" w:hAnsi="Courier New" w:cs="Courier New"/>
+          <w:sz w:val="24"/>
+          <w:lang w:val="en-US"/>
+        </w:rPr>
+        <w:t>i</w:t>
+      </w:r>
+      <w:proofErr w:type="spellEnd"/>
+      <w:r>
+        <w:rPr>
+          <w:rFonts w:ascii="Courier New" w:hAnsi="Courier New" w:cs="Courier New"/>
+          <w:sz w:val="24"/>
+          <w:lang w:val="en-US"/>
+        </w:rPr>
+        <w:t xml:space="preserve"> &lt; PRODUCER_COUNT; ++</w:t>
+      </w:r>
+      <w:proofErr w:type="spellStart"/>
+      <w:r>
+        <w:rPr>
+          <w:rFonts w:ascii="Courier New" w:hAnsi="Courier New" w:cs="Courier New"/>
+          <w:sz w:val="24"/>
+          <w:lang w:val="en-US"/>
+        </w:rPr>
+        <w:t>i</w:t>
+      </w:r>
+      <w:proofErr w:type="spellEnd"/>
+      <w:r>
+        <w:rPr>
+          <w:rFonts w:ascii="Courier New" w:hAnsi="Courier New" w:cs="Courier New"/>
+          <w:sz w:val="24"/>
+          <w:lang w:val="en-US"/>
+        </w:rPr>
+        <w:t>)</w:t>
+      </w:r>
+    </w:p>
+    <w:p>
+      <w:pPr>
+        <w:ind w:firstLine="0"/>
+        <w:jc w:val="left"/>
+        <w:rPr>
+          <w:rFonts w:ascii="Courier New" w:hAnsi="Courier New" w:cs="Courier New"/>
+          <w:sz w:val="24"/>
+          <w:lang w:val="en-US"/>
+        </w:rPr>
+      </w:pPr>
+      <w:r>
+        <w:rPr>
+          <w:rFonts w:ascii="Courier New" w:hAnsi="Courier New" w:cs="Courier New"/>
+          <w:sz w:val="24"/>
+          <w:lang w:val="en-US"/>
+        </w:rPr>
+        <w:t xml:space="preserve">        </w:t>
+      </w:r>
+      <w:proofErr w:type="spellStart"/>
+      <w:r>
+        <w:rPr>
+          <w:rFonts w:ascii="Courier New" w:hAnsi="Courier New" w:cs="Courier New"/>
+          <w:sz w:val="24"/>
+          <w:lang w:val="en-US"/>
+        </w:rPr>
+        <w:t>CloseHandle</w:t>
+      </w:r>
+      <w:proofErr w:type="spellEnd"/>
+      <w:r>
+        <w:rPr>
+          <w:rFonts w:ascii="Courier New" w:hAnsi="Courier New" w:cs="Courier New"/>
+          <w:sz w:val="24"/>
+          <w:lang w:val="en-US"/>
+        </w:rPr>
+        <w:t>(</w:t>
+      </w:r>
+      <w:proofErr w:type="spellStart"/>
+      <w:r>
+        <w:rPr>
+          <w:rFonts w:ascii="Courier New" w:hAnsi="Courier New" w:cs="Courier New"/>
+          <w:sz w:val="24"/>
+          <w:lang w:val="en-US"/>
+        </w:rPr>
+        <w:t>producerThreads</w:t>
+      </w:r>
+      <w:proofErr w:type="spellEnd"/>
+      <w:r>
+        <w:rPr>
+          <w:rFonts w:ascii="Courier New" w:hAnsi="Courier New" w:cs="Courier New"/>
+          <w:sz w:val="24"/>
+          <w:lang w:val="en-US"/>
+        </w:rPr>
+        <w:t>[</w:t>
+      </w:r>
+      <w:proofErr w:type="spellStart"/>
+      <w:r>
+        <w:rPr>
+          <w:rFonts w:ascii="Courier New" w:hAnsi="Courier New" w:cs="Courier New"/>
+          <w:sz w:val="24"/>
+          <w:lang w:val="en-US"/>
+        </w:rPr>
+        <w:t>i</w:t>
+      </w:r>
+      <w:proofErr w:type="spellEnd"/>
+      <w:r>
+        <w:rPr>
+          <w:rFonts w:ascii="Courier New" w:hAnsi="Courier New" w:cs="Courier New"/>
+          <w:sz w:val="24"/>
+          <w:lang w:val="en-US"/>
+        </w:rPr>
+        <w:t>]);</w:t>
+      </w:r>
+    </w:p>
+    <w:p>
+      <w:pPr>
+        <w:ind w:firstLine="0"/>
+        <w:jc w:val="left"/>
+        <w:rPr>
+          <w:rFonts w:ascii="Courier New" w:hAnsi="Courier New" w:cs="Courier New"/>
+          <w:sz w:val="24"/>
+          <w:lang w:val="en-US"/>
+        </w:rPr>
+      </w:pPr>
+      <w:r>
+        <w:rPr>
+          <w:rFonts w:ascii="Courier New" w:hAnsi="Courier New" w:cs="Courier New"/>
+          <w:sz w:val="24"/>
+          <w:lang w:val="en-US"/>
+        </w:rPr>
+        <w:t xml:space="preserve">    for (int </w:t>
+      </w:r>
+      <w:proofErr w:type="spellStart"/>
+      <w:r>
+        <w:rPr>
+          <w:rFonts w:ascii="Courier New" w:hAnsi="Courier New" w:cs="Courier New"/>
+          <w:sz w:val="24"/>
+          <w:lang w:val="en-US"/>
+        </w:rPr>
+        <w:t>i</w:t>
+      </w:r>
+      <w:proofErr w:type="spellEnd"/>
+      <w:r>
+        <w:rPr>
+          <w:rFonts w:ascii="Courier New" w:hAnsi="Courier New" w:cs="Courier New"/>
+          <w:sz w:val="24"/>
+          <w:lang w:val="en-US"/>
+        </w:rPr>
+        <w:t xml:space="preserve"> = 0; </w:t>
+      </w:r>
+      <w:proofErr w:type="spellStart"/>
+      <w:r>
+        <w:rPr>
+          <w:rFonts w:ascii="Courier New" w:hAnsi="Courier New" w:cs="Courier New"/>
+          <w:sz w:val="24"/>
+          <w:lang w:val="en-US"/>
+        </w:rPr>
+        <w:t>i</w:t>
+      </w:r>
+      <w:proofErr w:type="spellEnd"/>
+      <w:r>
+        <w:rPr>
+          <w:rFonts w:ascii="Courier New" w:hAnsi="Courier New" w:cs="Courier New"/>
+          <w:sz w:val="24"/>
+          <w:lang w:val="en-US"/>
+        </w:rPr>
+        <w:t xml:space="preserve"> &lt; CONSUMER_COUNT; ++</w:t>
+      </w:r>
+      <w:proofErr w:type="spellStart"/>
+      <w:r>
+        <w:rPr>
+          <w:rFonts w:ascii="Courier New" w:hAnsi="Courier New" w:cs="Courier New"/>
+          <w:sz w:val="24"/>
+          <w:lang w:val="en-US"/>
+        </w:rPr>
+        <w:t>i</w:t>
+      </w:r>
+      <w:proofErr w:type="spellEnd"/>
+      <w:r>
+        <w:rPr>
+          <w:rFonts w:ascii="Courier New" w:hAnsi="Courier New" w:cs="Courier New"/>
+          <w:sz w:val="24"/>
+          <w:lang w:val="en-US"/>
+        </w:rPr>
+        <w:t>)</w:t>
+      </w:r>
+    </w:p>
+    <w:p>
+      <w:pPr>
+        <w:ind w:firstLine="0"/>
+        <w:jc w:val="left"/>
+        <w:rPr>
+          <w:rFonts w:ascii="Courier New" w:hAnsi="Courier New" w:cs="Courier New"/>
+          <w:sz w:val="24"/>
+          <w:lang w:val="en-US"/>
+        </w:rPr>
+      </w:pPr>
+      <w:r>
+        <w:rPr>
+          <w:rFonts w:ascii="Courier New" w:hAnsi="Courier New" w:cs="Courier New"/>
+          <w:sz w:val="24"/>
+          <w:lang w:val="en-US"/>
+        </w:rPr>
+        <w:t xml:space="preserve">        </w:t>
+      </w:r>
+      <w:proofErr w:type="spellStart"/>
+      <w:r>
+        <w:rPr>
+          <w:rFonts w:ascii="Courier New" w:hAnsi="Courier New" w:cs="Courier New"/>
+          <w:sz w:val="24"/>
+          <w:lang w:val="en-US"/>
+        </w:rPr>
+        <w:t>CloseHandle</w:t>
+      </w:r>
+      <w:proofErr w:type="spellEnd"/>
+      <w:r>
+        <w:rPr>
+          <w:rFonts w:ascii="Courier New" w:hAnsi="Courier New" w:cs="Courier New"/>
+          <w:sz w:val="24"/>
+          <w:lang w:val="en-US"/>
+        </w:rPr>
+        <w:t>(</w:t>
+      </w:r>
+      <w:proofErr w:type="spellStart"/>
+      <w:r>
+        <w:rPr>
+          <w:rFonts w:ascii="Courier New" w:hAnsi="Courier New" w:cs="Courier New"/>
+          <w:sz w:val="24"/>
+          <w:lang w:val="en-US"/>
+        </w:rPr>
+        <w:t>consumerThreads</w:t>
+      </w:r>
+      <w:proofErr w:type="spellEnd"/>
+      <w:r>
+        <w:rPr>
+          <w:rFonts w:ascii="Courier New" w:hAnsi="Courier New" w:cs="Courier New"/>
+          <w:sz w:val="24"/>
+          <w:lang w:val="en-US"/>
+        </w:rPr>
+        <w:t>[</w:t>
+      </w:r>
+      <w:proofErr w:type="spellStart"/>
+      <w:r>
+        <w:rPr>
+          <w:rFonts w:ascii="Courier New" w:hAnsi="Courier New" w:cs="Courier New"/>
+          <w:sz w:val="24"/>
+          <w:lang w:val="en-US"/>
+        </w:rPr>
+        <w:t>i</w:t>
+      </w:r>
+      <w:proofErr w:type="spellEnd"/>
+      <w:r>
+        <w:rPr>
+          <w:rFonts w:ascii="Courier New" w:hAnsi="Courier New" w:cs="Courier New"/>
+          <w:sz w:val="24"/>
+          <w:lang w:val="en-US"/>
+        </w:rPr>
+        <w:t>]);</w:t>
+      </w:r>
+    </w:p>
+    <w:p>
+      <w:pPr>
+        <w:ind w:firstLine="0"/>
+        <w:jc w:val="left"/>
+        <w:rPr>
+          <w:rFonts w:ascii="Courier New" w:hAnsi="Courier New" w:cs="Courier New"/>
+          <w:sz w:val="24"/>
+          <w:lang w:val="en-US"/>
+        </w:rPr>
+      </w:pPr>
+      <w:r>
+        <w:rPr>
+          <w:rFonts w:ascii="Courier New" w:hAnsi="Courier New" w:cs="Courier New"/>
+          <w:sz w:val="24"/>
+          <w:lang w:val="en-US"/>
+        </w:rPr>
+        <w:t xml:space="preserve">    </w:t>
+      </w:r>
+      <w:proofErr w:type="spellStart"/>
+      <w:r>
+        <w:rPr>
+          <w:rFonts w:ascii="Courier New" w:hAnsi="Courier New" w:cs="Courier New"/>
+          <w:sz w:val="24"/>
+          <w:lang w:val="en-US"/>
+        </w:rPr>
+        <w:t>CloseHandle</w:t>
+      </w:r>
+      <w:proofErr w:type="spellEnd"/>
+      <w:r>
+        <w:rPr>
+          <w:rFonts w:ascii="Courier New" w:hAnsi="Courier New" w:cs="Courier New"/>
+          <w:sz w:val="24"/>
+          <w:lang w:val="en-US"/>
+        </w:rPr>
+        <w:t>(</w:t>
+      </w:r>
+      <w:proofErr w:type="spellStart"/>
+      <w:r>
+        <w:rPr>
+          <w:rFonts w:ascii="Courier New" w:hAnsi="Courier New" w:cs="Courier New"/>
+          <w:sz w:val="24"/>
+          <w:lang w:val="en-US"/>
+        </w:rPr>
+        <w:t>monitorThread</w:t>
+      </w:r>
+      <w:proofErr w:type="spellEnd"/>
+      <w:r>
+        <w:rPr>
+          <w:rFonts w:ascii="Courier New" w:hAnsi="Courier New" w:cs="Courier New"/>
+          <w:sz w:val="24"/>
+          <w:lang w:val="en-US"/>
+        </w:rPr>
+        <w:t>);</w:t>
+      </w:r>
+    </w:p>
+    <w:p>
+      <w:pPr>
+        <w:ind w:firstLine="0"/>
+        <w:jc w:val="left"/>
+        <w:rPr>
+          <w:rFonts w:ascii="Courier New" w:hAnsi="Courier New" w:cs="Courier New"/>
+          <w:sz w:val="24"/>
+          <w:lang w:val="en-US"/>
+        </w:rPr>
+      </w:pPr>
+    </w:p>
+    <w:p>
+      <w:pPr>
+        <w:ind w:firstLine="0"/>
+        <w:jc w:val="left"/>
+        <w:rPr>
+          <w:rFonts w:ascii="Courier New" w:hAnsi="Courier New" w:cs="Courier New"/>
+          <w:sz w:val="24"/>
+          <w:lang w:val="en-US"/>
+        </w:rPr>
+      </w:pPr>
+      <w:r>
+        <w:rPr>
+          <w:rFonts w:ascii="Courier New" w:hAnsi="Courier New" w:cs="Courier New"/>
+          <w:sz w:val="24"/>
+          <w:lang w:val="en-US"/>
+        </w:rPr>
+        <w:t xml:space="preserve">    </w:t>
+      </w:r>
+      <w:proofErr w:type="spellStart"/>
+      <w:r>
+        <w:rPr>
+          <w:rFonts w:ascii="Courier New" w:hAnsi="Courier New" w:cs="Courier New"/>
+          <w:sz w:val="24"/>
+          <w:lang w:val="en-US"/>
+        </w:rPr>
+        <w:t>CloseHandle</w:t>
+      </w:r>
+      <w:proofErr w:type="spellEnd"/>
+      <w:r>
+        <w:rPr>
+          <w:rFonts w:ascii="Courier New" w:hAnsi="Courier New" w:cs="Courier New"/>
+          <w:sz w:val="24"/>
+          <w:lang w:val="en-US"/>
+        </w:rPr>
+        <w:t>(</w:t>
+      </w:r>
+      <w:proofErr w:type="spellStart"/>
+      <w:r>
+        <w:rPr>
+          <w:rFonts w:ascii="Courier New" w:hAnsi="Courier New" w:cs="Courier New"/>
+          <w:sz w:val="24"/>
+          <w:lang w:val="en-US"/>
+        </w:rPr>
+        <w:t>g_freeBlocks</w:t>
+      </w:r>
+      <w:proofErr w:type="spellEnd"/>
+      <w:r>
+        <w:rPr>
+          <w:rFonts w:ascii="Courier New" w:hAnsi="Courier New" w:cs="Courier New"/>
+          <w:sz w:val="24"/>
+          <w:lang w:val="en-US"/>
+        </w:rPr>
+        <w:t>);</w:t>
+      </w:r>
+    </w:p>
+    <w:p>
+      <w:pPr>
+        <w:ind w:firstLine="0"/>
+        <w:jc w:val="left"/>
+        <w:rPr>
+          <w:rFonts w:ascii="Courier New" w:hAnsi="Courier New" w:cs="Courier New"/>
+          <w:sz w:val="24"/>
+          <w:lang w:val="en-US"/>
+        </w:rPr>
+      </w:pPr>
+      <w:r>
+        <w:rPr>
+          <w:rFonts w:ascii="Courier New" w:hAnsi="Courier New" w:cs="Courier New"/>
+          <w:sz w:val="24"/>
+          <w:lang w:val="en-US"/>
+        </w:rPr>
+        <w:t xml:space="preserve">    </w:t>
+      </w:r>
+      <w:proofErr w:type="spellStart"/>
+      <w:r>
+        <w:rPr>
+          <w:rFonts w:ascii="Courier New" w:hAnsi="Courier New" w:cs="Courier New"/>
+          <w:sz w:val="24"/>
+          <w:lang w:val="en-US"/>
+        </w:rPr>
+        <w:t>CloseHandle</w:t>
+      </w:r>
+      <w:proofErr w:type="spellEnd"/>
+      <w:r>
+        <w:rPr>
+          <w:rFonts w:ascii="Courier New" w:hAnsi="Courier New" w:cs="Courier New"/>
+          <w:sz w:val="24"/>
+          <w:lang w:val="en-US"/>
+        </w:rPr>
+        <w:t>(</w:t>
+      </w:r>
+      <w:proofErr w:type="spellStart"/>
+      <w:r>
+        <w:rPr>
+          <w:rFonts w:ascii="Courier New" w:hAnsi="Courier New" w:cs="Courier New"/>
+          <w:sz w:val="24"/>
+          <w:lang w:val="en-US"/>
+        </w:rPr>
+        <w:t>g_fullBlocks</w:t>
+      </w:r>
+      <w:proofErr w:type="spellEnd"/>
+      <w:r>
+        <w:rPr>
+          <w:rFonts w:ascii="Courier New" w:hAnsi="Courier New" w:cs="Courier New"/>
+          <w:sz w:val="24"/>
+          <w:lang w:val="en-US"/>
+        </w:rPr>
+        <w:t>);</w:t>
+      </w:r>
+    </w:p>
+    <w:p>
+      <w:pPr>
+        <w:ind w:firstLine="0"/>
+        <w:jc w:val="left"/>
+        <w:rPr>
+          <w:rFonts w:ascii="Courier New" w:hAnsi="Courier New" w:cs="Courier New"/>
+          <w:sz w:val="24"/>
+          <w:lang w:val="en-US"/>
+        </w:rPr>
+      </w:pPr>
+    </w:p>
+    <w:p>
+      <w:pPr>
+        <w:ind w:firstLine="0"/>
+        <w:jc w:val="left"/>
+        <w:rPr>
+          <w:rFonts w:ascii="Courier New" w:hAnsi="Courier New" w:cs="Courier New"/>
+          <w:sz w:val="24"/>
+          <w:lang w:val="en-US"/>
+        </w:rPr>
+      </w:pPr>
+      <w:r>
+        <w:rPr>
+          <w:rFonts w:ascii="Courier New" w:hAnsi="Courier New" w:cs="Courier New"/>
+          <w:sz w:val="24"/>
+          <w:lang w:val="en-US"/>
+        </w:rPr>
+        <w:t xml:space="preserve">    </w:t>
+      </w:r>
+      <w:proofErr w:type="spellStart"/>
+      <w:r>
+        <w:rPr>
+          <w:rFonts w:ascii="Courier New" w:hAnsi="Courier New" w:cs="Courier New"/>
+          <w:sz w:val="24"/>
+          <w:lang w:val="en-US"/>
+        </w:rPr>
+        <w:t>DeleteCriticalSection</w:t>
+      </w:r>
+      <w:proofErr w:type="spellEnd"/>
+      <w:r>
+        <w:rPr>
+          <w:rFonts w:ascii="Courier New" w:hAnsi="Courier New" w:cs="Courier New"/>
+          <w:sz w:val="24"/>
+          <w:lang w:val="en-US"/>
+        </w:rPr>
+        <w:t>(&amp;</w:t>
+      </w:r>
+      <w:proofErr w:type="spellStart"/>
+      <w:r>
+        <w:rPr>
+          <w:rFonts w:ascii="Courier New" w:hAnsi="Courier New" w:cs="Courier New"/>
+          <w:sz w:val="24"/>
+          <w:lang w:val="en-US"/>
+        </w:rPr>
+        <w:t>g_queueCS</w:t>
+      </w:r>
+      <w:proofErr w:type="spellEnd"/>
+      <w:r>
+        <w:rPr>
+          <w:rFonts w:ascii="Courier New" w:hAnsi="Courier New" w:cs="Courier New"/>
+          <w:sz w:val="24"/>
+          <w:lang w:val="en-US"/>
+        </w:rPr>
+        <w:t>);</w:t>
+      </w:r>
+    </w:p>
+    <w:p>
+      <w:pPr>
+        <w:ind w:firstLine="0"/>
+        <w:jc w:val="left"/>
+        <w:rPr>
+          <w:rFonts w:ascii="Courier New" w:hAnsi="Courier New" w:cs="Courier New"/>
+          <w:sz w:val="24"/>
+          <w:lang w:val="en-US"/>
+        </w:rPr>
+      </w:pPr>
+      <w:r>
+        <w:rPr>
+          <w:rFonts w:ascii="Courier New" w:hAnsi="Courier New" w:cs="Courier New"/>
+          <w:sz w:val="24"/>
+          <w:lang w:val="en-US"/>
+        </w:rPr>
+        <w:t xml:space="preserve">    </w:t>
+      </w:r>
+      <w:proofErr w:type="spellStart"/>
+      <w:r>
+        <w:rPr>
+          <w:rFonts w:ascii="Courier New" w:hAnsi="Courier New" w:cs="Courier New"/>
+          <w:sz w:val="24"/>
+          <w:lang w:val="en-US"/>
+        </w:rPr>
+        <w:t>DeleteCriticalSection</w:t>
+      </w:r>
+      <w:proofErr w:type="spellEnd"/>
+      <w:r>
+        <w:rPr>
+          <w:rFonts w:ascii="Courier New" w:hAnsi="Courier New" w:cs="Courier New"/>
+          <w:sz w:val="24"/>
+          <w:lang w:val="en-US"/>
+        </w:rPr>
+        <w:t>(&amp;</w:t>
+      </w:r>
+      <w:proofErr w:type="spellStart"/>
+      <w:r>
+        <w:rPr>
+          <w:rFonts w:ascii="Courier New" w:hAnsi="Courier New" w:cs="Courier New"/>
+          <w:sz w:val="24"/>
+          <w:lang w:val="en-US"/>
+        </w:rPr>
+        <w:t>g_ioCS</w:t>
+      </w:r>
+      <w:proofErr w:type="spellEnd"/>
+      <w:r>
+        <w:rPr>
+          <w:rFonts w:ascii="Courier New" w:hAnsi="Courier New" w:cs="Courier New"/>
+          <w:sz w:val="24"/>
+          <w:lang w:val="en-US"/>
+        </w:rPr>
+        <w:t>);</w:t>
+      </w:r>
+    </w:p>
+    <w:p>
+      <w:pPr>
+        <w:ind w:firstLine="0"/>
+        <w:jc w:val="left"/>
+        <w:rPr>
+          <w:rFonts w:ascii="Courier New" w:hAnsi="Courier New" w:cs="Courier New"/>
+          <w:sz w:val="24"/>
+          <w:lang w:val="en-US"/>
+        </w:rPr>
+      </w:pPr>
+    </w:p>
+    <w:p>
+      <w:pPr>
+        <w:ind w:firstLine="0"/>
+        <w:jc w:val="left"/>
+        <w:rPr>
+          <w:rFonts w:ascii="Courier New" w:hAnsi="Courier New" w:cs="Courier New"/>
+          <w:sz w:val="24"/>
+          <w:lang w:val="en-US"/>
+        </w:rPr>
+      </w:pPr>
+      <w:r>
+        <w:rPr>
+          <w:rFonts w:ascii="Courier New" w:hAnsi="Courier New" w:cs="Courier New"/>
+          <w:sz w:val="24"/>
+          <w:lang w:val="en-US"/>
+        </w:rPr>
+        <w:t xml:space="preserve">    </w:t>
+      </w:r>
+      <w:proofErr w:type="gramStart"/>
+      <w:r>
+        <w:rPr>
+          <w:rFonts w:ascii="Courier New" w:hAnsi="Courier New" w:cs="Courier New"/>
+          <w:sz w:val="24"/>
+          <w:lang w:val="en-US"/>
+        </w:rPr>
+        <w:t>std::</w:t>
+      </w:r>
+      <w:proofErr w:type="spellStart"/>
+      <w:proofErr w:type="gramEnd"/>
+      <w:r>
+        <w:rPr>
+          <w:rFonts w:ascii="Courier New" w:hAnsi="Courier New" w:cs="Courier New"/>
+          <w:sz w:val="24"/>
+          <w:lang w:val="en-US"/>
+        </w:rPr>
+        <w:t>cout</w:t>
+      </w:r>
+      <w:proofErr w:type="spellEnd"/>
+      <w:r>
+        <w:rPr>
+          <w:rFonts w:ascii="Courier New" w:hAnsi="Courier New" w:cs="Courier New"/>
+          <w:sz w:val="24"/>
+          <w:lang w:val="en-US"/>
+        </w:rPr>
+        <w:t xml:space="preserve"> &lt;&lt; "\</w:t>
+      </w:r>
+      <w:proofErr w:type="spellStart"/>
+      <w:r>
+        <w:rPr>
+          <w:rFonts w:ascii="Courier New" w:hAnsi="Courier New" w:cs="Courier New"/>
+          <w:sz w:val="24"/>
+          <w:lang w:val="en-US"/>
+        </w:rPr>
+        <w:t>nProduced</w:t>
+      </w:r>
+      <w:proofErr w:type="spellEnd"/>
+      <w:r>
+        <w:rPr>
+          <w:rFonts w:ascii="Courier New" w:hAnsi="Courier New" w:cs="Courier New"/>
+          <w:sz w:val="24"/>
+          <w:lang w:val="en-US"/>
+        </w:rPr>
+        <w:t xml:space="preserve">: " &lt;&lt; </w:t>
+      </w:r>
+      <w:proofErr w:type="spellStart"/>
+      <w:r>
+        <w:rPr>
+          <w:rFonts w:ascii="Courier New" w:hAnsi="Courier New" w:cs="Courier New"/>
+          <w:sz w:val="24"/>
+          <w:lang w:val="en-US"/>
+        </w:rPr>
+        <w:t>g_itemsProduced</w:t>
+      </w:r>
+      <w:proofErr w:type="spellEnd"/>
+    </w:p>
+    <w:p>
+      <w:pPr>
+        <w:ind w:firstLine="0"/>
+        <w:jc w:val="left"/>
+        <w:rPr>
+          <w:rFonts w:ascii="Courier New" w:hAnsi="Courier New" w:cs="Courier New"/>
+          <w:sz w:val="24"/>
+          <w:lang w:val="en-US"/>
+        </w:rPr>
+      </w:pPr>
+      <w:r>
+        <w:rPr>
+          <w:rFonts w:ascii="Courier New" w:hAnsi="Courier New" w:cs="Courier New"/>
+          <w:sz w:val="24"/>
+          <w:lang w:val="en-US"/>
+        </w:rPr>
+        <w:t xml:space="preserve">        &lt;&lt; ", consumed: " &lt;&lt; </w:t>
+      </w:r>
+      <w:proofErr w:type="spellStart"/>
+      <w:r>
+        <w:rPr>
+          <w:rFonts w:ascii="Courier New" w:hAnsi="Courier New" w:cs="Courier New"/>
+          <w:sz w:val="24"/>
+          <w:lang w:val="en-US"/>
+        </w:rPr>
+        <w:t>g_itemsConsumed</w:t>
+      </w:r>
+      <w:proofErr w:type="spellEnd"/>
+      <w:r>
+        <w:rPr>
+          <w:rFonts w:ascii="Courier New" w:hAnsi="Courier New" w:cs="Courier New"/>
+          <w:sz w:val="24"/>
+          <w:lang w:val="en-US"/>
+        </w:rPr>
+        <w:t xml:space="preserve"> &lt;&lt; "\n";</w:t>
+      </w:r>
+    </w:p>
+    <w:p>
+      <w:pPr>
+        <w:ind w:firstLine="0"/>
+        <w:jc w:val="left"/>
+        <w:rPr>
+          <w:rFonts w:ascii="Courier New" w:hAnsi="Courier New" w:cs="Courier New"/>
+          <w:sz w:val="24"/>
+          <w:lang w:val="en-US"/>
+        </w:rPr>
+      </w:pPr>
+      <w:r>
+        <w:rPr>
+          <w:rFonts w:ascii="Courier New" w:hAnsi="Courier New" w:cs="Courier New"/>
+          <w:sz w:val="24"/>
+          <w:lang w:val="en-US"/>
+        </w:rPr>
+        <w:t xml:space="preserve">    </w:t>
+      </w:r>
+      <w:proofErr w:type="gramStart"/>
+      <w:r>
+        <w:rPr>
+          <w:rFonts w:ascii="Courier New" w:hAnsi="Courier New" w:cs="Courier New"/>
+          <w:sz w:val="24"/>
+          <w:lang w:val="en-US"/>
+        </w:rPr>
+        <w:t>std::</w:t>
+      </w:r>
+      <w:proofErr w:type="spellStart"/>
+      <w:proofErr w:type="gramEnd"/>
+      <w:r>
+        <w:rPr>
+          <w:rFonts w:ascii="Courier New" w:hAnsi="Courier New" w:cs="Courier New"/>
+          <w:sz w:val="24"/>
+          <w:lang w:val="en-US"/>
+        </w:rPr>
+        <w:t>cout</w:t>
+      </w:r>
+      <w:proofErr w:type="spellEnd"/>
+      <w:r>
+        <w:rPr>
+          <w:rFonts w:ascii="Courier New" w:hAnsi="Courier New" w:cs="Courier New"/>
+          <w:sz w:val="24"/>
+          <w:lang w:val="en-US"/>
+        </w:rPr>
+        <w:t xml:space="preserve"> &lt;&lt; "Total time: " &lt;&lt; (end - start) &lt;&lt; " </w:t>
+      </w:r>
+      <w:proofErr w:type="spellStart"/>
+      <w:r>
+        <w:rPr>
+          <w:rFonts w:ascii="Courier New" w:hAnsi="Courier New" w:cs="Courier New"/>
+          <w:sz w:val="24"/>
+          <w:lang w:val="en-US"/>
+        </w:rPr>
+        <w:t>ms</w:t>
+      </w:r>
+      <w:proofErr w:type="spellEnd"/>
+      <w:r>
+        <w:rPr>
+          <w:rFonts w:ascii="Courier New" w:hAnsi="Courier New" w:cs="Courier New"/>
+          <w:sz w:val="24"/>
+          <w:lang w:val="en-US"/>
+        </w:rPr>
+        <w:t>\n";</w:t>
+      </w:r>
+    </w:p>
+    <w:p>
+      <w:pPr>
+        <w:ind w:firstLine="0"/>
+        <w:jc w:val="left"/>
+        <w:rPr>
+          <w:rFonts w:ascii="Courier New" w:hAnsi="Courier New" w:cs="Courier New"/>
+          <w:sz w:val="24"/>
+          <w:lang w:val="en-US"/>
+        </w:rPr>
+      </w:pPr>
+      <w:r>
+        <w:rPr>
+          <w:rFonts w:ascii="Courier New" w:hAnsi="Courier New" w:cs="Courier New"/>
+          <w:sz w:val="24"/>
+          <w:lang w:val="en-US"/>
+        </w:rPr>
+        <w:t xml:space="preserve">    </w:t>
+      </w:r>
+      <w:proofErr w:type="gramStart"/>
+      <w:r>
+        <w:rPr>
+          <w:rFonts w:ascii="Courier New" w:hAnsi="Courier New" w:cs="Courier New"/>
+          <w:sz w:val="24"/>
+          <w:lang w:val="en-US"/>
+        </w:rPr>
+        <w:t>std::</w:t>
+      </w:r>
+      <w:proofErr w:type="spellStart"/>
+      <w:proofErr w:type="gramEnd"/>
+      <w:r>
+        <w:rPr>
+          <w:rFonts w:ascii="Courier New" w:hAnsi="Courier New" w:cs="Courier New"/>
+          <w:sz w:val="24"/>
+          <w:lang w:val="en-US"/>
+        </w:rPr>
+        <w:t>cout</w:t>
+      </w:r>
+      <w:proofErr w:type="spellEnd"/>
+      <w:r>
+        <w:rPr>
+          <w:rFonts w:ascii="Courier New" w:hAnsi="Courier New" w:cs="Courier New"/>
+          <w:sz w:val="24"/>
+          <w:lang w:val="en-US"/>
+        </w:rPr>
+        <w:t xml:space="preserve"> &lt;&lt; "Press Enter...\n";</w:t>
+      </w:r>
+    </w:p>
+    <w:p>
+      <w:pPr>
+        <w:ind w:firstLine="0"/>
+        <w:jc w:val="left"/>
+        <w:rPr>
+          <w:rFonts w:ascii="Courier New" w:hAnsi="Courier New" w:cs="Courier New"/>
+          <w:sz w:val="24"/>
+          <w:lang w:val="en-US"/>
+        </w:rPr>
+      </w:pPr>
+      <w:r>
+        <w:rPr>
+          <w:rFonts w:ascii="Courier New" w:hAnsi="Courier New" w:cs="Courier New"/>
+          <w:sz w:val="24"/>
+          <w:lang w:val="en-US"/>
+        </w:rPr>
+        <w:t xml:space="preserve">    </w:t>
+      </w:r>
+      <w:proofErr w:type="gramStart"/>
+      <w:r>
+        <w:rPr>
+          <w:rFonts w:ascii="Courier New" w:hAnsi="Courier New" w:cs="Courier New"/>
+          <w:sz w:val="24"/>
+          <w:lang w:val="en-US"/>
+        </w:rPr>
+        <w:t>std::</w:t>
+      </w:r>
+      <w:proofErr w:type="spellStart"/>
+      <w:proofErr w:type="gramEnd"/>
+      <w:r>
+        <w:rPr>
+          <w:rFonts w:ascii="Courier New" w:hAnsi="Courier New" w:cs="Courier New"/>
+          <w:sz w:val="24"/>
+          <w:lang w:val="en-US"/>
+        </w:rPr>
+        <w:t>cin.get</w:t>
+      </w:r>
+      <w:proofErr w:type="spellEnd"/>
+      <w:r>
+        <w:rPr>
+          <w:rFonts w:ascii="Courier New" w:hAnsi="Courier New" w:cs="Courier New"/>
+          <w:sz w:val="24"/>
+          <w:lang w:val="en-US"/>
+        </w:rPr>
+        <w:t>();</w:t>
       </w:r>
     </w:p>
     <w:p>
